--- a/data/revised_2026-10_full/tracked/v2/Core_Mathematics/SS1.2_Indices_and_Logarithms/Core_Mathematics_Indices_and_Logarithms_CBE_LessonSequence_TRACKED.docx
+++ b/data/revised_2026-10_full/tracked/v2/Core_Mathematics/SS1.2_Indices_and_Logarithms/Core_Mathematics_Indices_and_Logarithms_CBE_LessonSequence_TRACKED.docx
@@ -440,7 +440,7 @@
               </w:rPr>
               <w:t xml:space="preserve">8 lessons</w:t>
             </w:r>
-            <w:ins w:id="9001" w:author="Claude (AI) - proposed" w:date="2026-10-15T20:13:44Z">
+            <w:ins w:id="9001" w:author="Claude (AI) - proposed" w:date="2026-10-18T00:27:12Z">
               <w:r>
                 <w:rPr>
                   <w:rFonts w:ascii="Arial" w:cs="Arial" w:eastAsia="Arial" w:hAnsi="Arial"/>
@@ -468,7 +468,7 @@
               </w:rPr>
               <w:t xml:space="preserve"> × 40 minutes = </w:t>
             </w:r>
-            <w:del w:id="9002" w:author="Claude (AI) - proposed" w:date="2026-10-15T20:13:44Z">
+            <w:del w:id="9002" w:author="Claude (AI) - proposed" w:date="2026-10-18T00:27:12Z">
               <w:r>
                 <w:rPr>
                   <w:rFonts w:ascii="Arial" w:cs="Arial" w:eastAsia="Arial" w:hAnsi="Arial"/>
@@ -483,7 +483,7 @@
                 <w:delText xml:space="preserve">320</w:delText>
               </w:r>
             </w:del>
-            <w:ins w:id="9003" w:author="Claude (AI) - proposed" w:date="2026-10-15T20:13:44Z">
+            <w:ins w:id="9003" w:author="Claude (AI) - proposed" w:date="2026-10-18T00:27:12Z">
               <w:r>
                 <w:rPr>
                   <w:rFonts w:ascii="Arial" w:cs="Arial" w:eastAsia="Arial" w:hAnsi="Arial"/>
@@ -566,10 +566,10 @@
               <w:ind w:left="360" w:hanging="180"/>
               <w:jc w:val="left"/>
               <w:rPr>
-                <w:ins w:id="9005" w:author="Claude (AI) - proposed" w:date="2026-10-15T20:13:44Z"/>
-              </w:rPr>
-            </w:pPr>
-            <w:ins w:id="9004" w:author="Claude (AI) - proposed" w:date="2026-10-15T20:13:44Z">
+                <w:ins w:id="9005" w:author="Claude (AI) - proposed" w:date="2026-10-18T00:27:12Z"/>
+              </w:rPr>
+            </w:pPr>
+            <w:ins w:id="9004" w:author="Claude (AI) - proposed" w:date="2026-10-18T00:27:12Z">
               <w:r>
                 <w:rPr>
                   <w:rFonts w:ascii="Arial" w:cs="Arial" w:eastAsia="Arial" w:hAnsi="Arial"/>
@@ -591,10 +591,10 @@
               <w:ind w:left="360" w:hanging="180"/>
               <w:jc w:val="left"/>
               <w:rPr>
-                <w:ins w:id="9007" w:author="Claude (AI) - proposed" w:date="2026-10-15T20:13:44Z"/>
-              </w:rPr>
-            </w:pPr>
-            <w:ins w:id="9006" w:author="Claude (AI) - proposed" w:date="2026-10-15T20:13:44Z">
+                <w:ins w:id="9007" w:author="Claude (AI) - proposed" w:date="2026-10-18T00:27:12Z"/>
+              </w:rPr>
+            </w:pPr>
+            <w:ins w:id="9006" w:author="Claude (AI) - proposed" w:date="2026-10-18T00:27:12Z">
               <w:r>
                 <w:rPr>
                   <w:rFonts w:ascii="Arial" w:cs="Arial" w:eastAsia="Arial" w:hAnsi="Arial"/>
@@ -616,10 +616,10 @@
               <w:ind w:left="360" w:hanging="180"/>
               <w:jc w:val="left"/>
               <w:rPr>
-                <w:del w:id="9009" w:author="Claude (AI) - proposed" w:date="2026-10-15T20:13:44Z"/>
-              </w:rPr>
-            </w:pPr>
-            <w:del w:id="9008" w:author="Claude (AI) - proposed" w:date="2026-10-15T20:13:44Z">
+                <w:del w:id="9009" w:author="Claude (AI) - proposed" w:date="2026-10-18T00:27:12Z"/>
+              </w:rPr>
+            </w:pPr>
+            <w:del w:id="9008" w:author="Claude (AI) - proposed" w:date="2026-10-18T00:27:12Z">
               <w:r>
                 <w:rPr>
                   <w:rFonts w:ascii="Arial" w:cs="Arial" w:eastAsia="Arial" w:hAnsi="Arial"/>
@@ -641,10 +641,10 @@
               <w:ind w:left="360" w:hanging="180"/>
               <w:jc w:val="left"/>
               <w:rPr>
-                <w:del w:id="9011" w:author="Claude (AI) - proposed" w:date="2026-10-15T20:13:44Z"/>
-              </w:rPr>
-            </w:pPr>
-            <w:del w:id="9010" w:author="Claude (AI) - proposed" w:date="2026-10-15T20:13:44Z">
+                <w:del w:id="9011" w:author="Claude (AI) - proposed" w:date="2026-10-18T00:27:12Z"/>
+              </w:rPr>
+            </w:pPr>
+            <w:del w:id="9010" w:author="Claude (AI) - proposed" w:date="2026-10-18T00:27:12Z">
               <w:r>
                 <w:rPr>
                   <w:rFonts w:ascii="Arial" w:cs="Arial" w:eastAsia="Arial" w:hAnsi="Arial"/>
@@ -666,10 +666,10 @@
               <w:ind w:left="360" w:hanging="180"/>
               <w:jc w:val="left"/>
               <w:rPr>
-                <w:del w:id="9013" w:author="Claude (AI) - proposed" w:date="2026-10-15T20:13:44Z"/>
-              </w:rPr>
-            </w:pPr>
-            <w:del w:id="9012" w:author="Claude (AI) - proposed" w:date="2026-10-15T20:13:44Z">
+                <w:del w:id="9013" w:author="Claude (AI) - proposed" w:date="2026-10-18T00:27:12Z"/>
+              </w:rPr>
+            </w:pPr>
+            <w:del w:id="9012" w:author="Claude (AI) - proposed" w:date="2026-10-18T00:27:12Z">
               <w:r>
                 <w:rPr>
                   <w:rFonts w:ascii="Arial" w:cs="Arial" w:eastAsia="Arial" w:hAnsi="Arial"/>
@@ -691,10 +691,10 @@
               <w:ind w:left="360" w:hanging="180"/>
               <w:jc w:val="left"/>
               <w:rPr>
-                <w:del w:id="9015" w:author="Claude (AI) - proposed" w:date="2026-10-15T20:13:44Z"/>
-              </w:rPr>
-            </w:pPr>
-            <w:del w:id="9014" w:author="Claude (AI) - proposed" w:date="2026-10-15T20:13:44Z">
+                <w:del w:id="9015" w:author="Claude (AI) - proposed" w:date="2026-10-18T00:27:12Z"/>
+              </w:rPr>
+            </w:pPr>
+            <w:del w:id="9014" w:author="Claude (AI) - proposed" w:date="2026-10-18T00:27:12Z">
               <w:r>
                 <w:rPr>
                   <w:rFonts w:ascii="Arial" w:cs="Arial" w:eastAsia="Arial" w:hAnsi="Arial"/>
@@ -716,10 +716,10 @@
               <w:ind w:left="360" w:hanging="180"/>
               <w:jc w:val="left"/>
               <w:rPr>
-                <w:del w:id="9017" w:author="Claude (AI) - proposed" w:date="2026-10-15T20:13:44Z"/>
-              </w:rPr>
-            </w:pPr>
-            <w:del w:id="9016" w:author="Claude (AI) - proposed" w:date="2026-10-15T20:13:44Z">
+                <w:del w:id="9017" w:author="Claude (AI) - proposed" w:date="2026-10-18T00:27:12Z"/>
+              </w:rPr>
+            </w:pPr>
+            <w:del w:id="9016" w:author="Claude (AI) - proposed" w:date="2026-10-18T00:27:12Z">
               <w:r>
                 <w:rPr>
                   <w:rFonts w:ascii="Arial" w:cs="Arial" w:eastAsia="Arial" w:hAnsi="Arial"/>
@@ -741,10 +741,10 @@
               <w:ind w:left="360" w:hanging="180"/>
               <w:jc w:val="left"/>
               <w:rPr>
-                <w:del w:id="9019" w:author="Claude (AI) - proposed" w:date="2026-10-15T20:13:44Z"/>
-              </w:rPr>
-            </w:pPr>
-            <w:del w:id="9018" w:author="Claude (AI) - proposed" w:date="2026-10-15T20:13:44Z">
+                <w:del w:id="9019" w:author="Claude (AI) - proposed" w:date="2026-10-18T00:27:12Z"/>
+              </w:rPr>
+            </w:pPr>
+            <w:del w:id="9018" w:author="Claude (AI) - proposed" w:date="2026-10-18T00:27:12Z">
               <w:r>
                 <w:rPr>
                   <w:rFonts w:ascii="Arial" w:cs="Arial" w:eastAsia="Arial" w:hAnsi="Arial"/>
@@ -766,10 +766,10 @@
               <w:ind w:left="360" w:hanging="180"/>
               <w:jc w:val="left"/>
               <w:rPr>
-                <w:del w:id="9021" w:author="Claude (AI) - proposed" w:date="2026-10-15T20:13:44Z"/>
-              </w:rPr>
-            </w:pPr>
-            <w:del w:id="9020" w:author="Claude (AI) - proposed" w:date="2026-10-15T20:13:44Z">
+                <w:del w:id="9021" w:author="Claude (AI) - proposed" w:date="2026-10-18T00:27:12Z"/>
+              </w:rPr>
+            </w:pPr>
+            <w:del w:id="9020" w:author="Claude (AI) - proposed" w:date="2026-10-18T00:27:12Z">
               <w:r>
                 <w:rPr>
                   <w:rFonts w:ascii="Arial" w:cs="Arial" w:eastAsia="Arial" w:hAnsi="Arial"/>
@@ -791,10 +791,10 @@
               <w:ind w:left="360" w:hanging="180"/>
               <w:jc w:val="left"/>
               <w:rPr>
-                <w:del w:id="9023" w:author="Claude (AI) - proposed" w:date="2026-10-15T20:13:44Z"/>
-              </w:rPr>
-            </w:pPr>
-            <w:del w:id="9022" w:author="Claude (AI) - proposed" w:date="2026-10-15T20:13:44Z">
+                <w:del w:id="9023" w:author="Claude (AI) - proposed" w:date="2026-10-18T00:27:12Z"/>
+              </w:rPr>
+            </w:pPr>
+            <w:del w:id="9022" w:author="Claude (AI) - proposed" w:date="2026-10-18T00:27:12Z">
               <w:r>
                 <w:rPr>
                   <w:rFonts w:ascii="Arial" w:cs="Arial" w:eastAsia="Arial" w:hAnsi="Arial"/>
@@ -829,7 +829,7 @@
               </w:rPr>
               <w:t xml:space="preserve">–  Application of </w:t>
             </w:r>
-            <w:del w:id="9024" w:author="Claude (AI) - proposed" w:date="2026-10-15T20:13:44Z">
+            <w:del w:id="9024" w:author="Claude (AI) - proposed" w:date="2026-10-18T00:27:12Z">
               <w:r>
                 <w:rPr>
                   <w:rFonts w:ascii="Arial" w:cs="Arial" w:eastAsia="Arial" w:hAnsi="Arial"/>
@@ -844,7 +844,7 @@
                 <w:delText xml:space="preserve">logarithms in division of numbers</w:delText>
               </w:r>
             </w:del>
-            <w:ins w:id="9025" w:author="Claude (AI) - proposed" w:date="2026-10-15T20:13:44Z">
+            <w:ins w:id="9025" w:author="Claude (AI) - proposed" w:date="2026-10-18T00:27:12Z">
               <w:r>
                 <w:rPr>
                   <w:rFonts w:ascii="Arial" w:cs="Arial" w:eastAsia="Arial" w:hAnsi="Arial"/>
@@ -866,10 +866,10 @@
               <w:ind w:left="360" w:hanging="180"/>
               <w:jc w:val="left"/>
               <w:rPr>
-                <w:del w:id="9027" w:author="Claude (AI) - proposed" w:date="2026-10-15T20:13:44Z"/>
-              </w:rPr>
-            </w:pPr>
-            <w:del w:id="9026" w:author="Claude (AI) - proposed" w:date="2026-10-15T20:13:44Z">
+                <w:del w:id="9027" w:author="Claude (AI) - proposed" w:date="2026-10-18T00:27:12Z"/>
+              </w:rPr>
+            </w:pPr>
+            <w:del w:id="9026" w:author="Claude (AI) - proposed" w:date="2026-10-18T00:27:12Z">
               <w:r>
                 <w:rPr>
                   <w:rFonts w:ascii="Arial" w:cs="Arial" w:eastAsia="Arial" w:hAnsi="Arial"/>
@@ -891,10 +891,10 @@
               <w:ind w:left="360" w:hanging="180"/>
               <w:jc w:val="left"/>
               <w:rPr>
-                <w:del w:id="9029" w:author="Claude (AI) - proposed" w:date="2026-10-15T20:13:44Z"/>
-              </w:rPr>
-            </w:pPr>
-            <w:del w:id="9028" w:author="Claude (AI) - proposed" w:date="2026-10-15T20:13:44Z">
+                <w:del w:id="9029" w:author="Claude (AI) - proposed" w:date="2026-10-18T00:27:12Z"/>
+              </w:rPr>
+            </w:pPr>
+            <w:del w:id="9028" w:author="Claude (AI) - proposed" w:date="2026-10-18T00:27:12Z">
               <w:r>
                 <w:rPr>
                   <w:rFonts w:ascii="Arial" w:cs="Arial" w:eastAsia="Arial" w:hAnsi="Arial"/>
@@ -916,10 +916,10 @@
               <w:ind w:left="360" w:hanging="180"/>
               <w:jc w:val="left"/>
               <w:rPr>
-                <w:del w:id="9031" w:author="Claude (AI) - proposed" w:date="2026-10-15T20:13:44Z"/>
-              </w:rPr>
-            </w:pPr>
-            <w:del w:id="9030" w:author="Claude (AI) - proposed" w:date="2026-10-15T20:13:44Z">
+                <w:del w:id="9031" w:author="Claude (AI) - proposed" w:date="2026-10-18T00:27:12Z"/>
+              </w:rPr>
+            </w:pPr>
+            <w:del w:id="9030" w:author="Claude (AI) - proposed" w:date="2026-10-18T00:27:12Z">
               <w:r>
                 <w:rPr>
                   <w:rFonts w:ascii="Arial" w:cs="Arial" w:eastAsia="Arial" w:hAnsi="Arial"/>
@@ -1009,10 +1009,10 @@
               <w:spacing w:after="40" w:before="0"/>
               <w:jc w:val="left"/>
               <w:rPr>
-                <w:ins w:id="9033" w:author="Claude (AI) - proposed" w:date="2026-10-15T20:13:44Z"/>
-              </w:rPr>
-            </w:pPr>
-            <w:ins w:id="9032" w:author="Claude (AI) - proposed" w:date="2026-10-15T20:13:44Z">
+                <w:ins w:id="9033" w:author="Claude (AI) - proposed" w:date="2026-10-18T00:27:12Z"/>
+              </w:rPr>
+            </w:pPr>
+            <w:ins w:id="9032" w:author="Claude (AI) - proposed" w:date="2026-10-18T00:27:12Z">
               <w:r>
                 <w:rPr>
                   <w:rFonts w:ascii="Arial" w:cs="Arial" w:eastAsia="Arial" w:hAnsi="Arial"/>
@@ -1034,10 +1034,10 @@
               <w:spacing w:after="40" w:before="0"/>
               <w:jc w:val="left"/>
               <w:rPr>
-                <w:del w:id="9035" w:author="Claude (AI) - proposed" w:date="2026-10-15T20:13:44Z"/>
-              </w:rPr>
-            </w:pPr>
-            <w:del w:id="9034" w:author="Claude (AI) - proposed" w:date="2026-10-15T20:13:44Z">
+                <w:del w:id="9035" w:author="Claude (AI) - proposed" w:date="2026-10-18T00:27:12Z"/>
+              </w:rPr>
+            </w:pPr>
+            <w:del w:id="9034" w:author="Claude (AI) - proposed" w:date="2026-10-18T00:27:12Z">
               <w:r>
                 <w:rPr>
                   <w:rFonts w:ascii="Arial" w:cs="Arial" w:eastAsia="Arial" w:hAnsi="Arial"/>
@@ -1072,7 +1072,7 @@
               </w:rPr>
               <w:t xml:space="preserve">b) derive </w:t>
             </w:r>
-            <w:del w:id="9036" w:author="Claude (AI) - proposed" w:date="2026-10-15T20:13:44Z">
+            <w:del w:id="9036" w:author="Claude (AI) - proposed" w:date="2026-10-18T00:27:12Z">
               <w:r>
                 <w:rPr>
                   <w:rFonts w:ascii="Arial" w:cs="Arial" w:eastAsia="Arial" w:hAnsi="Arial"/>
@@ -1087,7 +1087,7 @@
                 <w:delText xml:space="preserve">and apply</w:delText>
               </w:r>
             </w:del>
-            <w:ins w:id="9037" w:author="Claude (AI) - proposed" w:date="2026-10-15T20:13:44Z">
+            <w:ins w:id="9037" w:author="Claude (AI) - proposed" w:date="2026-10-18T00:27:12Z">
               <w:r>
                 <w:rPr>
                   <w:rFonts w:ascii="Arial" w:cs="Arial" w:eastAsia="Arial" w:hAnsi="Arial"/>
@@ -1115,7 +1115,7 @@
               </w:rPr>
               <w:t xml:space="preserve"> laws of indices </w:t>
             </w:r>
-            <w:del w:id="9038" w:author="Claude (AI) - proposed" w:date="2026-10-15T20:13:44Z">
+            <w:del w:id="9038" w:author="Claude (AI) - proposed" w:date="2026-10-18T00:27:12Z">
               <w:r>
                 <w:rPr>
                   <w:rFonts w:ascii="Arial" w:cs="Arial" w:eastAsia="Arial" w:hAnsi="Arial"/>
@@ -1130,7 +1130,7 @@
                 <w:delText xml:space="preserve">in different situations</w:delText>
               </w:r>
             </w:del>
-            <w:ins w:id="9039" w:author="Claude (AI) - proposed" w:date="2026-10-15T20:13:44Z">
+            <w:ins w:id="9039" w:author="Claude (AI) - proposed" w:date="2026-10-18T00:27:12Z">
               <w:r>
                 <w:rPr>
                   <w:rFonts w:ascii="Arial" w:cs="Arial" w:eastAsia="Arial" w:hAnsi="Arial"/>
@@ -1165,10 +1165,10 @@
               <w:spacing w:after="40" w:before="0"/>
               <w:jc w:val="left"/>
               <w:rPr>
-                <w:del w:id="9041" w:author="Claude (AI) - proposed" w:date="2026-10-15T20:13:44Z"/>
-              </w:rPr>
-            </w:pPr>
-            <w:del w:id="9040" w:author="Claude (AI) - proposed" w:date="2026-10-15T20:13:44Z">
+                <w:del w:id="9041" w:author="Claude (AI) - proposed" w:date="2026-10-18T00:27:12Z"/>
+              </w:rPr>
+            </w:pPr>
+            <w:del w:id="9040" w:author="Claude (AI) - proposed" w:date="2026-10-18T00:27:12Z">
               <w:r>
                 <w:rPr>
                   <w:rFonts w:ascii="Arial" w:cs="Arial" w:eastAsia="Arial" w:hAnsi="Arial"/>
@@ -1190,10 +1190,10 @@
               <w:spacing w:after="40" w:before="0"/>
               <w:jc w:val="left"/>
               <w:rPr>
-                <w:del w:id="9043" w:author="Claude (AI) - proposed" w:date="2026-10-15T20:13:44Z"/>
-              </w:rPr>
-            </w:pPr>
-            <w:del w:id="9042" w:author="Claude (AI) - proposed" w:date="2026-10-15T20:13:44Z">
+                <w:del w:id="9043" w:author="Claude (AI) - proposed" w:date="2026-10-18T00:27:12Z"/>
+              </w:rPr>
+            </w:pPr>
+            <w:del w:id="9042" w:author="Claude (AI) - proposed" w:date="2026-10-18T00:27:12Z">
               <w:r>
                 <w:rPr>
                   <w:rFonts w:ascii="Arial" w:cs="Arial" w:eastAsia="Arial" w:hAnsi="Arial"/>
@@ -1215,7 +1215,7 @@
               <w:spacing w:after="40" w:before="0"/>
               <w:jc w:val="left"/>
             </w:pPr>
-            <w:del w:id="9044" w:author="Claude (AI) - proposed" w:date="2026-10-15T20:13:44Z">
+            <w:del w:id="9044" w:author="Claude (AI) - proposed" w:date="2026-10-18T00:27:12Z">
               <w:r>
                 <w:rPr>
                   <w:rFonts w:ascii="Arial" w:cs="Arial" w:eastAsia="Arial" w:hAnsi="Arial"/>
@@ -1230,7 +1230,7 @@
                 <w:delText xml:space="preserve">e) appreciate the use of indices and logarithms in solving real-life problems.</w:delText>
               </w:r>
             </w:del>
-            <w:ins w:id="9045" w:author="Claude (AI) - proposed" w:date="2026-10-15T20:13:44Z">
+            <w:ins w:id="9045" w:author="Claude (AI) - proposed" w:date="2026-10-18T00:27:12Z">
               <w:r>
                 <w:rPr>
                   <w:rFonts w:ascii="Arial" w:cs="Arial" w:eastAsia="Arial" w:hAnsi="Arial"/>
@@ -1252,10 +1252,10 @@
               <w:spacing w:after="40" w:before="0"/>
               <w:jc w:val="left"/>
               <w:rPr>
-                <w:ins w:id="9047" w:author="Claude (AI) - proposed" w:date="2026-10-15T20:13:44Z"/>
-              </w:rPr>
-            </w:pPr>
-            <w:ins w:id="9046" w:author="Claude (AI) - proposed" w:date="2026-10-15T20:13:44Z">
+                <w:ins w:id="9047" w:author="Claude (AI) - proposed" w:date="2026-10-18T00:27:12Z"/>
+              </w:rPr>
+            </w:pPr>
+            <w:ins w:id="9046" w:author="Claude (AI) - proposed" w:date="2026-10-18T00:27:12Z">
               <w:r>
                 <w:rPr>
                   <w:rFonts w:ascii="Arial" w:cs="Arial" w:eastAsia="Arial" w:hAnsi="Arial"/>
@@ -1277,10 +1277,10 @@
               <w:spacing w:after="40" w:before="0"/>
               <w:jc w:val="left"/>
               <w:rPr>
-                <w:ins w:id="9049" w:author="Claude (AI) - proposed" w:date="2026-10-15T20:13:44Z"/>
-              </w:rPr>
-            </w:pPr>
-            <w:ins w:id="9048" w:author="Claude (AI) - proposed" w:date="2026-10-15T20:13:44Z">
+                <w:ins w:id="9049" w:author="Claude (AI) - proposed" w:date="2026-10-18T00:27:12Z"/>
+              </w:rPr>
+            </w:pPr>
+            <w:ins w:id="9048" w:author="Claude (AI) - proposed" w:date="2026-10-18T00:27:12Z">
               <w:r>
                 <w:rPr>
                   <w:rFonts w:ascii="Arial" w:cs="Arial" w:eastAsia="Arial" w:hAnsi="Arial"/>
@@ -1302,10 +1302,10 @@
               <w:spacing w:after="40" w:before="0"/>
               <w:jc w:val="left"/>
               <w:rPr>
-                <w:ins w:id="9051" w:author="Claude (AI) - proposed" w:date="2026-10-15T20:13:44Z"/>
-              </w:rPr>
-            </w:pPr>
-            <w:ins w:id="9050" w:author="Claude (AI) - proposed" w:date="2026-10-15T20:13:44Z">
+                <w:ins w:id="9051" w:author="Claude (AI) - proposed" w:date="2026-10-18T00:27:12Z"/>
+              </w:rPr>
+            </w:pPr>
+            <w:ins w:id="9050" w:author="Claude (AI) - proposed" w:date="2026-10-18T00:27:12Z">
               <w:r>
                 <w:rPr>
                   <w:rFonts w:ascii="Arial" w:cs="Arial" w:eastAsia="Arial" w:hAnsi="Arial"/>
@@ -1327,10 +1327,10 @@
               <w:spacing w:after="40" w:before="0"/>
               <w:jc w:val="left"/>
               <w:rPr>
-                <w:ins w:id="9053" w:author="Claude (AI) - proposed" w:date="2026-10-15T20:13:44Z"/>
-              </w:rPr>
-            </w:pPr>
-            <w:ins w:id="9052" w:author="Claude (AI) - proposed" w:date="2026-10-15T20:13:44Z">
+                <w:ins w:id="9053" w:author="Claude (AI) - proposed" w:date="2026-10-18T00:27:12Z"/>
+              </w:rPr>
+            </w:pPr>
+            <w:ins w:id="9052" w:author="Claude (AI) - proposed" w:date="2026-10-18T00:27:12Z">
               <w:r>
                 <w:rPr>
                   <w:rFonts w:ascii="Arial" w:cs="Arial" w:eastAsia="Arial" w:hAnsi="Arial"/>
@@ -1400,10 +1400,10 @@
               <w:spacing w:after="40" w:before="0"/>
               <w:jc w:val="left"/>
               <w:rPr>
-                <w:ins w:id="9055" w:author="Claude (AI) - proposed" w:date="2026-10-15T20:13:44Z"/>
-              </w:rPr>
-            </w:pPr>
-            <w:ins w:id="9054" w:author="Claude (AI) - proposed" w:date="2026-10-15T20:13:44Z">
+                <w:ins w:id="9055" w:author="Claude (AI) - proposed" w:date="2026-10-18T00:27:12Z"/>
+              </w:rPr>
+            </w:pPr>
+            <w:ins w:id="9054" w:author="Claude (AI) - proposed" w:date="2026-10-18T00:27:12Z">
               <w:r>
                 <w:rPr>
                   <w:rFonts w:ascii="Arial" w:cs="Arial" w:eastAsia="Arial" w:hAnsi="Arial"/>
@@ -1425,10 +1425,10 @@
               <w:ind w:left="360" w:hanging="180"/>
               <w:jc w:val="left"/>
               <w:rPr>
-                <w:ins w:id="9057" w:author="Claude (AI) - proposed" w:date="2026-10-15T20:13:44Z"/>
-              </w:rPr>
-            </w:pPr>
-            <w:ins w:id="9056" w:author="Claude (AI) - proposed" w:date="2026-10-15T20:13:44Z">
+                <w:ins w:id="9057" w:author="Claude (AI) - proposed" w:date="2026-10-18T00:27:12Z"/>
+              </w:rPr>
+            </w:pPr>
+            <w:ins w:id="9056" w:author="Claude (AI) - proposed" w:date="2026-10-18T00:27:12Z">
               <w:r>
                 <w:rPr>
                   <w:rFonts w:ascii="Arial" w:cs="Arial" w:eastAsia="Arial" w:hAnsi="Arial"/>
@@ -1450,10 +1450,10 @@
               <w:ind w:left="360" w:hanging="180"/>
               <w:jc w:val="left"/>
               <w:rPr>
-                <w:ins w:id="9059" w:author="Claude (AI) - proposed" w:date="2026-10-15T20:13:44Z"/>
-              </w:rPr>
-            </w:pPr>
-            <w:ins w:id="9058" w:author="Claude (AI) - proposed" w:date="2026-10-15T20:13:44Z">
+                <w:ins w:id="9059" w:author="Claude (AI) - proposed" w:date="2026-10-18T00:27:12Z"/>
+              </w:rPr>
+            </w:pPr>
+            <w:ins w:id="9058" w:author="Claude (AI) - proposed" w:date="2026-10-18T00:27:12Z">
               <w:r>
                 <w:rPr>
                   <w:rFonts w:ascii="Arial" w:cs="Arial" w:eastAsia="Arial" w:hAnsi="Arial"/>
@@ -1475,10 +1475,10 @@
               <w:spacing w:after="40" w:before="0"/>
               <w:jc w:val="left"/>
               <w:rPr>
-                <w:ins w:id="9061" w:author="Claude (AI) - proposed" w:date="2026-10-15T20:13:44Z"/>
-              </w:rPr>
-            </w:pPr>
-            <w:ins w:id="9060" w:author="Claude (AI) - proposed" w:date="2026-10-15T20:13:44Z">
+                <w:ins w:id="9061" w:author="Claude (AI) - proposed" w:date="2026-10-18T00:27:12Z"/>
+              </w:rPr>
+            </w:pPr>
+            <w:ins w:id="9060" w:author="Claude (AI) - proposed" w:date="2026-10-18T00:27:12Z">
               <w:r>
                 <w:rPr>
                   <w:rFonts w:ascii="Arial" w:cs="Arial" w:eastAsia="Arial" w:hAnsi="Arial"/>
@@ -1500,10 +1500,10 @@
               <w:spacing w:after="40" w:before="0"/>
               <w:jc w:val="left"/>
               <w:rPr>
-                <w:ins w:id="9063" w:author="Claude (AI) - proposed" w:date="2026-10-15T20:13:44Z"/>
-              </w:rPr>
-            </w:pPr>
-            <w:ins w:id="9062" w:author="Claude (AI) - proposed" w:date="2026-10-15T20:13:44Z">
+                <w:ins w:id="9063" w:author="Claude (AI) - proposed" w:date="2026-10-18T00:27:12Z"/>
+              </w:rPr>
+            </w:pPr>
+            <w:ins w:id="9062" w:author="Claude (AI) - proposed" w:date="2026-10-18T00:27:12Z">
               <w:r>
                 <w:rPr>
                   <w:rFonts w:ascii="Arial" w:cs="Arial" w:eastAsia="Arial" w:hAnsi="Arial"/>
@@ -1653,10 +1653,10 @@
               <w:spacing w:after="40" w:before="0"/>
               <w:jc w:val="left"/>
               <w:rPr>
-                <w:ins w:id="9065" w:author="Claude (AI) - proposed" w:date="2026-10-15T20:13:44Z"/>
-              </w:rPr>
-            </w:pPr>
-            <w:ins w:id="9064" w:author="Claude (AI) - proposed" w:date="2026-10-15T20:13:44Z">
+                <w:ins w:id="9065" w:author="Claude (AI) - proposed" w:date="2026-10-18T00:27:12Z"/>
+              </w:rPr>
+            </w:pPr>
+            <w:ins w:id="9064" w:author="Claude (AI) - proposed" w:date="2026-10-18T00:27:12Z">
               <w:r>
                 <w:rPr>
                   <w:rFonts w:ascii="Arial" w:cs="Arial" w:eastAsia="Arial" w:hAnsi="Arial"/>
@@ -1678,10 +1678,10 @@
               <w:ind w:left="360" w:hanging="180"/>
               <w:jc w:val="left"/>
               <w:rPr>
-                <w:ins w:id="9067" w:author="Claude (AI) - proposed" w:date="2026-10-15T20:13:44Z"/>
-              </w:rPr>
-            </w:pPr>
-            <w:ins w:id="9066" w:author="Claude (AI) - proposed" w:date="2026-10-15T20:13:44Z">
+                <w:ins w:id="9067" w:author="Claude (AI) - proposed" w:date="2026-10-18T00:27:12Z"/>
+              </w:rPr>
+            </w:pPr>
+            <w:ins w:id="9066" w:author="Claude (AI) - proposed" w:date="2026-10-18T00:27:12Z">
               <w:r>
                 <w:rPr>
                   <w:rFonts w:ascii="Arial" w:cs="Arial" w:eastAsia="Arial" w:hAnsi="Arial"/>
@@ -1703,10 +1703,10 @@
               <w:ind w:left="360" w:hanging="180"/>
               <w:jc w:val="left"/>
               <w:rPr>
-                <w:ins w:id="9069" w:author="Claude (AI) - proposed" w:date="2026-10-15T20:13:44Z"/>
-              </w:rPr>
-            </w:pPr>
-            <w:ins w:id="9068" w:author="Claude (AI) - proposed" w:date="2026-10-15T20:13:44Z">
+                <w:ins w:id="9069" w:author="Claude (AI) - proposed" w:date="2026-10-18T00:27:12Z"/>
+              </w:rPr>
+            </w:pPr>
+            <w:ins w:id="9068" w:author="Claude (AI) - proposed" w:date="2026-10-18T00:27:12Z">
               <w:r>
                 <w:rPr>
                   <w:rFonts w:ascii="Arial" w:cs="Arial" w:eastAsia="Arial" w:hAnsi="Arial"/>
@@ -1728,10 +1728,10 @@
               <w:spacing w:after="40" w:before="0"/>
               <w:jc w:val="left"/>
               <w:rPr>
-                <w:ins w:id="9071" w:author="Claude (AI) - proposed" w:date="2026-10-15T20:13:44Z"/>
-              </w:rPr>
-            </w:pPr>
-            <w:ins w:id="9070" w:author="Claude (AI) - proposed" w:date="2026-10-15T20:13:44Z">
+                <w:ins w:id="9071" w:author="Claude (AI) - proposed" w:date="2026-10-18T00:27:12Z"/>
+              </w:rPr>
+            </w:pPr>
+            <w:ins w:id="9070" w:author="Claude (AI) - proposed" w:date="2026-10-18T00:27:12Z">
               <w:r>
                 <w:rPr>
                   <w:rFonts w:ascii="Arial" w:cs="Arial" w:eastAsia="Arial" w:hAnsi="Arial"/>
@@ -1753,10 +1753,10 @@
               <w:spacing w:after="40" w:before="0"/>
               <w:jc w:val="left"/>
               <w:rPr>
-                <w:ins w:id="9073" w:author="Claude (AI) - proposed" w:date="2026-10-15T20:13:44Z"/>
-              </w:rPr>
-            </w:pPr>
-            <w:ins w:id="9072" w:author="Claude (AI) - proposed" w:date="2026-10-15T20:13:44Z">
+                <w:ins w:id="9073" w:author="Claude (AI) - proposed" w:date="2026-10-18T00:27:12Z"/>
+              </w:rPr>
+            </w:pPr>
+            <w:ins w:id="9072" w:author="Claude (AI) - proposed" w:date="2026-10-18T00:27:12Z">
               <w:r>
                 <w:rPr>
                   <w:rFonts w:ascii="Arial" w:cs="Arial" w:eastAsia="Arial" w:hAnsi="Arial"/>
@@ -2034,10 +2034,10 @@
               <w:spacing w:after="40" w:before="0"/>
               <w:jc w:val="left"/>
               <w:rPr>
-                <w:ins w:id="9075" w:author="Claude (AI) - proposed" w:date="2026-10-15T20:13:44Z"/>
-              </w:rPr>
-            </w:pPr>
-            <w:ins w:id="9074" w:author="Claude (AI) - proposed" w:date="2026-10-15T20:13:44Z">
+                <w:ins w:id="9075" w:author="Claude (AI) - proposed" w:date="2026-10-18T00:27:12Z"/>
+              </w:rPr>
+            </w:pPr>
+            <w:ins w:id="9074" w:author="Claude (AI) - proposed" w:date="2026-10-18T00:27:12Z">
               <w:r>
                 <w:rPr>
                   <w:rFonts w:ascii="Arial" w:cs="Arial" w:eastAsia="Arial" w:hAnsi="Arial"/>
@@ -2059,10 +2059,10 @@
               <w:ind w:left="360" w:hanging="180"/>
               <w:jc w:val="left"/>
               <w:rPr>
-                <w:ins w:id="9077" w:author="Claude (AI) - proposed" w:date="2026-10-15T20:13:44Z"/>
-              </w:rPr>
-            </w:pPr>
-            <w:ins w:id="9076" w:author="Claude (AI) - proposed" w:date="2026-10-15T20:13:44Z">
+                <w:ins w:id="9077" w:author="Claude (AI) - proposed" w:date="2026-10-18T00:27:12Z"/>
+              </w:rPr>
+            </w:pPr>
+            <w:ins w:id="9076" w:author="Claude (AI) - proposed" w:date="2026-10-18T00:27:12Z">
               <w:r>
                 <w:rPr>
                   <w:rFonts w:ascii="Arial" w:cs="Arial" w:eastAsia="Arial" w:hAnsi="Arial"/>
@@ -2084,10 +2084,10 @@
               <w:spacing w:after="40" w:before="0"/>
               <w:jc w:val="left"/>
               <w:rPr>
-                <w:ins w:id="9079" w:author="Claude (AI) - proposed" w:date="2026-10-15T20:13:44Z"/>
-              </w:rPr>
-            </w:pPr>
-            <w:ins w:id="9078" w:author="Claude (AI) - proposed" w:date="2026-10-15T20:13:44Z">
+                <w:ins w:id="9079" w:author="Claude (AI) - proposed" w:date="2026-10-18T00:27:12Z"/>
+              </w:rPr>
+            </w:pPr>
+            <w:ins w:id="9078" w:author="Claude (AI) - proposed" w:date="2026-10-18T00:27:12Z">
               <w:r>
                 <w:rPr>
                   <w:rFonts w:ascii="Arial" w:cs="Arial" w:eastAsia="Arial" w:hAnsi="Arial"/>
@@ -2109,10 +2109,10 @@
               <w:spacing w:after="40" w:before="0"/>
               <w:jc w:val="left"/>
               <w:rPr>
-                <w:ins w:id="9081" w:author="Claude (AI) - proposed" w:date="2026-10-15T20:13:44Z"/>
-              </w:rPr>
-            </w:pPr>
-            <w:ins w:id="9080" w:author="Claude (AI) - proposed" w:date="2026-10-15T20:13:44Z">
+                <w:ins w:id="9081" w:author="Claude (AI) - proposed" w:date="2026-10-18T00:27:12Z"/>
+              </w:rPr>
+            </w:pPr>
+            <w:ins w:id="9080" w:author="Claude (AI) - proposed" w:date="2026-10-18T00:27:12Z">
               <w:r>
                 <w:rPr>
                   <w:rFonts w:ascii="Arial" w:cs="Arial" w:eastAsia="Arial" w:hAnsi="Arial"/>
@@ -2355,7 +2355,7 @@
               </w:rPr>
               <w:t xml:space="preserve">–  Environmental Science: Kenyan scientists monitoring air quality, water acidity in Lake Victoria, or </w:t>
             </w:r>
-            <w:del w:id="9082" w:author="Claude (AI) - proposed" w:date="2026-10-15T20:13:44Z">
+            <w:del w:id="9082" w:author="Claude (AI) - proposed" w:date="2026-10-18T00:27:12Z">
               <w:r>
                 <w:rPr>
                   <w:rFonts w:ascii="Arial" w:cs="Arial" w:eastAsia="Arial" w:hAnsi="Arial"/>
@@ -2370,7 +2370,7 @@
                 <w:delText xml:space="preserve">seismic activity at the Kenya Meteorological Department</w:delText>
               </w:r>
             </w:del>
-            <w:ins w:id="9083" w:author="Claude (AI) - proposed" w:date="2026-10-15T20:13:44Z">
+            <w:ins w:id="9083" w:author="Claude (AI) - proposed" w:date="2026-10-18T00:27:12Z">
               <w:r>
                 <w:rPr>
                   <w:rFonts w:ascii="Arial" w:cs="Arial" w:eastAsia="Arial" w:hAnsi="Arial"/>
@@ -2594,7 +2594,7 @@
               </w:rPr>
               <w:t xml:space="preserve">KICD KEY INQUIRY </w:t>
             </w:r>
-            <w:del w:id="9084" w:author="Claude (AI) - proposed" w:date="2026-10-15T20:13:44Z">
+            <w:del w:id="9084" w:author="Claude (AI) - proposed" w:date="2026-10-18T00:27:12Z">
               <w:r>
                 <w:rPr>
                   <w:rFonts w:ascii="Arial" w:cs="Arial" w:eastAsia="Arial" w:hAnsi="Arial"/>
@@ -2609,7 +2609,7 @@
                 <w:delText xml:space="preserve">QUESTIONS</w:delText>
               </w:r>
             </w:del>
-            <w:ins w:id="9085" w:author="Claude (AI) - proposed" w:date="2026-10-15T20:13:44Z">
+            <w:ins w:id="9085" w:author="Claude (AI) - proposed" w:date="2026-10-18T00:27:12Z">
               <w:r>
                 <w:rPr>
                   <w:rFonts w:ascii="Arial" w:cs="Arial" w:eastAsia="Arial" w:hAnsi="Arial"/>
@@ -2644,10 +2644,10 @@
               <w:spacing w:after="40" w:before="0"/>
               <w:jc w:val="left"/>
               <w:rPr>
-                <w:ins w:id="9087" w:author="Claude (AI) - proposed" w:date="2026-10-15T20:13:44Z"/>
-              </w:rPr>
-            </w:pPr>
-            <w:ins w:id="9086" w:author="Claude (AI) - proposed" w:date="2026-10-15T20:13:44Z">
+                <w:ins w:id="9087" w:author="Claude (AI) - proposed" w:date="2026-10-18T00:27:12Z"/>
+              </w:rPr>
+            </w:pPr>
+            <w:ins w:id="9086" w:author="Claude (AI) - proposed" w:date="2026-10-18T00:27:12Z">
               <w:r>
                 <w:rPr>
                   <w:rFonts w:ascii="Arial" w:cs="Arial" w:eastAsia="Arial" w:hAnsi="Arial"/>
@@ -2669,10 +2669,10 @@
               <w:spacing w:after="40" w:before="0"/>
               <w:jc w:val="left"/>
               <w:rPr>
-                <w:ins w:id="9089" w:author="Claude (AI) - proposed" w:date="2026-10-15T20:13:44Z"/>
-              </w:rPr>
-            </w:pPr>
-            <w:ins w:id="9088" w:author="Claude (AI) - proposed" w:date="2026-10-15T20:13:44Z">
+                <w:ins w:id="9089" w:author="Claude (AI) - proposed" w:date="2026-10-18T00:27:12Z"/>
+              </w:rPr>
+            </w:pPr>
+            <w:ins w:id="9088" w:author="Claude (AI) - proposed" w:date="2026-10-18T00:27:12Z">
               <w:r>
                 <w:rPr>
                   <w:rFonts w:ascii="Arial" w:cs="Arial" w:eastAsia="Arial" w:hAnsi="Arial"/>
@@ -2694,10 +2694,10 @@
               <w:spacing w:after="40" w:before="0"/>
               <w:jc w:val="left"/>
               <w:rPr>
-                <w:ins w:id="9091" w:author="Claude (AI) - proposed" w:date="2026-10-15T20:13:44Z"/>
-              </w:rPr>
-            </w:pPr>
-            <w:ins w:id="9090" w:author="Claude (AI) - proposed" w:date="2026-10-15T20:13:44Z">
+                <w:ins w:id="9091" w:author="Claude (AI) - proposed" w:date="2026-10-18T00:27:12Z"/>
+              </w:rPr>
+            </w:pPr>
+            <w:ins w:id="9090" w:author="Claude (AI) - proposed" w:date="2026-10-18T00:27:12Z">
               <w:r>
                 <w:rPr>
                   <w:rFonts w:ascii="Arial" w:cs="Arial" w:eastAsia="Arial" w:hAnsi="Arial"/>
@@ -2820,7 +2820,7 @@
               </w:rPr>
               <w:t xml:space="preserve">A Kericho tea farmer records that a single tea plant produces approximately 2³ grams of processed tea per harvest cycle, while </w:t>
             </w:r>
-            <w:del w:id="9092" w:author="Claude (AI) - proposed" w:date="2026-10-15T20:13:44Z">
+            <w:del w:id="9092" w:author="Claude (AI) - proposed" w:date="2026-10-18T00:27:12Z">
               <w:r>
                 <w:rPr>
                   <w:rFonts w:ascii="Arial" w:cs="Arial" w:eastAsia="Arial" w:hAnsi="Arial"/>
@@ -2835,7 +2835,7 @@
                 <w:delText xml:space="preserve">a large estate covering 2¹⁰ plants harvests enough tea to fill an entire export container. When</w:delText>
               </w:r>
             </w:del>
-            <w:ins w:id="9093" w:author="Claude (AI) - proposed" w:date="2026-10-15T20:13:44Z">
+            <w:ins w:id="9093" w:author="Claude (AI) - proposed" w:date="2026-10-18T00:27:12Z">
               <w:r>
                 <w:rPr>
                   <w:rFonts w:ascii="Arial" w:cs="Arial" w:eastAsia="Arial" w:hAnsi="Arial"/>
@@ -2863,7 +2863,7 @@
               </w:rPr>
               <w:t xml:space="preserve"> the farm manager </w:t>
             </w:r>
-            <w:del w:id="9094" w:author="Claude (AI) - proposed" w:date="2026-10-15T20:13:44Z">
+            <w:del w:id="9094" w:author="Claude (AI) - proposed" w:date="2026-10-18T00:27:12Z">
               <w:r>
                 <w:rPr>
                   <w:rFonts w:ascii="Arial" w:cs="Arial" w:eastAsia="Arial" w:hAnsi="Arial"/>
@@ -2878,7 +2878,7 @@
                 <w:delText xml:space="preserve">tries to calculate the total production using</w:delText>
               </w:r>
             </w:del>
-            <w:ins w:id="9095" w:author="Claude (AI) - proposed" w:date="2026-10-15T20:13:44Z">
+            <w:ins w:id="9095" w:author="Claude (AI) - proposed" w:date="2026-10-18T00:27:12Z">
               <w:r>
                 <w:rPr>
                   <w:rFonts w:ascii="Arial" w:cs="Arial" w:eastAsia="Arial" w:hAnsi="Arial"/>
@@ -2906,7 +2906,7 @@
               </w:rPr>
               <w:t xml:space="preserve"> ordinary multiplication on paper</w:t>
             </w:r>
-            <w:del w:id="9096" w:author="Claude (AI) - proposed" w:date="2026-10-15T20:13:44Z">
+            <w:del w:id="9096" w:author="Claude (AI) - proposed" w:date="2026-10-18T00:27:12Z">
               <w:r>
                 <w:rPr>
                   <w:rFonts w:ascii="Arial" w:cs="Arial" w:eastAsia="Arial" w:hAnsi="Arial"/>
@@ -2921,7 +2921,7 @@
                 <w:delText xml:space="preserve">, the numbers become unwieldy very quickly</w:delText>
               </w:r>
             </w:del>
-            <w:ins w:id="9097" w:author="Claude (AI) - proposed" w:date="2026-10-15T20:13:44Z">
+            <w:ins w:id="9097" w:author="Claude (AI) - proposed" w:date="2026-10-18T00:27:12Z">
               <w:r>
                 <w:rPr>
                   <w:rFonts w:ascii="Arial" w:cs="Arial" w:eastAsia="Arial" w:hAnsi="Arial"/>
@@ -2949,7 +2949,7 @@
               </w:rPr>
               <w:t xml:space="preserve"> — yet a fellow farmer who attended a technical training shows that using a simple four-figure logarithm table, the same calculation can be done in under two minutes without a calculator. Students are shown two worked examples side-by-side: one using long multiplication</w:t>
             </w:r>
-            <w:del w:id="9098" w:author="Claude (AI) - proposed" w:date="2026-10-15T20:13:44Z">
+            <w:del w:id="9098" w:author="Claude (AI) - proposed" w:date="2026-10-18T00:27:12Z">
               <w:r>
                 <w:rPr>
                   <w:rFonts w:ascii="Arial" w:cs="Arial" w:eastAsia="Arial" w:hAnsi="Arial"/>
@@ -3045,7 +3045,7 @@
               </w:rPr>
               <w:t xml:space="preserve">Lesson 1 — Reciprocals and the Language of Indices: Students encounter the anchoring phenomenon (tea farm production calculation). They revisit reciprocals of real numbers and connect them to negative indices (a⁻¹ = 1/a), building the conceptual bridge from familiar fractions to index notation. Students predict what happens to a number when its index increases by 1 versus decreases by 1, using the tea harvest context.</w:t>
             </w:r>
-            <w:ins w:id="9099" w:author="Claude (AI) - proposed" w:date="2026-10-15T20:13:44Z">
+            <w:ins w:id="9099" w:author="Claude (AI) - proposed" w:date="2026-10-18T00:27:12Z">
               <w:r>
                 <w:rPr>
                   <w:rFonts w:ascii="Arial" w:cs="Arial" w:eastAsia="Arial" w:hAnsi="Arial"/>
@@ -3100,7 +3100,7 @@
               </w:rPr>
               <w:t xml:space="preserve">Lesson 2 — Deriving the Laws of Indices (Part 1 — Product, Quotient, Zero Index): Through guided pattern discovery using numerical examples (e.g., 2³ × 2⁴, 3⁵ ÷ 3², aⁿ × a⁰), learners derive the product rule, quotient rule, and zero index law. They apply these to simplify expressions representing quantities from Kenyan contexts (e.g., land areas, population counts). </w:t>
             </w:r>
-            <w:del w:id="9100" w:author="Claude (AI) - proposed" w:date="2026-10-15T20:13:44Z">
+            <w:del w:id="9100" w:author="Claude (AI) - proposed" w:date="2026-10-18T00:27:12Z">
               <w:r>
                 <w:rPr>
                   <w:rFonts w:ascii="Arial" w:cs="Arial" w:eastAsia="Arial" w:hAnsi="Arial"/>
@@ -3115,7 +3115,7 @@
                 <w:delText xml:space="preserve">A</w:delText>
               </w:r>
             </w:del>
-            <w:ins w:id="9101" w:author="Claude (AI) - proposed" w:date="2026-10-15T20:13:44Z">
+            <w:ins w:id="9101" w:author="Claude (AI) - proposed" w:date="2026-10-18T00:27:12Z">
               <w:r>
                 <w:rPr>
                   <w:rFonts w:ascii="Arial" w:cs="Arial" w:eastAsia="Arial" w:hAnsi="Arial"/>
@@ -3143,7 +3143,7 @@
               </w:rPr>
               <w:t xml:space="preserve"> class Driving Question Board (DQB) </w:t>
             </w:r>
-            <w:del w:id="9102" w:author="Claude (AI) - proposed" w:date="2026-10-15T20:13:44Z">
+            <w:del w:id="9102" w:author="Claude (AI) - proposed" w:date="2026-10-18T00:27:12Z">
               <w:r>
                 <w:rPr>
                   <w:rFonts w:ascii="Arial" w:cs="Arial" w:eastAsia="Arial" w:hAnsi="Arial"/>
@@ -3158,7 +3158,7 @@
                 <w:delText xml:space="preserve">is initiated</w:delText>
               </w:r>
             </w:del>
-            <w:ins w:id="9103" w:author="Claude (AI) - proposed" w:date="2026-10-15T20:13:44Z">
+            <w:ins w:id="9103" w:author="Claude (AI) - proposed" w:date="2026-10-18T00:27:12Z">
               <w:r>
                 <w:rPr>
                   <w:rFonts w:ascii="Arial" w:cs="Arial" w:eastAsia="Arial" w:hAnsi="Arial"/>
@@ -3346,7 +3346,7 @@
               </w:rPr>
               <w:t xml:space="preserve">Lesson 6 — Applying Logarithms to Multiplication and Division: Learners apply the log laws (log(ab) = log a + log b; log(a/b) = log a − log b) to perform multi-digit multiplication and division using tables — replicating the "farmer's two-minute calculation" from the anchoring phenomenon. Students work in pairs to solve real-life problems involving bulk maize </w:t>
             </w:r>
-            <w:del w:id="9104" w:author="Claude (AI) - proposed" w:date="2026-10-15T20:13:44Z">
+            <w:del w:id="9104" w:author="Claude (AI) - proposed" w:date="2026-10-18T00:27:12Z">
               <w:r>
                 <w:rPr>
                   <w:rFonts w:ascii="Arial" w:cs="Arial" w:eastAsia="Arial" w:hAnsi="Arial"/>
@@ -3361,7 +3361,7 @@
                 <w:delText xml:space="preserve">pricing, fertiliser mixing ratios, and export tonnage</w:delText>
               </w:r>
             </w:del>
-            <w:ins w:id="9105" w:author="Claude (AI) - proposed" w:date="2026-10-15T20:13:44Z">
+            <w:ins w:id="9105" w:author="Claude (AI) - proposed" w:date="2026-10-18T00:27:12Z">
               <w:r>
                 <w:rPr>
                   <w:rFonts w:ascii="Arial" w:cs="Arial" w:eastAsia="Arial" w:hAnsi="Arial"/>
@@ -3557,7 +3557,7 @@
               </w:rPr>
               <w:t xml:space="preserve">–  pH of Kenyan Water Sources: Students compare the acidity of Lake Nakuru (highly alkaline, pH ≈ 10) with clean drinking water (pH 7) and </w:t>
             </w:r>
-            <w:del w:id="9106" w:author="Claude (AI) - proposed" w:date="2026-10-15T20:13:44Z">
+            <w:del w:id="9106" w:author="Claude (AI) - proposed" w:date="2026-10-18T00:27:12Z">
               <w:r>
                 <w:rPr>
                   <w:rFonts w:ascii="Arial" w:cs="Arial" w:eastAsia="Arial" w:hAnsi="Arial"/>
@@ -3572,7 +3572,7 @@
                 <w:delText xml:space="preserve">Nairobi River water</w:delText>
               </w:r>
             </w:del>
-            <w:ins w:id="9107" w:author="Claude (AI) - proposed" w:date="2026-10-15T20:13:44Z">
+            <w:ins w:id="9107" w:author="Claude (AI) - proposed" w:date="2026-10-18T00:27:12Z">
               <w:r>
                 <w:rPr>
                   <w:rFonts w:ascii="Arial" w:cs="Arial" w:eastAsia="Arial" w:hAnsi="Arial"/>
@@ -3600,7 +3600,7 @@
               </w:rPr>
               <w:t xml:space="preserve"> (pH ≈ </w:t>
             </w:r>
-            <w:del w:id="9108" w:author="Claude (AI) - proposed" w:date="2026-10-15T20:13:44Z">
+            <w:del w:id="9108" w:author="Claude (AI) - proposed" w:date="2026-10-18T00:27:12Z">
               <w:r>
                 <w:rPr>
                   <w:rFonts w:ascii="Arial" w:cs="Arial" w:eastAsia="Arial" w:hAnsi="Arial"/>
@@ -3615,7 +3615,7 @@
                 <w:delText xml:space="preserve">4</w:delText>
               </w:r>
             </w:del>
-            <w:ins w:id="9109" w:author="Claude (AI) - proposed" w:date="2026-10-15T20:13:44Z">
+            <w:ins w:id="9109" w:author="Claude (AI) - proposed" w:date="2026-10-18T00:27:12Z">
               <w:r>
                 <w:rPr>
                   <w:rFonts w:ascii="Arial" w:cs="Arial" w:eastAsia="Arial" w:hAnsi="Arial"/>
@@ -3663,7 +3663,7 @@
               </w:rPr>
               <w:t xml:space="preserve">–  Mpesa Transaction Volumes: The total value of M-Pesa transactions processed annually in Kenya is expressed in billions </w:t>
             </w:r>
-            <w:del w:id="9110" w:author="Claude (AI) - proposed" w:date="2026-10-15T20:13:44Z">
+            <w:del w:id="9110" w:author="Claude (AI) - proposed" w:date="2026-10-18T00:27:12Z">
               <w:r>
                 <w:rPr>
                   <w:rFonts w:ascii="Arial" w:cs="Arial" w:eastAsia="Arial" w:hAnsi="Arial"/>
@@ -3678,7 +3678,7 @@
                 <w:delText xml:space="preserve">of shillings</w:delText>
               </w:r>
             </w:del>
-            <w:ins w:id="9111" w:author="Claude (AI) - proposed" w:date="2026-10-15T20:13:44Z">
+            <w:ins w:id="9111" w:author="Claude (AI) - proposed" w:date="2026-10-18T00:27:12Z">
               <w:r>
                 <w:rPr>
                   <w:rFonts w:ascii="Arial" w:cs="Arial" w:eastAsia="Arial" w:hAnsi="Arial"/>
@@ -3848,7 +3848,7 @@
         </w:rPr>
         <w:t xml:space="preserve">© 2026 SeaVuria and ARES. This work is licensed under a </w:t>
       </w:r>
-      <w:hyperlink w:history="1" r:id="rIdn1gycipjysonoo4rx8rwj">
+      <w:hyperlink w:history="1" r:id="rIdl-6tiumwvxi4gnusnsgdl">
         <w:r>
           <w:rPr>
             <w:rFonts w:ascii="Arial" w:cs="Arial" w:eastAsia="Arial" w:hAnsi="Arial"/>
@@ -3868,7 +3868,7 @@
         </w:rPr>
         <w:t xml:space="preserve"> (</w:t>
       </w:r>
-      <w:hyperlink w:history="1" r:id="rId7d-verwjstnldc6hlq4dp">
+      <w:hyperlink w:history="1" r:id="rIdaz6uyyd1ihwt9useaxgef">
         <w:r>
           <w:rPr>
             <w:rFonts w:ascii="Arial" w:cs="Arial" w:eastAsia="Arial" w:hAnsi="Arial"/>
@@ -3888,7 +3888,7 @@
         </w:rPr>
         <w:t xml:space="preserve">). To view a copy of this license, visit </w:t>
       </w:r>
-      <w:hyperlink w:history="1" r:id="rIdwd0nfkwwan2hjtu2e_ylw">
+      <w:hyperlink w:history="1" r:id="rIdnaylie4ekh3rzng4oaaj2">
         <w:r>
           <w:rPr>
             <w:rFonts w:ascii="Arial" w:cs="Arial" w:eastAsia="Arial" w:hAnsi="Arial"/>
@@ -4395,7 +4395,7 @@
               <w:spacing w:after="40" w:before="0"/>
               <w:jc w:val="left"/>
             </w:pPr>
-            <w:ins w:id="9112" w:author="Claude (AI) - proposed" w:date="2026-10-15T20:13:44Z">
+            <w:ins w:id="9112" w:author="Claude (AI) - proposed" w:date="2026-10-18T00:27:12Z">
               <w:r>
                 <w:rPr>
                   <w:rFonts w:ascii="Arial" w:cs="Arial" w:eastAsia="Arial" w:hAnsi="Arial"/>
@@ -4942,7 +4942,7 @@
             <w:pPr>
               <w:spacing w:after="20" w:before="0"/>
             </w:pPr>
-            <w:hyperlink w:history="1" r:id="rId1fykrtp5pi0zrutduokpq">
+            <w:hyperlink w:history="1" r:id="rIdpshbravvlcblookza1lvf">
               <w:r>
                 <w:rPr>
                   <w:rFonts w:ascii="Arial" w:cs="Arial" w:eastAsia="Arial" w:hAnsi="Arial"/>
@@ -4975,7 +4975,7 @@
               <w:spacing w:after="10" w:before="0"/>
               <w:ind w:left="120"/>
             </w:pPr>
-            <w:hyperlink w:history="1" r:id="rId4gl7pk5cozjggbn_2aq8b">
+            <w:hyperlink w:history="1" r:id="rIdm4h6jdyijoxhgy_fejwxp">
               <w:r>
                 <w:rPr>
                   <w:rFonts w:ascii="Arial" w:cs="Arial" w:eastAsia="Arial" w:hAnsi="Arial"/>
@@ -5020,7 +5020,7 @@
             <w:pPr>
               <w:spacing w:after="20" w:before="0"/>
             </w:pPr>
-            <w:hyperlink w:history="1" r:id="rIdlnqytis-5kkjopwayilfi">
+            <w:hyperlink w:history="1" r:id="rIdxm00dg3a8j7qav-zhhola">
               <w:r>
                 <w:rPr>
                   <w:rFonts w:ascii="Arial" w:cs="Arial" w:eastAsia="Arial" w:hAnsi="Arial"/>
@@ -5053,7 +5053,7 @@
               <w:spacing w:after="10" w:before="0"/>
               <w:ind w:left="120"/>
             </w:pPr>
-            <w:hyperlink w:history="1" r:id="rIdjcxqwy9aaroxcew23psgr">
+            <w:hyperlink w:history="1" r:id="rIdvrataykt41k-9jwtxgjyz">
               <w:r>
                 <w:rPr>
                   <w:rFonts w:ascii="Arial" w:cs="Arial" w:eastAsia="Arial" w:hAnsi="Arial"/>
@@ -5098,7 +5098,7 @@
               </w:rPr>
               <w:t xml:space="preserve">Learners are shown a projected or printed 'Phenomenon Card' describing the Kericho tea farm scenario: 'One tea plant on Chai Bora Estate in Kericho produces 2³ grams of processed tea per harvest cycle. The estate has 2¹⁰ plants. The farm manager </w:t>
             </w:r>
-            <w:del w:id="9113" w:author="Claude (AI) - proposed" w:date="2026-10-15T20:13:44Z">
+            <w:del w:id="9113" w:author="Claude (AI) - proposed" w:date="2026-10-18T00:27:12Z">
               <w:r>
                 <w:rPr>
                   <w:rFonts w:ascii="Arial" w:cs="Arial" w:eastAsia="Arial" w:hAnsi="Arial"/>
@@ -5113,7 +5113,7 @@
                 <w:delText xml:space="preserve">tries to calculate total production by hand —</w:delText>
               </w:r>
             </w:del>
-            <w:ins w:id="9114" w:author="Claude (AI) - proposed" w:date="2026-10-15T20:13:44Z">
+            <w:ins w:id="9114" w:author="Claude (AI) - proposed" w:date="2026-10-18T00:27:12Z">
               <w:r>
                 <w:rPr>
                   <w:rFonts w:ascii="Arial" w:cs="Arial" w:eastAsia="Arial" w:hAnsi="Arial"/>
@@ -5141,7 +5141,7 @@
               </w:rPr>
               <w:t xml:space="preserve"> the numbers get </w:t>
             </w:r>
-            <w:del w:id="9115" w:author="Claude (AI) - proposed" w:date="2026-10-15T20:13:44Z">
+            <w:del w:id="9115" w:author="Claude (AI) - proposed" w:date="2026-10-18T00:27:12Z">
               <w:r>
                 <w:rPr>
                   <w:rFonts w:ascii="Arial" w:cs="Arial" w:eastAsia="Arial" w:hAnsi="Arial"/>
@@ -5156,7 +5156,7 @@
                 <w:delText xml:space="preserve">unwieldy</w:delText>
               </w:r>
             </w:del>
-            <w:ins w:id="9116" w:author="Claude (AI) - proposed" w:date="2026-10-15T20:13:44Z">
+            <w:ins w:id="9116" w:author="Claude (AI) - proposed" w:date="2026-10-18T00:27:12Z">
               <w:r>
                 <w:rPr>
                   <w:rFonts w:ascii="Arial" w:cs="Arial" w:eastAsia="Arial" w:hAnsi="Arial"/>
@@ -5184,7 +5184,7 @@
               </w:rPr>
               <w:t xml:space="preserve">. A second farmer completes the</w:t>
             </w:r>
-            <w:del w:id="9117" w:author="Claude (AI) - proposed" w:date="2026-10-15T20:13:44Z">
+            <w:del w:id="9117" w:author="Claude (AI) - proposed" w:date="2026-10-18T00:27:12Z">
               <w:r>
                 <w:rPr>
                   <w:rFonts w:ascii="Arial" w:cs="Arial" w:eastAsia="Arial" w:hAnsi="Arial"/>
@@ -5367,7 +5367,7 @@
             <w:pPr>
               <w:spacing w:after="20" w:before="0"/>
             </w:pPr>
-            <w:hyperlink w:history="1" r:id="rIdbhn5re_birdv5gqf3hotd">
+            <w:hyperlink w:history="1" r:id="rIdmqwkxhwaoe1zrizj1uvur">
               <w:r>
                 <w:rPr>
                   <w:rFonts w:ascii="Arial" w:cs="Arial" w:eastAsia="Arial" w:hAnsi="Arial"/>
@@ -5400,7 +5400,7 @@
               <w:spacing w:after="10" w:before="0"/>
               <w:ind w:left="120"/>
             </w:pPr>
-            <w:hyperlink w:history="1" r:id="rId58gcerinzegspssk4rxo_">
+            <w:hyperlink w:history="1" r:id="rId3pv-ihit3j9dsokwkmxyy">
               <w:r>
                 <w:rPr>
                   <w:rFonts w:ascii="Arial" w:cs="Arial" w:eastAsia="Arial" w:hAnsi="Arial"/>
@@ -5445,7 +5445,7 @@
             <w:pPr>
               <w:spacing w:after="20" w:before="0"/>
             </w:pPr>
-            <w:hyperlink w:history="1" r:id="rIdhz8fyzkafbhrre5yf2f7e">
+            <w:hyperlink w:history="1" r:id="rIdseqr4t6z4dtfzqqxluxw-">
               <w:r>
                 <w:rPr>
                   <w:rFonts w:ascii="Arial" w:cs="Arial" w:eastAsia="Arial" w:hAnsi="Arial"/>
@@ -5478,7 +5478,7 @@
               <w:spacing w:after="10" w:before="0"/>
               <w:ind w:left="120"/>
             </w:pPr>
-            <w:hyperlink w:history="1" r:id="rIdhibfshxhhcgzm-bmmzd7y">
+            <w:hyperlink w:history="1" r:id="rIdpyzhcwlxzk0wvozmto8d0">
               <w:r>
                 <w:rPr>
                   <w:rFonts w:ascii="Arial" w:cs="Arial" w:eastAsia="Arial" w:hAnsi="Arial"/>
@@ -5556,7 +5556,7 @@
               </w:rPr>
               <w:t xml:space="preserve">Distribute the Evidence Activity sheet (or write on board)</w:t>
             </w:r>
-            <w:ins w:id="9118" w:author="Claude (AI) - proposed" w:date="2026-10-15T20:13:44Z">
+            <w:ins w:id="9118" w:author="Claude (AI) - proposed" w:date="2026-10-18T00:27:12Z">
               <w:r>
                 <w:rPr>
                   <w:rFonts w:ascii="Arial" w:cs="Arial" w:eastAsia="Arial" w:hAnsi="Arial"/>
@@ -5706,7 +5706,7 @@
             <w:pPr>
               <w:spacing w:after="20" w:before="0"/>
             </w:pPr>
-            <w:hyperlink w:history="1" r:id="rIdzi_6oae1mspbzhywhvfle">
+            <w:hyperlink w:history="1" r:id="rIdhzh_zab5mvveyyh9qnynf">
               <w:r>
                 <w:rPr>
                   <w:rFonts w:ascii="Arial" w:cs="Arial" w:eastAsia="Arial" w:hAnsi="Arial"/>
@@ -5739,7 +5739,7 @@
               <w:spacing w:after="10" w:before="0"/>
               <w:ind w:left="120"/>
             </w:pPr>
-            <w:hyperlink w:history="1" r:id="rIdxowz8tf5jn-kflst3wamh">
+            <w:hyperlink w:history="1" r:id="rIddqvvisacvq753xo_l3ndq">
               <w:r>
                 <w:rPr>
                   <w:rFonts w:ascii="Arial" w:cs="Arial" w:eastAsia="Arial" w:hAnsi="Arial"/>
@@ -5784,7 +5784,7 @@
             <w:pPr>
               <w:spacing w:after="20" w:before="0"/>
             </w:pPr>
-            <w:hyperlink w:history="1" r:id="rIdnp_eom9gzlylqzue0pckt">
+            <w:hyperlink w:history="1" r:id="rIddqfshwdvx1qjjob_lb33i">
               <w:r>
                 <w:rPr>
                   <w:rFonts w:ascii="Arial" w:cs="Arial" w:eastAsia="Arial" w:hAnsi="Arial"/>
@@ -5817,7 +5817,7 @@
               <w:spacing w:after="10" w:before="0"/>
               <w:ind w:left="120"/>
             </w:pPr>
-            <w:hyperlink w:history="1" r:id="rIdivtqshpmlr4kfsz74vhij">
+            <w:hyperlink w:history="1" r:id="rIdzjludenf4nryjiykiymrm">
               <w:r>
                 <w:rPr>
                   <w:rFonts w:ascii="Arial" w:cs="Arial" w:eastAsia="Arial" w:hAnsi="Arial"/>
@@ -6017,7 +6017,7 @@
             <w:pPr>
               <w:spacing w:after="20" w:before="0"/>
             </w:pPr>
-            <w:hyperlink w:history="1" r:id="rIdmeky54ms23dckr2-zq_3k">
+            <w:hyperlink w:history="1" r:id="rIdypcmefzxw3ngcyb4pqgnc">
               <w:r>
                 <w:rPr>
                   <w:rFonts w:ascii="Arial" w:cs="Arial" w:eastAsia="Arial" w:hAnsi="Arial"/>
@@ -6050,7 +6050,7 @@
               <w:spacing w:after="10" w:before="0"/>
               <w:ind w:left="120"/>
             </w:pPr>
-            <w:hyperlink w:history="1" r:id="rIdafvena-v-cnrfm-jk3bdx">
+            <w:hyperlink w:history="1" r:id="rIdy_nmhu7yuks52zp6ukipp">
               <w:r>
                 <w:rPr>
                   <w:rFonts w:ascii="Arial" w:cs="Arial" w:eastAsia="Arial" w:hAnsi="Arial"/>
@@ -6095,7 +6095,7 @@
             <w:pPr>
               <w:spacing w:after="20" w:before="0"/>
             </w:pPr>
-            <w:hyperlink w:history="1" r:id="rIdfpxg_hxjdx98-1lk3d-ua">
+            <w:hyperlink w:history="1" r:id="rIdhhwogbek1xk96mvtcopzz">
               <w:r>
                 <w:rPr>
                   <w:rFonts w:ascii="Arial" w:cs="Arial" w:eastAsia="Arial" w:hAnsi="Arial"/>
@@ -6128,7 +6128,7 @@
               <w:spacing w:after="10" w:before="0"/>
               <w:ind w:left="120"/>
             </w:pPr>
-            <w:hyperlink w:history="1" r:id="rIdavyyfis9vtl1gmrdsddls">
+            <w:hyperlink w:history="1" r:id="rId0rmjq31hul3c1fiqg9lzv">
               <w:r>
                 <w:rPr>
                   <w:rFonts w:ascii="Arial" w:cs="Arial" w:eastAsia="Arial" w:hAnsi="Arial"/>
@@ -6328,7 +6328,7 @@
             <w:pPr>
               <w:spacing w:after="20" w:before="0"/>
             </w:pPr>
-            <w:hyperlink w:history="1" r:id="rIdwd8zf2p-7vdy9s2gvtkpq">
+            <w:hyperlink w:history="1" r:id="rIdobu7f_b1hlpljpvrads-3">
               <w:r>
                 <w:rPr>
                   <w:rFonts w:ascii="Arial" w:cs="Arial" w:eastAsia="Arial" w:hAnsi="Arial"/>
@@ -6377,7 +6377,7 @@
               <w:spacing w:after="10" w:before="0"/>
               <w:ind w:left="120"/>
             </w:pPr>
-            <w:hyperlink w:history="1" r:id="rIdayjknr5w4yg5h_fjek7hf">
+            <w:hyperlink w:history="1" r:id="rIdjwuep6f0timxibman57un">
               <w:r>
                 <w:rPr>
                   <w:rFonts w:ascii="Arial" w:cs="Arial" w:eastAsia="Arial" w:hAnsi="Arial"/>
@@ -6422,7 +6422,7 @@
             <w:pPr>
               <w:spacing w:after="20" w:before="0"/>
             </w:pPr>
-            <w:hyperlink w:history="1" r:id="rIdhz60ga8a5uems6xgy5ar4">
+            <w:hyperlink w:history="1" r:id="rIdxhn29kjd1p1obvqmrd4xj">
               <w:r>
                 <w:rPr>
                   <w:rFonts w:ascii="Arial" w:cs="Arial" w:eastAsia="Arial" w:hAnsi="Arial"/>
@@ -6455,7 +6455,7 @@
               <w:spacing w:after="10" w:before="0"/>
               <w:ind w:left="120"/>
             </w:pPr>
-            <w:hyperlink w:history="1" r:id="rIds43e6eedrteyxmzlhsdw7">
+            <w:hyperlink w:history="1" r:id="rId2-efx5yjrdacb9uxzuopo">
               <w:r>
                 <w:rPr>
                   <w:rFonts w:ascii="Arial" w:cs="Arial" w:eastAsia="Arial" w:hAnsi="Arial"/>
@@ -6500,7 +6500,7 @@
               </w:rPr>
               <w:t xml:space="preserve">Learners construct Draft Model 1 — </w:t>
             </w:r>
-            <w:del w:id="9119" w:author="Claude (AI) - proposed" w:date="2026-10-15T20:13:44Z">
+            <w:del w:id="9119" w:author="Claude (AI) - proposed" w:date="2026-10-18T00:27:12Z">
               <w:r>
                 <w:rPr>
                   <w:rFonts w:ascii="Arial" w:cs="Arial" w:eastAsia="Arial" w:hAnsi="Arial"/>
@@ -6515,7 +6515,7 @@
                 <w:delText xml:space="preserve">a conceptual diagram</w:delText>
               </w:r>
             </w:del>
-            <w:ins w:id="9120" w:author="Claude (AI) - proposed" w:date="2026-10-15T20:13:44Z">
+            <w:ins w:id="9120" w:author="Claude (AI) - proposed" w:date="2026-10-18T00:27:12Z">
               <w:r>
                 <w:rPr>
                   <w:rFonts w:ascii="Arial" w:cs="Arial" w:eastAsia="Arial" w:hAnsi="Arial"/>
@@ -6543,7 +6543,7 @@
               </w:rPr>
               <w:t xml:space="preserve"> they will revise </w:t>
             </w:r>
-            <w:del w:id="9121" w:author="Claude (AI) - proposed" w:date="2026-10-15T20:13:44Z">
+            <w:del w:id="9121" w:author="Claude (AI) - proposed" w:date="2026-10-18T00:27:12Z">
               <w:r>
                 <w:rPr>
                   <w:rFonts w:ascii="Arial" w:cs="Arial" w:eastAsia="Arial" w:hAnsi="Arial"/>
@@ -6558,7 +6558,7 @@
                 <w:delText xml:space="preserve">throughout the unit</w:delText>
               </w:r>
             </w:del>
-            <w:ins w:id="9122" w:author="Claude (AI) - proposed" w:date="2026-10-15T20:13:44Z">
+            <w:ins w:id="9122" w:author="Claude (AI) - proposed" w:date="2026-10-18T00:27:12Z">
               <w:r>
                 <w:rPr>
                   <w:rFonts w:ascii="Arial" w:cs="Arial" w:eastAsia="Arial" w:hAnsi="Arial"/>
@@ -7066,7 +7066,7 @@
         </w:rPr>
         <w:t xml:space="preserve">© 2026 SeaVuria and ARES. Aligned with KICD objectives. Developed by SeaVuria; technical implementation by ARES (with AI assistance from Claude). Licensed under </w:t>
       </w:r>
-      <w:hyperlink w:history="1" r:id="rIde7_1wrpoacnkjdyhfxfvp">
+      <w:hyperlink w:history="1" r:id="rIdruk9sagqvo5cpsulwbi-g">
         <w:r>
           <w:rPr>
             <w:rFonts w:ascii="Arial" w:cs="Arial" w:eastAsia="Arial" w:hAnsi="Arial"/>
@@ -7087,7 +7087,7 @@
         </w:rPr>
         <w:t xml:space="preserve"> (</w:t>
       </w:r>
-      <w:hyperlink w:history="1" r:id="rId6wdu0lhzyd3j1hdvcv7in">
+      <w:hyperlink w:history="1" r:id="rIda_3f_9ap3svwya5oerx-e">
         <w:r>
           <w:rPr>
             <w:rFonts w:ascii="Arial" w:cs="Arial" w:eastAsia="Arial" w:hAnsi="Arial"/>
@@ -7595,7 +7595,7 @@
               <w:spacing w:after="40" w:before="0"/>
               <w:jc w:val="left"/>
             </w:pPr>
-            <w:ins w:id="9123" w:author="Claude (AI) - proposed" w:date="2026-10-15T20:13:44Z">
+            <w:ins w:id="9123" w:author="Claude (AI) - proposed" w:date="2026-10-18T00:27:12Z">
               <w:r>
                 <w:rPr>
                   <w:rFonts w:ascii="Arial" w:cs="Arial" w:eastAsia="Arial" w:hAnsi="Arial"/>
@@ -7691,7 +7691,7 @@
               </w:rPr>
               <w:t xml:space="preserve">Lesson 1 introduced index notation and established the anchoring phenomenon — the Kericho tea farmer's calculation problem and the surprising power of logarithms. Lesson 2 now gives learners the foundational toolkit they need: the three core laws of indices (product, quotient, zero). Without these laws, learners cannot later understand why log(A × B) = log A + log B — the very trick that made the farmer's logarithm table work. Each law is discovered, not told, so learners experience the same 'aha' moment the farmer's trainer experienced. The DQB </w:t>
             </w:r>
-            <w:del w:id="9124" w:author="Claude (AI) - proposed" w:date="2026-10-15T20:13:44Z">
+            <w:del w:id="9124" w:author="Claude (AI) - proposed" w:date="2026-10-18T00:27:12Z">
               <w:r>
                 <w:rPr>
                   <w:rFonts w:ascii="Arial" w:cs="Arial" w:eastAsia="Arial" w:hAnsi="Arial"/>
@@ -7706,7 +7706,7 @@
                 <w:delText xml:space="preserve">is initiated</w:delText>
               </w:r>
             </w:del>
-            <w:ins w:id="9125" w:author="Claude (AI) - proposed" w:date="2026-10-15T20:13:44Z">
+            <w:ins w:id="9125" w:author="Claude (AI) - proposed" w:date="2026-10-18T00:27:12Z">
               <w:r>
                 <w:rPr>
                   <w:rFonts w:ascii="Arial" w:cs="Arial" w:eastAsia="Arial" w:hAnsi="Arial"/>
@@ -7897,7 +7897,7 @@
               </w:rPr>
               <w:t xml:space="preserve">In this 80-minute lesson learners work in small groups to derive three laws of indices through guided numerical pattern discovery. The lesson opens by reconnecting to the Kericho tea-farm phenomenon: the teacher re-displays the side-by-side calculation from Lesson 1 and focuses attention on the exponents 2³ and 2¹⁰, asking why multiplying two powers of the same base is equivalent to adding exponents. Through a structured Predict–Observe–Explain cycle, groups expand index expressions (e.g., 2³ × 2⁴, 3⁵ ÷ 3², 5² ÷ 5²) into repeated-multiplication form, count factors, and re-write the result as a single power — thereby deriving aᵐ × aⁿ = aᵐ⁺ⁿ, aᵐ ÷ aⁿ = aᵐ⁻ⁿ, and a⁰ = 1 for themselves. Kenyan contexts anchor every example: tea-plant yields on a Kericho estate, land areas in the Rift Valley measured in powers of 10 metres, and population counts for Nairobi and Kisumu expressed in index form. </w:t>
             </w:r>
-            <w:del w:id="9126" w:author="Claude (AI) - proposed" w:date="2026-10-15T20:13:44Z">
+            <w:del w:id="9126" w:author="Claude (AI) - proposed" w:date="2026-10-18T00:27:12Z">
               <w:r>
                 <w:rPr>
                   <w:rFonts w:ascii="Arial" w:cs="Arial" w:eastAsia="Arial" w:hAnsi="Arial"/>
@@ -7912,7 +7912,7 @@
                 <w:delText xml:space="preserve">A</w:delText>
               </w:r>
             </w:del>
-            <w:ins w:id="9127" w:author="Claude (AI) - proposed" w:date="2026-10-15T20:13:44Z">
+            <w:ins w:id="9127" w:author="Claude (AI) - proposed" w:date="2026-10-18T00:27:12Z">
               <w:r>
                 <w:rPr>
                   <w:rFonts w:ascii="Arial" w:cs="Arial" w:eastAsia="Arial" w:hAnsi="Arial"/>
@@ -7940,7 +7940,7 @@
               </w:rPr>
               <w:t xml:space="preserve"> class Driving Question Board (DQB) </w:t>
             </w:r>
-            <w:del w:id="9128" w:author="Claude (AI) - proposed" w:date="2026-10-15T20:13:44Z">
+            <w:del w:id="9128" w:author="Claude (AI) - proposed" w:date="2026-10-18T00:27:12Z">
               <w:r>
                 <w:rPr>
                   <w:rFonts w:ascii="Arial" w:cs="Arial" w:eastAsia="Arial" w:hAnsi="Arial"/>
@@ -7955,7 +7955,7 @@
                 <w:delText xml:space="preserve">is formally initiated, with learners posting</w:delText>
               </w:r>
             </w:del>
-            <w:ins w:id="9129" w:author="Claude (AI) - proposed" w:date="2026-10-15T20:13:44Z">
+            <w:ins w:id="9129" w:author="Claude (AI) - proposed" w:date="2026-10-18T00:27:12Z">
               <w:r>
                 <w:rPr>
                   <w:rFonts w:ascii="Arial" w:cs="Arial" w:eastAsia="Arial" w:hAnsi="Arial"/>
@@ -8271,7 +8271,7 @@
             <w:pPr>
               <w:spacing w:after="20" w:before="0"/>
             </w:pPr>
-            <w:hyperlink w:history="1" r:id="rIdwmv9tgolvqgaekcbzm-kx">
+            <w:hyperlink w:history="1" r:id="rIdwposzewqi5uyfplctukux">
               <w:r>
                 <w:rPr>
                   <w:rFonts w:ascii="Arial" w:cs="Arial" w:eastAsia="Arial" w:hAnsi="Arial"/>
@@ -8304,7 +8304,7 @@
               <w:spacing w:after="10" w:before="0"/>
               <w:ind w:left="120"/>
             </w:pPr>
-            <w:hyperlink w:history="1" r:id="rIddlrjbpnodb2cxrnjr_hrx">
+            <w:hyperlink w:history="1" r:id="rIdvsogl8pi6egwnqxfctr7r">
               <w:r>
                 <w:rPr>
                   <w:rFonts w:ascii="Arial" w:cs="Arial" w:eastAsia="Arial" w:hAnsi="Arial"/>
@@ -8349,7 +8349,7 @@
             <w:pPr>
               <w:spacing w:after="20" w:before="0"/>
             </w:pPr>
-            <w:hyperlink w:history="1" r:id="rIdyphbl5d4d5kabivqzqdcj">
+            <w:hyperlink w:history="1" r:id="rIdehl_kdmbpkmo9zyf136us">
               <w:r>
                 <w:rPr>
                   <w:rFonts w:ascii="Arial" w:cs="Arial" w:eastAsia="Arial" w:hAnsi="Arial"/>
@@ -8382,7 +8382,7 @@
               <w:spacing w:after="10" w:before="0"/>
               <w:ind w:left="120"/>
             </w:pPr>
-            <w:hyperlink w:history="1" r:id="rIdeykm3rrkksbfu1-uadab7">
+            <w:hyperlink w:history="1" r:id="rIdjchkoaj4fjnre74u3vi-1">
               <w:r>
                 <w:rPr>
                   <w:rFonts w:ascii="Arial" w:cs="Arial" w:eastAsia="Arial" w:hAnsi="Arial"/>
@@ -8427,7 +8427,7 @@
               </w:rPr>
               <w:t xml:space="preserve">Learners are shown two expressions written on the board: (A) 2³ × 2⁴ and (B) 2¹⁰ ÷ 2³, both linked to the tea-farm context ('</w:t>
             </w:r>
-            <w:del w:id="9130" w:author="Claude (AI) - proposed" w:date="2026-10-15T20:13:44Z">
+            <w:del w:id="9130" w:author="Claude (AI) - proposed" w:date="2026-10-18T00:27:12Z">
               <w:r>
                 <w:rPr>
                   <w:rFonts w:ascii="Arial" w:cs="Arial" w:eastAsia="Arial" w:hAnsi="Arial"/>
@@ -8442,7 +8442,7 @@
                 <w:delText xml:space="preserve">A single Kericho tea plant yields 2³ g per cycle; after 2⁴ growth cycles on the same plant, what is the total yield index? A large estate with 2¹⁰ plants ships out a consignment equal to 2³ plants-worth of stock — what index describes the remainder</w:delText>
               </w:r>
             </w:del>
-            <w:ins w:id="9131" w:author="Claude (AI) - proposed" w:date="2026-10-15T20:13:44Z">
+            <w:ins w:id="9131" w:author="Claude (AI) - proposed" w:date="2026-10-18T00:27:12Z">
               <w:r>
                 <w:rPr>
                   <w:rFonts w:ascii="Arial" w:cs="Arial" w:eastAsia="Arial" w:hAnsi="Arial"/>
@@ -8536,7 +8536,7 @@
               </w:rPr>
               <w:t xml:space="preserve">Prediction Commitment (</w:t>
             </w:r>
-            <w:del w:id="9132" w:author="Claude (AI) - proposed" w:date="2026-10-15T20:13:44Z">
+            <w:del w:id="9132" w:author="Claude (AI) - proposed" w:date="2026-10-18T00:27:12Z">
               <w:r>
                 <w:rPr>
                   <w:rFonts w:ascii="Arial" w:cs="Arial" w:eastAsia="Arial" w:hAnsi="Arial"/>
@@ -8551,7 +8551,7 @@
                 <w:delText xml:space="preserve">Claim–Evidence–Reasoning anticipation</w:delText>
               </w:r>
             </w:del>
-            <w:ins w:id="9133" w:author="Claude (AI) - proposed" w:date="2026-10-15T20:13:44Z">
+            <w:ins w:id="9133" w:author="Claude (AI) - proposed" w:date="2026-10-18T00:27:12Z">
               <w:r>
                 <w:rPr>
                   <w:rFonts w:ascii="Arial" w:cs="Arial" w:eastAsia="Arial" w:hAnsi="Arial"/>
@@ -8668,7 +8668,7 @@
             <w:pPr>
               <w:spacing w:after="20" w:before="0"/>
             </w:pPr>
-            <w:hyperlink w:history="1" r:id="rIdcf04xicj_bgyy2f7u7gsj">
+            <w:hyperlink w:history="1" r:id="rIdnwxbjhhlo6grpsy-jcav4">
               <w:r>
                 <w:rPr>
                   <w:rFonts w:ascii="Arial" w:cs="Arial" w:eastAsia="Arial" w:hAnsi="Arial"/>
@@ -8701,7 +8701,7 @@
               <w:spacing w:after="10" w:before="0"/>
               <w:ind w:left="120"/>
             </w:pPr>
-            <w:hyperlink w:history="1" r:id="rIdpo6aiyds_ftjphtc72tbu">
+            <w:hyperlink w:history="1" r:id="rIduutqsjbb-9nee0p7oe3nw">
               <w:r>
                 <w:rPr>
                   <w:rFonts w:ascii="Arial" w:cs="Arial" w:eastAsia="Arial" w:hAnsi="Arial"/>
@@ -8746,7 +8746,7 @@
             <w:pPr>
               <w:spacing w:after="20" w:before="0"/>
             </w:pPr>
-            <w:hyperlink w:history="1" r:id="rIdkfkq8gh2fqk1py7d-pscl">
+            <w:hyperlink w:history="1" r:id="rIdl1ib2zwx9krtxz5mbwtz5">
               <w:r>
                 <w:rPr>
                   <w:rFonts w:ascii="Arial" w:cs="Arial" w:eastAsia="Arial" w:hAnsi="Arial"/>
@@ -8779,7 +8779,7 @@
               <w:spacing w:after="10" w:before="0"/>
               <w:ind w:left="120"/>
             </w:pPr>
-            <w:hyperlink w:history="1" r:id="rIdm00g2thou_9okhi78t-b5">
+            <w:hyperlink w:history="1" r:id="rIdua0t-kuvclx_wl6cfagyn">
               <w:r>
                 <w:rPr>
                   <w:rFonts w:ascii="Arial" w:cs="Arial" w:eastAsia="Arial" w:hAnsi="Arial"/>
@@ -8824,7 +8824,7 @@
               </w:rPr>
               <w:t xml:space="preserve">Groups of 4 receive a structured Discovery Worksheet with three investigation tables. Table 1 (Product Rule): Expand each expression into repeated-multiplication form, count total factors, re-write as a single power, and record the relationship between original exponents and final exponent. Examples used: 2² × 2³; 2³ × 2⁴; 3² × 3³; 5¹ × 5⁴; aᵐ × aⁿ (general). Table 2 (Quotient Rule): Expand numerator and denominator, cancel common factors, re-write as a single power. Examples used: 2⁵ ÷ 2²; 3⁵ ÷ 3²; 5⁴ ÷ 5¹; aᵐ ÷ aⁿ (m &gt; n, general). Table 3 (Zero Index): Extend the quotient pattern to the case m = n: 2³ ÷ 2³; 5⁴ ÷ 5⁴; aⁿ ÷ aⁿ — evaluate by cancellation and by the quotient rule and compare. All numeric examples use bases and exponents drawn from the tea-farm and Kenyan contexts printed on the worksheet (e.g., 'A Kericho estate has 2⁵ rows of tea plants</w:t>
             </w:r>
-            <w:del w:id="9134" w:author="Claude (AI) - proposed" w:date="2026-10-15T20:13:44Z">
+            <w:del w:id="9134" w:author="Claude (AI) - proposed" w:date="2026-10-18T00:27:12Z">
               <w:r>
                 <w:rPr>
                   <w:rFonts w:ascii="Arial" w:cs="Arial" w:eastAsia="Arial" w:hAnsi="Arial"/>
@@ -8839,7 +8839,7 @@
                 <w:delText xml:space="preserve">; 2² rows are set aside for seedlings</w:delText>
               </w:r>
             </w:del>
-            <w:ins w:id="9135" w:author="Claude (AI) - proposed" w:date="2026-10-15T20:13:44Z">
+            <w:ins w:id="9135" w:author="Claude (AI) - proposed" w:date="2026-10-18T00:27:12Z">
               <w:r>
                 <w:rPr>
                   <w:rFonts w:ascii="Arial" w:cs="Arial" w:eastAsia="Arial" w:hAnsi="Arial"/>
@@ -8867,7 +8867,7 @@
               </w:rPr>
               <w:t xml:space="preserve"> — how many rows </w:t>
             </w:r>
-            <w:del w:id="9136" w:author="Claude (AI) - proposed" w:date="2026-10-15T20:13:44Z">
+            <w:del w:id="9136" w:author="Claude (AI) - proposed" w:date="2026-10-18T00:27:12Z">
               <w:r>
                 <w:rPr>
                   <w:rFonts w:ascii="Arial" w:cs="Arial" w:eastAsia="Arial" w:hAnsi="Arial"/>
@@ -8882,7 +8882,7 @@
                 <w:delText xml:space="preserve">remain</w:delText>
               </w:r>
             </w:del>
-            <w:ins w:id="9137" w:author="Claude (AI) - proposed" w:date="2026-10-15T20:13:44Z">
+            <w:ins w:id="9137" w:author="Claude (AI) - proposed" w:date="2026-10-18T00:27:12Z">
               <w:r>
                 <w:rPr>
                   <w:rFonts w:ascii="Arial" w:cs="Arial" w:eastAsia="Arial" w:hAnsi="Arial"/>
@@ -9065,7 +9065,7 @@
             <w:pPr>
               <w:spacing w:after="20" w:before="0"/>
             </w:pPr>
-            <w:hyperlink w:history="1" r:id="rIdgsv8kkgfbcudjery1dzvg">
+            <w:hyperlink w:history="1" r:id="rIdihc26rzgxqit5vhsuhjyh">
               <w:r>
                 <w:rPr>
                   <w:rFonts w:ascii="Arial" w:cs="Arial" w:eastAsia="Arial" w:hAnsi="Arial"/>
@@ -9098,7 +9098,7 @@
               <w:spacing w:after="10" w:before="0"/>
               <w:ind w:left="120"/>
             </w:pPr>
-            <w:hyperlink w:history="1" r:id="rId6qct5ep_nynfjwjnkarym">
+            <w:hyperlink w:history="1" r:id="rIdgvlvmjk_smyyiv_mqhgd-">
               <w:r>
                 <w:rPr>
                   <w:rFonts w:ascii="Arial" w:cs="Arial" w:eastAsia="Arial" w:hAnsi="Arial"/>
@@ -9143,7 +9143,7 @@
             <w:pPr>
               <w:spacing w:after="20" w:before="0"/>
             </w:pPr>
-            <w:hyperlink w:history="1" r:id="rIdorcik_lvzdmxjzkfpvews">
+            <w:hyperlink w:history="1" r:id="rIdhxjjabdnuxvgwjwszuoiy">
               <w:r>
                 <w:rPr>
                   <w:rFonts w:ascii="Arial" w:cs="Arial" w:eastAsia="Arial" w:hAnsi="Arial"/>
@@ -9176,7 +9176,7 @@
               <w:spacing w:after="10" w:before="0"/>
               <w:ind w:left="120"/>
             </w:pPr>
-            <w:hyperlink w:history="1" r:id="rId1kz__j9y6npbb7wu6bbad">
+            <w:hyperlink w:history="1" r:id="rId_2mbyq1gkmnytuj-fch4r">
               <w:r>
                 <w:rPr>
                   <w:rFonts w:ascii="Arial" w:cs="Arial" w:eastAsia="Arial" w:hAnsi="Arial"/>
@@ -9221,7 +9221,7 @@
               </w:rPr>
               <w:t xml:space="preserve">The class co-constructs the three formal laws from the group conjectures. The teacher writes the general form of each law in standard notation as the class agrees on the wording. Learners then work in pairs on a Kenyan-context application set: (1) A farmer in the Rift Valley owns a rectangular plot measuring 3⁴ metres by 3² metres — express the area as a single power of 3 and calculate its value. (2) </w:t>
             </w:r>
-            <w:del w:id="9138" w:author="Claude (AI) - proposed" w:date="2026-10-15T20:13:44Z">
+            <w:del w:id="9138" w:author="Claude (AI) - proposed" w:date="2026-10-18T00:27:12Z">
               <w:r>
                 <w:rPr>
                   <w:rFonts w:ascii="Arial" w:cs="Arial" w:eastAsia="Arial" w:hAnsi="Arial"/>
@@ -9236,7 +9236,7 @@
                 <w:delText xml:space="preserve">The population of Nairobi is approximately 5³ × 5⁴ people (in suitable units) — simplify and evaluate</w:delText>
               </w:r>
             </w:del>
-            <w:ins w:id="9139" w:author="Claude (AI) - proposed" w:date="2026-10-15T20:13:44Z">
+            <w:ins w:id="9139" w:author="Claude (AI) - proposed" w:date="2026-10-18T00:27:12Z">
               <w:r>
                 <w:rPr>
                   <w:rFonts w:ascii="Arial" w:cs="Arial" w:eastAsia="Arial" w:hAnsi="Arial"/>
@@ -9419,7 +9419,7 @@
             <w:pPr>
               <w:spacing w:after="20" w:before="0"/>
             </w:pPr>
-            <w:hyperlink w:history="1" r:id="rId5kbs32ef1uohemq0n2a_i">
+            <w:hyperlink w:history="1" r:id="rId1qlkmxkbp6od5izsim2j8">
               <w:r>
                 <w:rPr>
                   <w:rFonts w:ascii="Arial" w:cs="Arial" w:eastAsia="Arial" w:hAnsi="Arial"/>
@@ -9452,7 +9452,7 @@
               <w:spacing w:after="10" w:before="0"/>
               <w:ind w:left="120"/>
             </w:pPr>
-            <w:hyperlink w:history="1" r:id="rIdi1nfk9mqvewjf37xoojr-">
+            <w:hyperlink w:history="1" r:id="rId-vhhfvrfpoddwuusucorz">
               <w:r>
                 <w:rPr>
                   <w:rFonts w:ascii="Arial" w:cs="Arial" w:eastAsia="Arial" w:hAnsi="Arial"/>
@@ -9497,7 +9497,7 @@
             <w:pPr>
               <w:spacing w:after="20" w:before="0"/>
             </w:pPr>
-            <w:hyperlink w:history="1" r:id="rId2ge9g-76bqjfi-0_jvrxq">
+            <w:hyperlink w:history="1" r:id="rIdd4now98xr5ndazb9zxrdn">
               <w:r>
                 <w:rPr>
                   <w:rFonts w:ascii="Arial" w:cs="Arial" w:eastAsia="Arial" w:hAnsi="Arial"/>
@@ -9530,7 +9530,7 @@
               <w:spacing w:after="10" w:before="0"/>
               <w:ind w:left="120"/>
             </w:pPr>
-            <w:hyperlink w:history="1" r:id="rIdnnyvuyhbnioo4uzmptpyq">
+            <w:hyperlink w:history="1" r:id="rIdhdktn28p8xmjcn4ohgbgd">
               <w:r>
                 <w:rPr>
                   <w:rFonts w:ascii="Arial" w:cs="Arial" w:eastAsia="Arial" w:hAnsi="Arial"/>
@@ -9575,7 +9575,7 @@
               </w:rPr>
               <w:t xml:space="preserve">The class </w:t>
             </w:r>
-            <w:del w:id="9140" w:author="Claude (AI) - proposed" w:date="2026-10-15T20:13:44Z">
+            <w:del w:id="9140" w:author="Claude (AI) - proposed" w:date="2026-10-18T00:27:12Z">
               <w:r>
                 <w:rPr>
                   <w:rFonts w:ascii="Arial" w:cs="Arial" w:eastAsia="Arial" w:hAnsi="Arial"/>
@@ -9590,7 +9590,7 @@
                 <w:delText xml:space="preserve">formally initiates</w:delText>
               </w:r>
             </w:del>
-            <w:ins w:id="9141" w:author="Claude (AI) - proposed" w:date="2026-10-15T20:13:44Z">
+            <w:ins w:id="9141" w:author="Claude (AI) - proposed" w:date="2026-10-18T00:27:12Z">
               <w:r>
                 <w:rPr>
                   <w:rFonts w:ascii="Arial" w:cs="Arial" w:eastAsia="Arial" w:hAnsi="Arial"/>
@@ -9618,7 +9618,7 @@
               </w:rPr>
               <w:t xml:space="preserve"> the unit DQB</w:t>
             </w:r>
-            <w:ins w:id="9142" w:author="Claude (AI) - proposed" w:date="2026-10-15T20:13:44Z">
+            <w:ins w:id="9142" w:author="Claude (AI) - proposed" w:date="2026-10-18T00:27:12Z">
               <w:r>
                 <w:rPr>
                   <w:rFonts w:ascii="Arial" w:cs="Arial" w:eastAsia="Arial" w:hAnsi="Arial"/>
@@ -9646,7 +9646,7 @@
               </w:rPr>
               <w:t xml:space="preserve">. Each learner receives two sticky notes (or draws two small boxes in their notes if physical sticky notes are unavailable). On the first, they write one question the today's pattern-discovery raised for them about indices. On the second, they write one question they still have about the tea-farm phenomenon or logarithms. Examples of questions that should emerge: 'What happens when the exponent is negative — does the rule still hold?' / 'What if the bases are different — can we still add exponents?' / 'Why does adding exponents in logarithm tables work like the product rule?' / 'What does 2^(1/2) mean?' Learners post their questions on the class DQB</w:t>
             </w:r>
-            <w:del w:id="9143" w:author="Claude (AI) - proposed" w:date="2026-10-15T20:13:44Z">
+            <w:del w:id="9143" w:author="Claude (AI) - proposed" w:date="2026-10-18T00:27:12Z">
               <w:r>
                 <w:rPr>
                   <w:rFonts w:ascii="Arial" w:cs="Arial" w:eastAsia="Arial" w:hAnsi="Arial"/>
@@ -9661,7 +9661,7 @@
                 <w:delText xml:space="preserve"> display (a large sheet of chart paper divided into two columns: </w:delText>
               </w:r>
             </w:del>
-            <w:ins w:id="9144" w:author="Claude (AI) - proposed" w:date="2026-10-15T20:13:44Z">
+            <w:ins w:id="9144" w:author="Claude (AI) - proposed" w:date="2026-10-18T00:27:12Z">
               <w:r>
                 <w:rPr>
                   <w:rFonts w:ascii="Arial" w:cs="Arial" w:eastAsia="Arial" w:hAnsi="Arial"/>
@@ -9689,7 +9689,7 @@
               </w:rPr>
               <w:t xml:space="preserve">'Questions about </w:t>
             </w:r>
-            <w:del w:id="9145" w:author="Claude (AI) - proposed" w:date="2026-10-15T20:13:44Z">
+            <w:del w:id="9145" w:author="Claude (AI) - proposed" w:date="2026-10-18T00:27:12Z">
               <w:r>
                 <w:rPr>
                   <w:rFonts w:ascii="Arial" w:cs="Arial" w:eastAsia="Arial" w:hAnsi="Arial"/>
@@ -9704,7 +9704,7 @@
                 <w:delText xml:space="preserve">Indices' and </w:delText>
               </w:r>
             </w:del>
-            <w:ins w:id="9146" w:author="Claude (AI) - proposed" w:date="2026-10-15T20:13:44Z">
+            <w:ins w:id="9146" w:author="Claude (AI) - proposed" w:date="2026-10-18T00:27:12Z">
               <w:r>
                 <w:rPr>
                   <w:rFonts w:ascii="Arial" w:cs="Arial" w:eastAsia="Arial" w:hAnsi="Arial"/>
@@ -9732,7 +9732,7 @@
               </w:rPr>
               <w:t xml:space="preserve">'Questions about </w:t>
             </w:r>
-            <w:del w:id="9147" w:author="Claude (AI) - proposed" w:date="2026-10-15T20:13:44Z">
+            <w:del w:id="9147" w:author="Claude (AI) - proposed" w:date="2026-10-18T00:27:12Z">
               <w:r>
                 <w:rPr>
                   <w:rFonts w:ascii="Arial" w:cs="Arial" w:eastAsia="Arial" w:hAnsi="Arial"/>
@@ -9747,7 +9747,7 @@
                 <w:delText xml:space="preserve">Logarithms / The Farmer's Calculation')</w:delText>
               </w:r>
             </w:del>
-            <w:ins w:id="9148" w:author="Claude (AI) - proposed" w:date="2026-10-15T20:13:44Z">
+            <w:ins w:id="9148" w:author="Claude (AI) - proposed" w:date="2026-10-18T00:27:12Z">
               <w:r>
                 <w:rPr>
                   <w:rFonts w:ascii="Arial" w:cs="Arial" w:eastAsia="Arial" w:hAnsi="Arial"/>
@@ -9775,7 +9775,7 @@
               </w:rPr>
               <w:t xml:space="preserve">. The teacher reads five questions aloud and sorts them publicly into </w:t>
             </w:r>
-            <w:del w:id="9149" w:author="Claude (AI) - proposed" w:date="2026-10-15T20:13:44Z">
+            <w:del w:id="9149" w:author="Claude (AI) - proposed" w:date="2026-10-18T00:27:12Z">
               <w:r>
                 <w:rPr>
                   <w:rFonts w:ascii="Arial" w:cs="Arial" w:eastAsia="Arial" w:hAnsi="Arial"/>
@@ -9790,7 +9790,7 @@
                 <w:delText xml:space="preserve">the two columns</w:delText>
               </w:r>
             </w:del>
-            <w:ins w:id="9150" w:author="Claude (AI) - proposed" w:date="2026-10-15T20:13:44Z">
+            <w:ins w:id="9150" w:author="Claude (AI) - proposed" w:date="2026-10-18T00:27:12Z">
               <w:r>
                 <w:rPr>
                   <w:rFonts w:ascii="Arial" w:cs="Arial" w:eastAsia="Arial" w:hAnsi="Arial"/>
@@ -9851,7 +9851,7 @@
               </w:rPr>
               <w:t xml:space="preserve">1. </w:t>
             </w:r>
-            <w:del w:id="9151" w:author="Claude (AI) - proposed" w:date="2026-10-15T20:13:44Z">
+            <w:del w:id="9151" w:author="Claude (AI) - proposed" w:date="2026-10-18T00:27:12Z">
               <w:r>
                 <w:rPr>
                   <w:rFonts w:ascii="Arial" w:cs="Arial" w:eastAsia="Arial" w:hAnsi="Arial"/>
@@ -9866,7 +9866,7 @@
                 <w:delText xml:space="preserve">Unveil the blank DQB chart paper</w:delText>
               </w:r>
             </w:del>
-            <w:ins w:id="9152" w:author="Claude (AI) - proposed" w:date="2026-10-15T20:13:44Z">
+            <w:ins w:id="9152" w:author="Claude (AI) - proposed" w:date="2026-10-18T00:27:12Z">
               <w:r>
                 <w:rPr>
                   <w:rFonts w:ascii="Arial" w:cs="Arial" w:eastAsia="Arial" w:hAnsi="Arial"/>
@@ -9894,7 +9894,7 @@
               </w:rPr>
               <w:t xml:space="preserve">. Say: 'This board belongs to all of us. Every question you post here is a promise — by the end of this unit, we will have answered it. Some questions will be answered next lesson; some will wait until Lesson 7 or 8. But every question matters.' 2. Give learners 3 minutes to write their two sticky notes in silence. Circulate and prompt any learner who is stuck: 'Think about what we have NOT yet explained. What are you still wondering? What confused you?' 3. Invite learners to post their notes in turn (manage in row order to avoid crowding). 4. Read five selected questions aloud — choose at least one from each </w:t>
             </w:r>
-            <w:del w:id="9153" w:author="Claude (AI) - proposed" w:date="2026-10-15T20:13:44Z">
+            <w:del w:id="9153" w:author="Claude (AI) - proposed" w:date="2026-10-18T00:27:12Z">
               <w:r>
                 <w:rPr>
                   <w:rFonts w:ascii="Arial" w:cs="Arial" w:eastAsia="Arial" w:hAnsi="Arial"/>
@@ -9909,7 +9909,7 @@
                 <w:delText xml:space="preserve">column</w:delText>
               </w:r>
             </w:del>
-            <w:ins w:id="9154" w:author="Claude (AI) - proposed" w:date="2026-10-15T20:13:44Z">
+            <w:ins w:id="9154" w:author="Claude (AI) - proposed" w:date="2026-10-18T00:27:12Z">
               <w:r>
                 <w:rPr>
                   <w:rFonts w:ascii="Arial" w:cs="Arial" w:eastAsia="Arial" w:hAnsi="Arial"/>
@@ -10059,7 +10059,7 @@
             <w:pPr>
               <w:spacing w:after="20" w:before="0"/>
             </w:pPr>
-            <w:hyperlink w:history="1" r:id="rIdm01c1mqiuowgugm-ahag5">
+            <w:hyperlink w:history="1" r:id="rIdpkvwse470t_1k2y5umlxb">
               <w:r>
                 <w:rPr>
                   <w:rFonts w:ascii="Arial" w:cs="Arial" w:eastAsia="Arial" w:hAnsi="Arial"/>
@@ -10092,7 +10092,7 @@
               <w:spacing w:after="10" w:before="0"/>
               <w:ind w:left="120"/>
             </w:pPr>
-            <w:hyperlink w:history="1" r:id="rIdfemby4en0hvfibveqlck_">
+            <w:hyperlink w:history="1" r:id="rIdguul5hy1djd6_eeipojwd">
               <w:r>
                 <w:rPr>
                   <w:rFonts w:ascii="Arial" w:cs="Arial" w:eastAsia="Arial" w:hAnsi="Arial"/>
@@ -10137,7 +10137,7 @@
             <w:pPr>
               <w:spacing w:after="20" w:before="0"/>
             </w:pPr>
-            <w:hyperlink w:history="1" r:id="rIdo6-ibskhyd8axqx7yd_yi">
+            <w:hyperlink w:history="1" r:id="rIdqzha6zeqdmbp2ibmm8-8y">
               <w:r>
                 <w:rPr>
                   <w:rFonts w:ascii="Arial" w:cs="Arial" w:eastAsia="Arial" w:hAnsi="Arial"/>
@@ -10186,7 +10186,7 @@
               <w:spacing w:after="10" w:before="0"/>
               <w:ind w:left="120"/>
             </w:pPr>
-            <w:hyperlink w:history="1" r:id="rIdauwfkiltlmzgzxim1uuuj">
+            <w:hyperlink w:history="1" r:id="rIdgfux9fo8siv0xazi0zpzx">
               <w:r>
                 <w:rPr>
                   <w:rFonts w:ascii="Arial" w:cs="Arial" w:eastAsia="Arial" w:hAnsi="Arial"/>
@@ -10231,7 +10231,7 @@
               </w:rPr>
               <w:t xml:space="preserve">Learners return to</w:t>
             </w:r>
-            <w:ins w:id="9155" w:author="Claude (AI) - proposed" w:date="2026-10-15T20:13:44Z">
+            <w:ins w:id="9155" w:author="Claude (AI) - proposed" w:date="2026-10-18T00:27:12Z">
               <w:r>
                 <w:rPr>
                   <w:rFonts w:ascii="Arial" w:cs="Arial" w:eastAsia="Arial" w:hAnsi="Arial"/>
@@ -10259,7 +10259,7 @@
               </w:rPr>
               <w:t xml:space="preserve"> the 'Index Toolbox' </w:t>
             </w:r>
-            <w:del w:id="9156" w:author="Claude (AI) - proposed" w:date="2026-10-15T20:13:44Z">
+            <w:del w:id="9156" w:author="Claude (AI) - proposed" w:date="2026-10-18T00:27:12Z">
               <w:r>
                 <w:rPr>
                   <w:rFonts w:ascii="Arial" w:cs="Arial" w:eastAsia="Arial" w:hAnsi="Arial"/>
@@ -10274,7 +10274,7 @@
                 <w:delText xml:space="preserve">diagram begun in Lesson 1 (a visual model of index notation showing</w:delText>
               </w:r>
             </w:del>
-            <w:ins w:id="9157" w:author="Claude (AI) - proposed" w:date="2026-10-15T20:13:44Z">
+            <w:ins w:id="9157" w:author="Claude (AI) - proposed" w:date="2026-10-18T00:27:12Z">
               <w:r>
                 <w:rPr>
                   <w:rFonts w:ascii="Arial" w:cs="Arial" w:eastAsia="Arial" w:hAnsi="Arial"/>
@@ -10302,7 +10302,7 @@
               </w:rPr>
               <w:t xml:space="preserve"> base, exponent, and expanded form</w:t>
             </w:r>
-            <w:del w:id="9158" w:author="Claude (AI) - proposed" w:date="2026-10-15T20:13:44Z">
+            <w:del w:id="9158" w:author="Claude (AI) - proposed" w:date="2026-10-18T00:27:12Z">
               <w:r>
                 <w:rPr>
                   <w:rFonts w:ascii="Arial" w:cs="Arial" w:eastAsia="Arial" w:hAnsi="Arial"/>
@@ -10810,7 +10810,7 @@
         </w:rPr>
         <w:t xml:space="preserve">© 2026 SeaVuria and ARES. Aligned with KICD objectives. Developed by SeaVuria; technical implementation by ARES (with AI assistance from Claude). Licensed under </w:t>
       </w:r>
-      <w:hyperlink w:history="1" r:id="rId24eo1cfvvlldunwo2xg_j">
+      <w:hyperlink w:history="1" r:id="rIdq-qitxr-0v9kbw66rfysy">
         <w:r>
           <w:rPr>
             <w:rFonts w:ascii="Arial" w:cs="Arial" w:eastAsia="Arial" w:hAnsi="Arial"/>
@@ -10831,7 +10831,7 @@
         </w:rPr>
         <w:t xml:space="preserve"> (</w:t>
       </w:r>
-      <w:hyperlink w:history="1" r:id="rIdfbtwnyo8zm6pgcxjchpxg">
+      <w:hyperlink w:history="1" r:id="rIdjodpv0axtxiymjiqdxrjj">
         <w:r>
           <w:rPr>
             <w:rFonts w:ascii="Arial" w:cs="Arial" w:eastAsia="Arial" w:hAnsi="Arial"/>
@@ -11339,7 +11339,7 @@
               <w:spacing w:after="40" w:before="0"/>
               <w:jc w:val="left"/>
             </w:pPr>
-            <w:ins w:id="9159" w:author="Claude (AI) - proposed" w:date="2026-10-15T20:13:44Z">
+            <w:ins w:id="9159" w:author="Claude (AI) - proposed" w:date="2026-10-18T00:27:12Z">
               <w:r>
                 <w:rPr>
                   <w:rFonts w:ascii="Arial" w:cs="Arial" w:eastAsia="Arial" w:hAnsi="Arial"/>
@@ -11886,7 +11886,7 @@
             <w:pPr>
               <w:spacing w:after="20" w:before="0"/>
             </w:pPr>
-            <w:hyperlink w:history="1" r:id="rId0d-_ijrjyqeu6mduhpzcd">
+            <w:hyperlink w:history="1" r:id="rId5bn6mds_vblaq5gom0_re">
               <w:r>
                 <w:rPr>
                   <w:rFonts w:ascii="Arial" w:cs="Arial" w:eastAsia="Arial" w:hAnsi="Arial"/>
@@ -11919,7 +11919,7 @@
               <w:spacing w:after="10" w:before="0"/>
               <w:ind w:left="120"/>
             </w:pPr>
-            <w:hyperlink w:history="1" r:id="rIdh6gb91w8rbamubztamgkt">
+            <w:hyperlink w:history="1" r:id="rIdvlqa_ztnenbtfjsrlzsj4">
               <w:r>
                 <w:rPr>
                   <w:rFonts w:ascii="Arial" w:cs="Arial" w:eastAsia="Arial" w:hAnsi="Arial"/>
@@ -11964,7 +11964,7 @@
             <w:pPr>
               <w:spacing w:after="20" w:before="0"/>
             </w:pPr>
-            <w:hyperlink w:history="1" r:id="rId_z0trmabjderlvbtrry9j">
+            <w:hyperlink w:history="1" r:id="rIdb-8ofz8zck_immathsg6t">
               <w:r>
                 <w:rPr>
                   <w:rFonts w:ascii="Arial" w:cs="Arial" w:eastAsia="Arial" w:hAnsi="Arial"/>
@@ -11997,7 +11997,7 @@
               <w:spacing w:after="10" w:before="0"/>
               <w:ind w:left="120"/>
             </w:pPr>
-            <w:hyperlink w:history="1" r:id="rId2d8zfidmdvmnv6lqbbopc">
+            <w:hyperlink w:history="1" r:id="rId-nfitedxbmzbwtnmgkw9h">
               <w:r>
                 <w:rPr>
                   <w:rFonts w:ascii="Arial" w:cs="Arial" w:eastAsia="Arial" w:hAnsi="Arial"/>
@@ -12197,7 +12197,7 @@
             <w:pPr>
               <w:spacing w:after="20" w:before="0"/>
             </w:pPr>
-            <w:hyperlink w:history="1" r:id="rIduvc1m2flwpn20y_fulfoi">
+            <w:hyperlink w:history="1" r:id="rIdktoe3nrhgbih5zac8m0pt">
               <w:r>
                 <w:rPr>
                   <w:rFonts w:ascii="Arial" w:cs="Arial" w:eastAsia="Arial" w:hAnsi="Arial"/>
@@ -12230,7 +12230,7 @@
               <w:spacing w:after="10" w:before="0"/>
               <w:ind w:left="120"/>
             </w:pPr>
-            <w:hyperlink w:history="1" r:id="rIda4yjqml2syh_8kz7slsud">
+            <w:hyperlink w:history="1" r:id="rIdtjmfd61iy3c4r3l1v86xz">
               <w:r>
                 <w:rPr>
                   <w:rFonts w:ascii="Arial" w:cs="Arial" w:eastAsia="Arial" w:hAnsi="Arial"/>
@@ -12275,7 +12275,7 @@
             <w:pPr>
               <w:spacing w:after="20" w:before="0"/>
             </w:pPr>
-            <w:hyperlink w:history="1" r:id="rId6ggm1ai6ln0fo7hx5gdkz">
+            <w:hyperlink w:history="1" r:id="rId2zkgqvdwkz_5jdcfrbu51">
               <w:r>
                 <w:rPr>
                   <w:rFonts w:ascii="Arial" w:cs="Arial" w:eastAsia="Arial" w:hAnsi="Arial"/>
@@ -12308,7 +12308,7 @@
               <w:spacing w:after="10" w:before="0"/>
               <w:ind w:left="120"/>
             </w:pPr>
-            <w:hyperlink w:history="1" r:id="rIdvpzqvn-fzykjgeipolrk0">
+            <w:hyperlink w:history="1" r:id="rIdwmlm5f35pcnofdx2ulgvn">
               <w:r>
                 <w:rPr>
                   <w:rFonts w:ascii="Arial" w:cs="Arial" w:eastAsia="Arial" w:hAnsi="Arial"/>
@@ -12433,7 +12433,7 @@
               </w:rPr>
               <w:t xml:space="preserve">STATION B — Negative Index Rule: Groups use the quotient rule to compute 2^3 ÷ 2^5, getting 2^(3−5) = 2^(−2). They also compute 8 ÷ 32 as a fraction and simplify. They reconcile the two answers, derive 2^(−2) = 1/2^2, then generalise to a^(−n) = 1/a^n. Farm framing: '</w:t>
             </w:r>
-            <w:del w:id="9160" w:author="Claude (AI) - proposed" w:date="2026-10-15T20:13:44Z">
+            <w:del w:id="9160" w:author="Claude (AI) - proposed" w:date="2026-10-18T00:27:12Z">
               <w:r>
                 <w:rPr>
                   <w:rFonts w:ascii="Arial" w:cs="Arial" w:eastAsia="Arial" w:hAnsi="Arial"/>
@@ -12448,7 +12448,7 @@
                 <w:delText xml:space="preserve">What does it mean for a plant to owe the farm two harvest cycles? Its net contribution is a fraction of the base amount</w:delText>
               </w:r>
             </w:del>
-            <w:ins w:id="9161" w:author="Claude (AI) - proposed" w:date="2026-10-15T20:13:44Z">
+            <w:ins w:id="9161" w:author="Claude (AI) - proposed" w:date="2026-10-18T00:27:12Z">
               <w:r>
                 <w:rPr>
                   <w:rFonts w:ascii="Arial" w:cs="Arial" w:eastAsia="Arial" w:hAnsi="Arial"/>
@@ -12791,7 +12791,7 @@
             <w:pPr>
               <w:spacing w:after="20" w:before="0"/>
             </w:pPr>
-            <w:hyperlink w:history="1" r:id="rIdiicwztqe6okisaztzknev">
+            <w:hyperlink w:history="1" r:id="rIdlj8rxk7fh28afzylaejit">
               <w:r>
                 <w:rPr>
                   <w:rFonts w:ascii="Arial" w:cs="Arial" w:eastAsia="Arial" w:hAnsi="Arial"/>
@@ -12824,7 +12824,7 @@
               <w:spacing w:after="10" w:before="0"/>
               <w:ind w:left="120"/>
             </w:pPr>
-            <w:hyperlink w:history="1" r:id="rIdbu9akcjfazq1ud-tdvisi">
+            <w:hyperlink w:history="1" r:id="rIdfdjwwb4cmhif8ejqo7sxx">
               <w:r>
                 <w:rPr>
                   <w:rFonts w:ascii="Arial" w:cs="Arial" w:eastAsia="Arial" w:hAnsi="Arial"/>
@@ -12869,7 +12869,7 @@
             <w:pPr>
               <w:spacing w:after="20" w:before="0"/>
             </w:pPr>
-            <w:hyperlink w:history="1" r:id="rIdaotu8dq8sa0tyualcwp2u">
+            <w:hyperlink w:history="1" r:id="rIdf9r-fp4enc7ixlvsnk1zf">
               <w:r>
                 <w:rPr>
                   <w:rFonts w:ascii="Arial" w:cs="Arial" w:eastAsia="Arial" w:hAnsi="Arial"/>
@@ -12902,7 +12902,7 @@
               <w:spacing w:after="10" w:before="0"/>
               <w:ind w:left="120"/>
             </w:pPr>
-            <w:hyperlink w:history="1" r:id="rIdmjl1bbqhtpwiwgng6kag-">
+            <w:hyperlink w:history="1" r:id="rIdzkpag8wise8lbftiunxzi">
               <w:r>
                 <w:rPr>
                   <w:rFonts w:ascii="Arial" w:cs="Arial" w:eastAsia="Arial" w:hAnsi="Arial"/>
@@ -13027,7 +13027,7 @@
               </w:rPr>
               <w:t xml:space="preserve">Tier 2 (pairs, 6 minutes): A Kericho estate has 2^10 tea plants arranged in 2^</w:t>
             </w:r>
-            <w:del w:id="9162" w:author="Claude (AI) - proposed" w:date="2026-10-15T20:13:44Z">
+            <w:del w:id="9162" w:author="Claude (AI) - proposed" w:date="2026-10-18T00:27:12Z">
               <w:r>
                 <w:rPr>
                   <w:rFonts w:ascii="Arial" w:cs="Arial" w:eastAsia="Arial" w:hAnsi="Arial"/>
@@ -13042,7 +13042,7 @@
                 <w:delText xml:space="preserve">(1/2)</w:delText>
               </w:r>
             </w:del>
-            <w:ins w:id="9163" w:author="Claude (AI) - proposed" w:date="2026-10-15T20:13:44Z">
+            <w:ins w:id="9163" w:author="Claude (AI) - proposed" w:date="2026-10-18T00:27:12Z">
               <w:r>
                 <w:rPr>
                   <w:rFonts w:ascii="Arial" w:cs="Arial" w:eastAsia="Arial" w:hAnsi="Arial"/>
@@ -13070,7 +13070,7 @@
               </w:rPr>
               <w:t xml:space="preserve"> equal rows. Express the number of plants per row as a power of 2 and as a </w:t>
             </w:r>
-            <w:del w:id="9164" w:author="Claude (AI) - proposed" w:date="2026-10-15T20:13:44Z">
+            <w:del w:id="9164" w:author="Claude (AI) - proposed" w:date="2026-10-18T00:27:12Z">
               <w:r>
                 <w:rPr>
                   <w:rFonts w:ascii="Arial" w:cs="Arial" w:eastAsia="Arial" w:hAnsi="Arial"/>
@@ -13085,7 +13085,7 @@
                 <w:delText xml:space="preserve">decimal (to 2 d.p.)</w:delText>
               </w:r>
             </w:del>
-            <w:ins w:id="9165" w:author="Claude (AI) - proposed" w:date="2026-10-15T20:13:44Z">
+            <w:ins w:id="9165" w:author="Claude (AI) - proposed" w:date="2026-10-18T00:27:12Z">
               <w:r>
                 <w:rPr>
                   <w:rFonts w:ascii="Arial" w:cs="Arial" w:eastAsia="Arial" w:hAnsi="Arial"/>
@@ -13153,7 +13153,7 @@
               </w:rPr>
               <w:t xml:space="preserve">Tier 3 (extension, independent): A Nairobi food-processing company </w:t>
             </w:r>
-            <w:del w:id="9166" w:author="Claude (AI) - proposed" w:date="2026-10-15T20:13:44Z">
+            <w:del w:id="9166" w:author="Claude (AI) - proposed" w:date="2026-10-18T00:27:12Z">
               <w:r>
                 <w:rPr>
                   <w:rFonts w:ascii="Arial" w:cs="Arial" w:eastAsia="Arial" w:hAnsi="Arial"/>
@@ -13168,7 +13168,7 @@
                 <w:delText xml:space="preserve">packages tea in tins whose volume is modelled by V</w:delText>
               </w:r>
             </w:del>
-            <w:ins w:id="9167" w:author="Claude (AI) - proposed" w:date="2026-10-15T20:13:44Z">
+            <w:ins w:id="9167" w:author="Claude (AI) - proposed" w:date="2026-10-18T00:27:12Z">
               <w:r>
                 <w:rPr>
                   <w:rFonts w:ascii="Arial" w:cs="Arial" w:eastAsia="Arial" w:hAnsi="Arial"/>
@@ -13196,7 +13196,7 @@
               </w:rPr>
               <w:t xml:space="preserve"> = k^(3/2) </w:t>
             </w:r>
-            <w:del w:id="9168" w:author="Claude (AI) - proposed" w:date="2026-10-15T20:13:44Z">
+            <w:del w:id="9168" w:author="Claude (AI) - proposed" w:date="2026-10-18T00:27:12Z">
               <w:r>
                 <w:rPr>
                   <w:rFonts w:ascii="Arial" w:cs="Arial" w:eastAsia="Arial" w:hAnsi="Arial"/>
@@ -13211,7 +13211,7 @@
                 <w:delText xml:space="preserve">cm³</w:delText>
               </w:r>
             </w:del>
-            <w:ins w:id="9169" w:author="Claude (AI) - proposed" w:date="2026-10-15T20:13:44Z">
+            <w:ins w:id="9169" w:author="Claude (AI) - proposed" w:date="2026-10-18T00:27:12Z">
               <w:r>
                 <w:rPr>
                   <w:rFonts w:ascii="Arial" w:cs="Arial" w:eastAsia="Arial" w:hAnsi="Arial"/>
@@ -13239,7 +13239,7 @@
               </w:rPr>
               <w:t xml:space="preserve">, where k is the </w:t>
             </w:r>
-            <w:del w:id="9170" w:author="Claude (AI) - proposed" w:date="2026-10-15T20:13:44Z">
+            <w:del w:id="9170" w:author="Claude (AI) - proposed" w:date="2026-10-18T00:27:12Z">
               <w:r>
                 <w:rPr>
                   <w:rFonts w:ascii="Arial" w:cs="Arial" w:eastAsia="Arial" w:hAnsi="Arial"/>
@@ -13254,7 +13254,7 @@
                 <w:delText xml:space="preserve">base dimension in cm</w:delText>
               </w:r>
             </w:del>
-            <w:ins w:id="9171" w:author="Claude (AI) - proposed" w:date="2026-10-15T20:13:44Z">
+            <w:ins w:id="9171" w:author="Claude (AI) - proposed" w:date="2026-10-18T00:27:12Z">
               <w:r>
                 <w:rPr>
                   <w:rFonts w:ascii="Arial" w:cs="Arial" w:eastAsia="Arial" w:hAnsi="Arial"/>
@@ -13282,7 +13282,7 @@
               </w:rPr>
               <w:t xml:space="preserve">. If k = 16, find </w:t>
             </w:r>
-            <w:del w:id="9172" w:author="Claude (AI) - proposed" w:date="2026-10-15T20:13:44Z">
+            <w:del w:id="9172" w:author="Claude (AI) - proposed" w:date="2026-10-18T00:27:12Z">
               <w:r>
                 <w:rPr>
                   <w:rFonts w:ascii="Arial" w:cs="Arial" w:eastAsia="Arial" w:hAnsi="Arial"/>
@@ -13297,7 +13297,7 @@
                 <w:delText xml:space="preserve">V. If V</w:delText>
               </w:r>
             </w:del>
-            <w:ins w:id="9173" w:author="Claude (AI) - proposed" w:date="2026-10-15T20:13:44Z">
+            <w:ins w:id="9173" w:author="Claude (AI) - proposed" w:date="2026-10-18T00:27:12Z">
               <w:r>
                 <w:rPr>
                   <w:rFonts w:ascii="Arial" w:cs="Arial" w:eastAsia="Arial" w:hAnsi="Arial"/>
@@ -13325,7 +13325,7 @@
               </w:rPr>
               <w:t xml:space="preserve"> must equal 27 </w:t>
             </w:r>
-            <w:del w:id="9174" w:author="Claude (AI) - proposed" w:date="2026-10-15T20:13:44Z">
+            <w:del w:id="9174" w:author="Claude (AI) - proposed" w:date="2026-10-18T00:27:12Z">
               <w:r>
                 <w:rPr>
                   <w:rFonts w:ascii="Arial" w:cs="Arial" w:eastAsia="Arial" w:hAnsi="Arial"/>
@@ -13340,7 +13340,7 @@
                 <w:delText xml:space="preserve">cm³</w:delText>
               </w:r>
             </w:del>
-            <w:ins w:id="9175" w:author="Claude (AI) - proposed" w:date="2026-10-15T20:13:44Z">
+            <w:ins w:id="9175" w:author="Claude (AI) - proposed" w:date="2026-10-18T00:27:12Z">
               <w:r>
                 <w:rPr>
                   <w:rFonts w:ascii="Arial" w:cs="Arial" w:eastAsia="Arial" w:hAnsi="Arial"/>
@@ -13441,7 +13441,7 @@
               </w:rPr>
               <w:t xml:space="preserve">Announce tiers clearly: 'Everyone starts on Tier 1 — you have 6 minutes, working alone. Tier 2 is in pairs. Tier 3 is a challenge for those who finish early.' [Set timer.] During Tier 1, circulate and mark correct/incorrect silently with a tick or a dot (not the answer).</w:t>
             </w:r>
-            <w:ins w:id="9176" w:author="Claude (AI) - proposed" w:date="2026-10-15T20:13:44Z">
+            <w:ins w:id="9176" w:author="Claude (AI) - proposed" w:date="2026-10-18T00:27:12Z">
               <w:r>
                 <w:rPr>
                   <w:rFonts w:ascii="Arial" w:cs="Arial" w:eastAsia="Arial" w:hAnsi="Arial"/>
@@ -13502,7 +13502,7 @@
               </w:rPr>
               <w:t xml:space="preserve">Error Analysis / Worked Example Critique (NGSS Practice: Constructing Explanations): Presenting deliberate errors shifts learners from passive answer-checking to active rule-enforcement. Requiring learners to name the rule in words before writing symbols deepens conceptual encoding. The tiered structure ensures all learners engage with the core rules while extension learners encounter the rules in a novel context (</w:t>
             </w:r>
-            <w:del w:id="9177" w:author="Claude (AI) - proposed" w:date="2026-10-15T20:13:44Z">
+            <w:del w:id="9177" w:author="Claude (AI) - proposed" w:date="2026-10-18T00:27:12Z">
               <w:r>
                 <w:rPr>
                   <w:rFonts w:ascii="Arial" w:cs="Arial" w:eastAsia="Arial" w:hAnsi="Arial"/>
@@ -13517,7 +13517,7 @@
                 <w:delText xml:space="preserve">volume formula</w:delText>
               </w:r>
             </w:del>
-            <w:ins w:id="9178" w:author="Claude (AI) - proposed" w:date="2026-10-15T20:13:44Z">
+            <w:ins w:id="9178" w:author="Claude (AI) - proposed" w:date="2026-10-18T00:27:12Z">
               <w:r>
                 <w:rPr>
                   <w:rFonts w:ascii="Arial" w:cs="Arial" w:eastAsia="Arial" w:hAnsi="Arial"/>
@@ -13634,7 +13634,7 @@
             <w:pPr>
               <w:spacing w:after="20" w:before="0"/>
             </w:pPr>
-            <w:hyperlink w:history="1" r:id="rIdvmbls5rllgima8jokbwq5">
+            <w:hyperlink w:history="1" r:id="rIdqsgqja5bqmgey-ek_gegk">
               <w:r>
                 <w:rPr>
                   <w:rFonts w:ascii="Arial" w:cs="Arial" w:eastAsia="Arial" w:hAnsi="Arial"/>
@@ -13667,7 +13667,7 @@
               <w:spacing w:after="10" w:before="0"/>
               <w:ind w:left="120"/>
             </w:pPr>
-            <w:hyperlink w:history="1" r:id="rIdwtsuzflvj5houuoruxywm">
+            <w:hyperlink w:history="1" r:id="rIdyem-fdvhgqoahlndgvlxt">
               <w:r>
                 <w:rPr>
                   <w:rFonts w:ascii="Arial" w:cs="Arial" w:eastAsia="Arial" w:hAnsi="Arial"/>
@@ -13712,7 +13712,7 @@
             <w:pPr>
               <w:spacing w:after="20" w:before="0"/>
             </w:pPr>
-            <w:hyperlink w:history="1" r:id="rIda8v25c-drgfbjhnhozd45">
+            <w:hyperlink w:history="1" r:id="rIdpzgzqmth9i6pddgit6btf">
               <w:r>
                 <w:rPr>
                   <w:rFonts w:ascii="Arial" w:cs="Arial" w:eastAsia="Arial" w:hAnsi="Arial"/>
@@ -13745,7 +13745,7 @@
               <w:spacing w:after="10" w:before="0"/>
               <w:ind w:left="120"/>
             </w:pPr>
-            <w:hyperlink w:history="1" r:id="rId1eseop1n_ovpghvurqbzj">
+            <w:hyperlink w:history="1" r:id="rIdxc3faioy9fx9hiyh0l21n">
               <w:r>
                 <w:rPr>
                   <w:rFonts w:ascii="Arial" w:cs="Arial" w:eastAsia="Arial" w:hAnsi="Arial"/>
@@ -13945,7 +13945,7 @@
             <w:pPr>
               <w:spacing w:after="20" w:before="0"/>
             </w:pPr>
-            <w:hyperlink w:history="1" r:id="rIdx-upl-mjk_ob8d42lts3f">
+            <w:hyperlink w:history="1" r:id="rIdvjq_elbrtzvsykceh4jes">
               <w:r>
                 <w:rPr>
                   <w:rFonts w:ascii="Arial" w:cs="Arial" w:eastAsia="Arial" w:hAnsi="Arial"/>
@@ -13978,7 +13978,7 @@
               <w:spacing w:after="10" w:before="0"/>
               <w:ind w:left="120"/>
             </w:pPr>
-            <w:hyperlink w:history="1" r:id="rIdaxenkkjrbbtgasfnktnnh">
+            <w:hyperlink w:history="1" r:id="rId3bqz6hv1ay_e6xncyuyue">
               <w:r>
                 <w:rPr>
                   <w:rFonts w:ascii="Arial" w:cs="Arial" w:eastAsia="Arial" w:hAnsi="Arial"/>
@@ -14023,7 +14023,7 @@
             <w:pPr>
               <w:spacing w:after="20" w:before="0"/>
             </w:pPr>
-            <w:hyperlink w:history="1" r:id="rIdqnpqziwdlmzrqmfuj_ivh">
+            <w:hyperlink w:history="1" r:id="rIdeklxmcvo6fmmiyhssz_0g">
               <w:r>
                 <w:rPr>
                   <w:rFonts w:ascii="Arial" w:cs="Arial" w:eastAsia="Arial" w:hAnsi="Arial"/>
@@ -14056,7 +14056,7 @@
               <w:spacing w:after="10" w:before="0"/>
               <w:ind w:left="120"/>
             </w:pPr>
-            <w:hyperlink w:history="1" r:id="rId3g3lmct8xuoevxnubgx5j">
+            <w:hyperlink w:history="1" r:id="rIdskm4ubltrxsueg5-kz67q">
               <w:r>
                 <w:rPr>
                   <w:rFonts w:ascii="Arial" w:cs="Arial" w:eastAsia="Arial" w:hAnsi="Arial"/>
@@ -14101,7 +14101,7 @@
               </w:rPr>
               <w:t xml:space="preserve">Learners retrieve </w:t>
             </w:r>
-            <w:del w:id="9179" w:author="Claude (AI) - proposed" w:date="2026-10-15T20:13:44Z">
+            <w:del w:id="9179" w:author="Claude (AI) - proposed" w:date="2026-10-18T00:27:12Z">
               <w:r>
                 <w:rPr>
                   <w:rFonts w:ascii="Arial" w:cs="Arial" w:eastAsia="Arial" w:hAnsi="Arial"/>
@@ -14116,7 +14116,7 @@
                 <w:delText xml:space="preserve">their cumulative</w:delText>
               </w:r>
             </w:del>
-            <w:ins w:id="9180" w:author="Claude (AI) - proposed" w:date="2026-10-15T20:13:44Z">
+            <w:ins w:id="9180" w:author="Claude (AI) - proposed" w:date="2026-10-18T00:27:12Z">
               <w:r>
                 <w:rPr>
                   <w:rFonts w:ascii="Arial" w:cs="Arial" w:eastAsia="Arial" w:hAnsi="Arial"/>
@@ -14144,7 +14144,7 @@
               </w:rPr>
               <w:t xml:space="preserve"> 'Index Laws</w:t>
             </w:r>
-            <w:del w:id="9181" w:author="Claude (AI) - proposed" w:date="2026-10-15T20:13:44Z">
+            <w:del w:id="9181" w:author="Claude (AI) - proposed" w:date="2026-10-18T00:27:12Z">
               <w:r>
                 <w:rPr>
                   <w:rFonts w:ascii="Arial" w:cs="Arial" w:eastAsia="Arial" w:hAnsi="Arial"/>
@@ -14159,7 +14159,7 @@
                 <w:delText xml:space="preserve"> Model'</w:delText>
               </w:r>
             </w:del>
-            <w:ins w:id="9182" w:author="Claude (AI) - proposed" w:date="2026-10-15T20:13:44Z">
+            <w:ins w:id="9182" w:author="Claude (AI) - proposed" w:date="2026-10-18T00:27:12Z">
               <w:r>
                 <w:rPr>
                   <w:rFonts w:ascii="Arial" w:cs="Arial" w:eastAsia="Arial" w:hAnsi="Arial"/>
@@ -14187,7 +14187,7 @@
               </w:rPr>
               <w:t xml:space="preserve"> — a two-column graphic organiser </w:t>
             </w:r>
-            <w:del w:id="9183" w:author="Claude (AI) - proposed" w:date="2026-10-15T20:13:44Z">
+            <w:del w:id="9183" w:author="Claude (AI) - proposed" w:date="2026-10-18T00:27:12Z">
               <w:r>
                 <w:rPr>
                   <w:rFonts w:ascii="Arial" w:cs="Arial" w:eastAsia="Arial" w:hAnsi="Arial"/>
@@ -14202,7 +14202,7 @@
                 <w:delText xml:space="preserve">started in Lesson 1</w:delText>
               </w:r>
             </w:del>
-            <w:ins w:id="9184" w:author="Claude (AI) - proposed" w:date="2026-10-15T20:13:44Z">
+            <w:ins w:id="9184" w:author="Claude (AI) - proposed" w:date="2026-10-18T00:27:12Z">
               <w:r>
                 <w:rPr>
                   <w:rFonts w:ascii="Arial" w:cs="Arial" w:eastAsia="Arial" w:hAnsi="Arial"/>
@@ -14710,7 +14710,7 @@
         </w:rPr>
         <w:t xml:space="preserve">© 2026 SeaVuria and ARES. Aligned with KICD objectives. Developed by SeaVuria; technical implementation by ARES (with AI assistance from Claude). Licensed under </w:t>
       </w:r>
-      <w:hyperlink w:history="1" r:id="rIdyvvj3bn1ah8mc92mbcrsa">
+      <w:hyperlink w:history="1" r:id="rIdcvoquhdaodqwunvqmh_fu">
         <w:r>
           <w:rPr>
             <w:rFonts w:ascii="Arial" w:cs="Arial" w:eastAsia="Arial" w:hAnsi="Arial"/>
@@ -14731,7 +14731,7 @@
         </w:rPr>
         <w:t xml:space="preserve"> (</w:t>
       </w:r>
-      <w:hyperlink w:history="1" r:id="rIdhofajis5sfvjxlnk2voac">
+      <w:hyperlink w:history="1" r:id="rIdvbpaffjrd1um4i8wnxwdj">
         <w:r>
           <w:rPr>
             <w:rFonts w:ascii="Arial" w:cs="Arial" w:eastAsia="Arial" w:hAnsi="Arial"/>
@@ -15239,7 +15239,7 @@
               <w:spacing w:after="40" w:before="0"/>
               <w:jc w:val="left"/>
             </w:pPr>
-            <w:del w:id="9185" w:author="Claude (AI) - proposed" w:date="2026-10-15T20:13:44Z">
+            <w:del w:id="9185" w:author="Claude (AI) - proposed" w:date="2026-10-18T00:27:12Z">
               <w:r>
                 <w:rPr>
                   <w:rFonts w:ascii="Arial" w:cs="Arial" w:eastAsia="Arial" w:hAnsi="Arial"/>
@@ -15254,7 +15254,7 @@
                 <w:delText xml:space="preserve">How do we use logarithms in computations?</w:delText>
               </w:r>
             </w:del>
-            <w:ins w:id="9186" w:author="Claude (AI) - proposed" w:date="2026-10-15T20:13:44Z">
+            <w:ins w:id="9186" w:author="Claude (AI) - proposed" w:date="2026-10-18T00:27:12Z">
               <w:r>
                 <w:rPr>
                   <w:rFonts w:ascii="Arial" w:cs="Arial" w:eastAsia="Arial" w:hAnsi="Arial"/>
@@ -15337,7 +15337,7 @@
               </w:rPr>
               <w:t xml:space="preserve">In Lessons 1–3 learners established index notation and the laws of indices, and saw in the phenomenon that the tea-farm manager struggled with large-number multiplication. Lesson 4 is the pivot: learners now receive the formal definition of log₁₀ and discover that a logarithm is simply the exponent they already know — rewritten. By the end of this lesson they can pick up a four-figure table and read a mantissa, equipping them for Lesson 5 (</w:t>
             </w:r>
-            <w:ins w:id="9187" w:author="Claude (AI) - proposed" w:date="2026-10-15T20:13:44Z">
+            <w:ins w:id="9187" w:author="Claude (AI) - proposed" w:date="2026-10-18T00:27:12Z">
               <w:r>
                 <w:rPr>
                   <w:rFonts w:ascii="Arial" w:cs="Arial" w:eastAsia="Arial" w:hAnsi="Arial"/>
@@ -15528,7 +15528,7 @@
               </w:rPr>
               <w:t xml:space="preserve">Learners begin by predicting what log₁₀ 1,000 means before any instruction. A short supporting phenomenon — pH values of common Kenyan foods and drinks (lemon juice, uji, milk, </w:t>
             </w:r>
-            <w:del w:id="9188" w:author="Claude (AI) - proposed" w:date="2026-10-15T20:13:44Z">
+            <w:del w:id="9188" w:author="Claude (AI) - proposed" w:date="2026-10-18T00:27:12Z">
               <w:r>
                 <w:rPr>
                   <w:rFonts w:ascii="Arial" w:cs="Arial" w:eastAsia="Arial" w:hAnsi="Arial"/>
@@ -15543,7 +15543,7 @@
                 <w:delText xml:space="preserve">lake water from Lake Victoria</w:delText>
               </w:r>
             </w:del>
-            <w:ins w:id="9189" w:author="Claude (AI) - proposed" w:date="2026-10-15T20:13:44Z">
+            <w:ins w:id="9189" w:author="Claude (AI) - proposed" w:date="2026-10-18T00:27:12Z">
               <w:r>
                 <w:rPr>
                   <w:rFonts w:ascii="Arial" w:cs="Arial" w:eastAsia="Arial" w:hAnsi="Arial"/>
@@ -15571,7 +15571,7 @@
               </w:rPr>
               <w:t xml:space="preserve">) — provides a memorable, concrete context for negative-characteristic logarithms. The teacher formally defines the common logarithm, guides learners through converting between exponential and log form, and introduces the characteristic–mantissa decomposition. Learners then work in pairs to practise reading a physical four-figure logarithm table for at least eight numbers, recording results on a structured table-reading worksheet. The lesson closes with DQB updating and a cumulative model revision connecting logarithms back to the tea-farm phenomenon.</w:t>
             </w:r>
-            <w:ins w:id="9190" w:author="Claude (AI) - proposed" w:date="2026-10-15T20:13:44Z">
+            <w:ins w:id="9190" w:author="Claude (AI) - proposed" w:date="2026-10-18T00:27:12Z">
               <w:r>
                 <w:rPr>
                   <w:rFonts w:ascii="Arial" w:cs="Arial" w:eastAsia="Arial" w:hAnsi="Arial"/>
@@ -15874,7 +15874,7 @@
             <w:pPr>
               <w:spacing w:after="20" w:before="0"/>
             </w:pPr>
-            <w:hyperlink w:history="1" r:id="rIdjmqo9ua89bw_we9m4b1xv">
+            <w:hyperlink w:history="1" r:id="rIday8jvwad-py7rdrgzyzdh">
               <w:r>
                 <w:rPr>
                   <w:rFonts w:ascii="Arial" w:cs="Arial" w:eastAsia="Arial" w:hAnsi="Arial"/>
@@ -15907,7 +15907,7 @@
               <w:spacing w:after="10" w:before="0"/>
               <w:ind w:left="120"/>
             </w:pPr>
-            <w:hyperlink w:history="1" r:id="rIdbaduqzn0uwyubtlgyq5ua">
+            <w:hyperlink w:history="1" r:id="rIdpp3bhi0grt9idlo7lyjpn">
               <w:r>
                 <w:rPr>
                   <w:rFonts w:ascii="Arial" w:cs="Arial" w:eastAsia="Arial" w:hAnsi="Arial"/>
@@ -15952,7 +15952,7 @@
             <w:pPr>
               <w:spacing w:after="20" w:before="0"/>
             </w:pPr>
-            <w:hyperlink w:history="1" r:id="rIdzik3kgmwaig0dsscordgz">
+            <w:hyperlink w:history="1" r:id="rId1t7_r2tsto6c4ynbehcya">
               <w:r>
                 <w:rPr>
                   <w:rFonts w:ascii="Arial" w:cs="Arial" w:eastAsia="Arial" w:hAnsi="Arial"/>
@@ -15985,7 +15985,7 @@
               <w:spacing w:after="10" w:before="0"/>
               <w:ind w:left="120"/>
             </w:pPr>
-            <w:hyperlink w:history="1" r:id="rId7abcauwy998lvb4dmwsjg">
+            <w:hyperlink w:history="1" r:id="rIdgaxcdg7iopydpe8tmyfkl">
               <w:r>
                 <w:rPr>
                   <w:rFonts w:ascii="Arial" w:cs="Arial" w:eastAsia="Arial" w:hAnsi="Arial"/>
@@ -16185,7 +16185,7 @@
             <w:pPr>
               <w:spacing w:after="20" w:before="0"/>
             </w:pPr>
-            <w:hyperlink w:history="1" r:id="rIdt91z8bgza4nxl5ayoi1i-">
+            <w:hyperlink w:history="1" r:id="rIdt4v_d_qjtqunc142o1t54">
               <w:r>
                 <w:rPr>
                   <w:rFonts w:ascii="Arial" w:cs="Arial" w:eastAsia="Arial" w:hAnsi="Arial"/>
@@ -16218,7 +16218,7 @@
               <w:spacing w:after="10" w:before="0"/>
               <w:ind w:left="120"/>
             </w:pPr>
-            <w:hyperlink w:history="1" r:id="rIdup7znizxsjrfbds-akyhl">
+            <w:hyperlink w:history="1" r:id="rId8ppnscqsksyds9zafy_dx">
               <w:r>
                 <w:rPr>
                   <w:rFonts w:ascii="Arial" w:cs="Arial" w:eastAsia="Arial" w:hAnsi="Arial"/>
@@ -16263,7 +16263,7 @@
             <w:pPr>
               <w:spacing w:after="20" w:before="0"/>
             </w:pPr>
-            <w:hyperlink w:history="1" r:id="rIduviovylxwcinh6yd7hxku">
+            <w:hyperlink w:history="1" r:id="rIddr4gkfxcg50xvykakzjij">
               <w:r>
                 <w:rPr>
                   <w:rFonts w:ascii="Arial" w:cs="Arial" w:eastAsia="Arial" w:hAnsi="Arial"/>
@@ -16296,7 +16296,7 @@
               <w:spacing w:after="10" w:before="0"/>
               <w:ind w:left="120"/>
             </w:pPr>
-            <w:hyperlink w:history="1" r:id="rIdtt8rc8qftbjgbuwz63ig9">
+            <w:hyperlink w:history="1" r:id="rIds2eigrwwdrptt5jokujel">
               <w:r>
                 <w:rPr>
                   <w:rFonts w:ascii="Arial" w:cs="Arial" w:eastAsia="Arial" w:hAnsi="Arial"/>
@@ -16341,7 +16341,7 @@
               </w:rPr>
               <w:t xml:space="preserve">Supporting Phenomenon — The pH Scale of Kenyan Foods. The teacher displays a large visual poster (or projected slide) showing a pH strip with the following real Kenyan data points labelled: lemon juice (pH ≈ 2), uji/fermented porridge (pH ≈ 3.5), milk from a Rift Valley dairy (pH ≈ 6.8), clean </w:t>
             </w:r>
-            <w:del w:id="9191" w:author="Claude (AI) - proposed" w:date="2026-10-15T20:13:44Z">
+            <w:del w:id="9191" w:author="Claude (AI) - proposed" w:date="2026-10-18T00:27:12Z">
               <w:r>
                 <w:rPr>
                   <w:rFonts w:ascii="Arial" w:cs="Arial" w:eastAsia="Arial" w:hAnsi="Arial"/>
@@ -16356,7 +16356,7 @@
                 <w:delText xml:space="preserve">water from Lake Naivasha</w:delText>
               </w:r>
             </w:del>
-            <w:ins w:id="9192" w:author="Claude (AI) - proposed" w:date="2026-10-15T20:13:44Z">
+            <w:ins w:id="9192" w:author="Claude (AI) - proposed" w:date="2026-10-18T00:27:12Z">
               <w:r>
                 <w:rPr>
                   <w:rFonts w:ascii="Arial" w:cs="Arial" w:eastAsia="Arial" w:hAnsi="Arial"/>
@@ -16384,7 +16384,7 @@
               </w:rPr>
               <w:t xml:space="preserve"> (pH ≈ 7), and </w:t>
             </w:r>
-            <w:del w:id="9193" w:author="Claude (AI) - proposed" w:date="2026-10-15T20:13:44Z">
+            <w:del w:id="9193" w:author="Claude (AI) - proposed" w:date="2026-10-18T00:27:12Z">
               <w:r>
                 <w:rPr>
                   <w:rFonts w:ascii="Arial" w:cs="Arial" w:eastAsia="Arial" w:hAnsi="Arial"/>
@@ -16399,7 +16399,7 @@
                 <w:delText xml:space="preserve">bleaching agent used on Mombasa dhow sails</w:delText>
               </w:r>
             </w:del>
-            <w:ins w:id="9194" w:author="Claude (AI) - proposed" w:date="2026-10-15T20:13:44Z">
+            <w:ins w:id="9194" w:author="Claude (AI) - proposed" w:date="2026-10-18T00:27:12Z">
               <w:r>
                 <w:rPr>
                   <w:rFonts w:ascii="Arial" w:cs="Arial" w:eastAsia="Arial" w:hAnsi="Arial"/>
@@ -16427,7 +16427,7 @@
               </w:rPr>
               <w:t xml:space="preserve"> (pH ≈ 12). Alongside each food, the HYDROGEN ION CONCENTRATION [H⁺] is written in full: lemon juice = 0.01 mol/L, uji ≈ 0.000316 mol/L, etc. Learners observe that chemists defined pH = −log₁₀[H⁺]. A second visual shows the same data as a number line of powers of 10: 10⁻², 10⁻³·⁵, 10⁻⁶·⁸ etc. Learners complete an Observation Table (on their worksheet) with three columns: Food/Liquid | [H⁺] written as a power of 10 | pH value. They notice that pH is simply the magnitude of the exponent — i.e., the logarithm — of the concentration. A 3-minute silent reading excerpt (one paragraph, on the worksheet) explains: 'John Napier invented logarithms in 1614. Kenyan scientists like agrochemists at the </w:t>
             </w:r>
-            <w:del w:id="9195" w:author="Claude (AI) - proposed" w:date="2026-10-15T20:13:44Z">
+            <w:del w:id="9195" w:author="Claude (AI) - proposed" w:date="2026-10-18T00:27:12Z">
               <w:r>
                 <w:rPr>
                   <w:rFonts w:ascii="Arial" w:cs="Arial" w:eastAsia="Arial" w:hAnsi="Arial"/>
@@ -16442,7 +16442,7 @@
                 <w:delText xml:space="preserve">Tea Research Foundation</w:delText>
               </w:r>
             </w:del>
-            <w:ins w:id="9196" w:author="Claude (AI) - proposed" w:date="2026-10-15T20:13:44Z">
+            <w:ins w:id="9196" w:author="Claude (AI) - proposed" w:date="2026-10-18T00:27:12Z">
               <w:r>
                 <w:rPr>
                   <w:rFonts w:ascii="Arial" w:cs="Arial" w:eastAsia="Arial" w:hAnsi="Arial"/>
@@ -16503,7 +16503,7 @@
               </w:rPr>
               <w:t xml:space="preserve">Post or project the pH poster before learners enter. As lesson starts, point to lemon juice row: 'Naomi, read the [H⁺] value for lemon juice aloud.' After response, SAY: 'Now write that as a power of 10 in your observation table. You have 30 seconds.' Cold-call a second learner: 'David, what power of 10 did you write?' After response and 12-second wait: 'Everyone check — did you write 10⁻²? Thumbs up if yes.' Address any thumbs-down by asking: 'What did you write instead? Let us see why 0.01 = 10⁻².' Reference </w:t>
             </w:r>
-            <w:del w:id="9197" w:author="Claude (AI) - proposed" w:date="2026-10-15T20:13:44Z">
+            <w:del w:id="9197" w:author="Claude (AI) - proposed" w:date="2026-10-18T00:27:12Z">
               <w:r>
                 <w:rPr>
                   <w:rFonts w:ascii="Arial" w:cs="Arial" w:eastAsia="Arial" w:hAnsi="Arial"/>
@@ -16518,7 +16518,7 @@
                 <w:delText xml:space="preserve">Lesson 2</w:delText>
               </w:r>
             </w:del>
-            <w:ins w:id="9198" w:author="Claude (AI) - proposed" w:date="2026-10-15T20:13:44Z">
+            <w:ins w:id="9198" w:author="Claude (AI) - proposed" w:date="2026-10-18T00:27:12Z">
               <w:r>
                 <w:rPr>
                   <w:rFonts w:ascii="Arial" w:cs="Arial" w:eastAsia="Arial" w:hAnsi="Arial"/>
@@ -16668,7 +16668,7 @@
             <w:pPr>
               <w:spacing w:after="20" w:before="0"/>
             </w:pPr>
-            <w:hyperlink w:history="1" r:id="rIdq9rrtszuvc4777g2m1iv2">
+            <w:hyperlink w:history="1" r:id="rIdbdra7gvm1krexkhcuauvl">
               <w:r>
                 <w:rPr>
                   <w:rFonts w:ascii="Arial" w:cs="Arial" w:eastAsia="Arial" w:hAnsi="Arial"/>
@@ -16701,7 +16701,7 @@
               <w:spacing w:after="10" w:before="0"/>
               <w:ind w:left="120"/>
             </w:pPr>
-            <w:hyperlink w:history="1" r:id="rId2w6jpyrwqzmmzvxh2qgvk">
+            <w:hyperlink w:history="1" r:id="rId8ojc2f3p6yxfhtusrg7dc">
               <w:r>
                 <w:rPr>
                   <w:rFonts w:ascii="Arial" w:cs="Arial" w:eastAsia="Arial" w:hAnsi="Arial"/>
@@ -16746,7 +16746,7 @@
             <w:pPr>
               <w:spacing w:after="20" w:before="0"/>
             </w:pPr>
-            <w:hyperlink w:history="1" r:id="rId2_trtcby2rbu_0a0ozoub">
+            <w:hyperlink w:history="1" r:id="rIdvsyrbvbm1ec5uaevaesz0">
               <w:r>
                 <w:rPr>
                   <w:rFonts w:ascii="Arial" w:cs="Arial" w:eastAsia="Arial" w:hAnsi="Arial"/>
@@ -16795,7 +16795,7 @@
               <w:spacing w:after="10" w:before="0"/>
               <w:ind w:left="120"/>
             </w:pPr>
-            <w:hyperlink w:history="1" r:id="rId9nbaxsuasviw0eurwz8oy">
+            <w:hyperlink w:history="1" r:id="rId24i1obxxhft98rdsym9vl">
               <w:r>
                 <w:rPr>
                   <w:rFonts w:ascii="Arial" w:cs="Arial" w:eastAsia="Arial" w:hAnsi="Arial"/>
@@ -16840,7 +16840,7 @@
               </w:rPr>
               <w:t xml:space="preserve">Part A — Formal Definition (</w:t>
             </w:r>
-            <w:del w:id="9199" w:author="Claude (AI) - proposed" w:date="2026-10-15T20:13:44Z">
+            <w:del w:id="9199" w:author="Claude (AI) - proposed" w:date="2026-10-18T00:27:12Z">
               <w:r>
                 <w:rPr>
                   <w:rFonts w:ascii="Arial" w:cs="Arial" w:eastAsia="Arial" w:hAnsi="Arial"/>
@@ -16855,7 +16855,7 @@
                 <w:delText xml:space="preserve">10</w:delText>
               </w:r>
             </w:del>
-            <w:ins w:id="9200" w:author="Claude (AI) - proposed" w:date="2026-10-15T20:13:44Z">
+            <w:ins w:id="9200" w:author="Claude (AI) - proposed" w:date="2026-10-18T00:27:12Z">
               <w:r>
                 <w:rPr>
                   <w:rFonts w:ascii="Arial" w:cs="Arial" w:eastAsia="Arial" w:hAnsi="Arial"/>
@@ -16883,7 +16883,7 @@
               </w:rPr>
               <w:t xml:space="preserve"> min). The teacher writes on the board: 'log₁₀ x = n  ↔  10ⁿ = x' and reads it aloud twice. Learners copy this into their notes with a box around it. Three worked examples are displayed and completed together: (1) log₁₀ 1,000 = ? → 10? = 1,000 → ? = 3; (2) log₁₀ 0.01 = ? → 10? = 0.01 → ? = −2; (3) log₁₀ 1 = ? → 10? = 1 → ? = 0. Learners then individually complete a six-item rapid conversion table (exponential → log form and log → exponential form) on their worksheet. Part B — Characteristic and Mantissa (12 min). Teacher introduces the decomposition: any common logarithm = characteristic (integer part, can be negative) + mantissa (decimal part, always 0 ≤ mantissa &lt; 1). Using the examples log₁₀ 3,500 ≈ 3.5441: characteristic = 3 (because 1,000 ≤ 3,500 &lt; 10,000, i.e., 10³ ≤ 3,500 &lt; 10⁴), mantissa = 0.5441 (read from table). Kenyan context: 'The tea estate in Kericho ships 3,500 kg per container. log₁₀ 3,500 = 3.5441. The characteristic 3 tells us there are 4 digits — the mantissa 0.5441 gives the precision.' Learners practise identifying the characteristic from the number of digits for eight numbers on their worksheet without using tables. Part C — Reading Four-Figure Tables (</w:t>
             </w:r>
-            <w:del w:id="9201" w:author="Claude (AI) - proposed" w:date="2026-10-15T20:13:44Z">
+            <w:del w:id="9201" w:author="Claude (AI) - proposed" w:date="2026-10-18T00:27:12Z">
               <w:r>
                 <w:rPr>
                   <w:rFonts w:ascii="Arial" w:cs="Arial" w:eastAsia="Arial" w:hAnsi="Arial"/>
@@ -16898,7 +16898,7 @@
                 <w:delText xml:space="preserve">18</w:delText>
               </w:r>
             </w:del>
-            <w:ins w:id="9202" w:author="Claude (AI) - proposed" w:date="2026-10-15T20:13:44Z">
+            <w:ins w:id="9202" w:author="Claude (AI) - proposed" w:date="2026-10-18T00:27:12Z">
               <w:r>
                 <w:rPr>
                   <w:rFonts w:ascii="Arial" w:cs="Arial" w:eastAsia="Arial" w:hAnsi="Arial"/>
@@ -16959,7 +16959,7 @@
               </w:rPr>
               <w:t xml:space="preserve">Part A: Write the definition slowly, narrating each symbol: 'The small 10 here is the BASE. The n is the EXPONENT — the POWER. This is the same power we have been writing since Lesson 1.' After worked example 2, SAY: 'Remind me — we saw 10⁻² in the pH table. What food had [H⁺] = 10⁻²?' (Wait 10 seconds — expected: lemon juice.) 'Exactly. So log₁₀ 0.01 = −2 is just saying: lemon juice has a hydrogen ion concentration that is 10 to the NEGATIVE 2. Logarithm and pH are the same mathematics.' Cold-call the learner identified in Phase 1 who wrote n = −2 correctly: 'You predicted this in your half-sheet — explain to the class how you knew.' After the six-item rapid conversion, ask learners to self-mark using the answer key projected for 60 seconds. Ask: 'Raise your hand if you got all six correct.' Then: 'Raise your hand if you got five.' Address the most common error. Part B: After modelling characteristic of 3,500, SAY: 'Here is the rule without a table: the characteristic of a number ≥ 1 is one less than the number of digits before the decimal point. Write that rule in a box in your notes.' Give 2 minutes for the eight-item worksheet. Cold-call 3 learners for answers, applying 12-second wait each time. Part C: Model the table lookup TWICE at full speed, narrating every step. Then say: 'Now you and your partner do the same for 47. I will walk around — you have 3 minutes. I must see BOTH partners' fingers on the table simultaneously.' Circulate and check hand positions on the table. After 8 numbers are complete, cold-call one pair per number to share their answer. Record all 8 on the board. </w:t>
             </w:r>
-            <w:ins w:id="9203" w:author="Claude (AI) - proposed" w:date="2026-10-15T20:13:44Z">
+            <w:ins w:id="9203" w:author="Claude (AI) - proposed" w:date="2026-10-18T00:27:12Z">
               <w:r>
                 <w:rPr>
                   <w:rFonts w:ascii="Arial" w:cs="Arial" w:eastAsia="Arial" w:hAnsi="Arial"/>
@@ -16987,7 +16987,7 @@
               </w:rPr>
               <w:t xml:space="preserve">SAY: 'Look at the last entry — 3,142. That is π × 1,000. Agronomists at KALRO in Nairobi sometimes compute the circumference of a circular test plantation — now you can find the logarithm of that number in under 20 seconds.'</w:t>
             </w:r>
-            <w:ins w:id="9204" w:author="Claude (AI) - proposed" w:date="2026-10-15T20:13:44Z">
+            <w:ins w:id="9204" w:author="Claude (AI) - proposed" w:date="2026-10-18T00:27:12Z">
               <w:r>
                 <w:rPr>
                   <w:rFonts w:ascii="Arial" w:cs="Arial" w:eastAsia="Arial" w:hAnsi="Arial"/>
@@ -17124,7 +17124,7 @@
             <w:pPr>
               <w:spacing w:after="20" w:before="0"/>
             </w:pPr>
-            <w:hyperlink w:history="1" r:id="rIdx5np0uyycjzas8ikm8soj">
+            <w:hyperlink w:history="1" r:id="rIdre9erl5cyhr6yjlbc-hd9">
               <w:r>
                 <w:rPr>
                   <w:rFonts w:ascii="Arial" w:cs="Arial" w:eastAsia="Arial" w:hAnsi="Arial"/>
@@ -17157,7 +17157,7 @@
               <w:spacing w:after="10" w:before="0"/>
               <w:ind w:left="120"/>
             </w:pPr>
-            <w:hyperlink w:history="1" r:id="rIdc1zrkhwa_n3eqnxhpn6ci">
+            <w:hyperlink w:history="1" r:id="rIduxyjpdplsp1tmi46lkuo7">
               <w:r>
                 <w:rPr>
                   <w:rFonts w:ascii="Arial" w:cs="Arial" w:eastAsia="Arial" w:hAnsi="Arial"/>
@@ -17202,7 +17202,7 @@
             <w:pPr>
               <w:spacing w:after="20" w:before="0"/>
             </w:pPr>
-            <w:hyperlink w:history="1" r:id="rIdefvce6tuuhf9byaonfisq">
+            <w:hyperlink w:history="1" r:id="rIdqos8xb_lc9oub4gzqt1hv">
               <w:r>
                 <w:rPr>
                   <w:rFonts w:ascii="Arial" w:cs="Arial" w:eastAsia="Arial" w:hAnsi="Arial"/>
@@ -17251,7 +17251,7 @@
               <w:spacing w:after="10" w:before="0"/>
               <w:ind w:left="120"/>
             </w:pPr>
-            <w:hyperlink w:history="1" r:id="rId6xaafgolrk0rlp2i-nbom">
+            <w:hyperlink w:history="1" r:id="rIdki6vqyly1-xvpabruqgey">
               <w:r>
                 <w:rPr>
                   <w:rFonts w:ascii="Arial" w:cs="Arial" w:eastAsia="Arial" w:hAnsi="Arial"/>
@@ -17296,7 +17296,7 @@
               </w:rPr>
               <w:t xml:space="preserve">Learners revisit the class Driving Question Board. In pairs, they write two sticky notes: (A) one GREEN note titled 'What we NOW know' — must include at least one sentence using the words 'characteristic,' 'mantissa,' and 'four-figure table'; (B) one ORANGE note titled 'New question raised' — a genuine question that this lesson has created about using logs in the tea-farm calculation. Pairs post their notes on the DQB. The teacher reads 3–4 orange notes aloud and previews: 'Lesson </w:t>
             </w:r>
-            <w:del w:id="9205" w:author="Claude (AI) - proposed" w:date="2026-10-15T20:13:44Z">
+            <w:del w:id="9205" w:author="Claude (AI) - proposed" w:date="2026-10-18T00:27:12Z">
               <w:r>
                 <w:rPr>
                   <w:rFonts w:ascii="Arial" w:cs="Arial" w:eastAsia="Arial" w:hAnsi="Arial"/>
@@ -17311,7 +17311,7 @@
                 <w:delText xml:space="preserve">5</w:delText>
               </w:r>
             </w:del>
-            <w:ins w:id="9206" w:author="Claude (AI) - proposed" w:date="2026-10-15T20:13:44Z">
+            <w:ins w:id="9206" w:author="Claude (AI) - proposed" w:date="2026-10-18T00:27:12Z">
               <w:r>
                 <w:rPr>
                   <w:rFonts w:ascii="Arial" w:cs="Arial" w:eastAsia="Arial" w:hAnsi="Arial"/>
@@ -17494,7 +17494,7 @@
             <w:pPr>
               <w:spacing w:after="20" w:before="0"/>
             </w:pPr>
-            <w:hyperlink w:history="1" r:id="rId4pl94dcf29abfu301g0gf">
+            <w:hyperlink w:history="1" r:id="rIdrv77nefj0hqxyxaw95cem">
               <w:r>
                 <w:rPr>
                   <w:rFonts w:ascii="Arial" w:cs="Arial" w:eastAsia="Arial" w:hAnsi="Arial"/>
@@ -17527,7 +17527,7 @@
               <w:spacing w:after="10" w:before="0"/>
               <w:ind w:left="120"/>
             </w:pPr>
-            <w:hyperlink w:history="1" r:id="rIdcfdx5b6txhh3oslriuopv">
+            <w:hyperlink w:history="1" r:id="rIdw5ljpoyruuudwaritmq_f">
               <w:r>
                 <w:rPr>
                   <w:rFonts w:ascii="Arial" w:cs="Arial" w:eastAsia="Arial" w:hAnsi="Arial"/>
@@ -17572,7 +17572,7 @@
             <w:pPr>
               <w:spacing w:after="20" w:before="0"/>
             </w:pPr>
-            <w:hyperlink w:history="1" r:id="rId57gptj_2mdor0i7u6vsl9">
+            <w:hyperlink w:history="1" r:id="rIdc4xfazubro-8fdavh_mio">
               <w:r>
                 <w:rPr>
                   <w:rFonts w:ascii="Arial" w:cs="Arial" w:eastAsia="Arial" w:hAnsi="Arial"/>
@@ -17621,7 +17621,7 @@
               <w:spacing w:after="10" w:before="0"/>
               <w:ind w:left="120"/>
             </w:pPr>
-            <w:hyperlink w:history="1" r:id="rIdxiy0ajlvhplmuzct1gges">
+            <w:hyperlink w:history="1" r:id="rIdaypzn2brt7kxnthnmao5h">
               <w:r>
                 <w:rPr>
                   <w:rFonts w:ascii="Arial" w:cs="Arial" w:eastAsia="Arial" w:hAnsi="Arial"/>
@@ -17666,7 +17666,7 @@
               </w:rPr>
               <w:t xml:space="preserve">Learners open their </w:t>
             </w:r>
-            <w:del w:id="9207" w:author="Claude (AI) - proposed" w:date="2026-10-15T20:13:44Z">
+            <w:del w:id="9207" w:author="Claude (AI) - proposed" w:date="2026-10-18T00:27:12Z">
               <w:r>
                 <w:rPr>
                   <w:rFonts w:ascii="Arial" w:cs="Arial" w:eastAsia="Arial" w:hAnsi="Arial"/>
@@ -17681,7 +17681,7 @@
                 <w:delText xml:space="preserve">cumulative unit model —</w:delText>
               </w:r>
             </w:del>
-            <w:ins w:id="9208" w:author="Claude (AI) - proposed" w:date="2026-10-15T20:13:44Z">
+            <w:ins w:id="9208" w:author="Claude (AI) - proposed" w:date="2026-10-18T00:27:12Z">
               <w:r>
                 <w:rPr>
                   <w:rFonts w:ascii="Arial" w:cs="Arial" w:eastAsia="Arial" w:hAnsi="Arial"/>
@@ -17709,7 +17709,7 @@
               </w:rPr>
               <w:t xml:space="preserve"> a two-column poster</w:t>
             </w:r>
-            <w:del w:id="9209" w:author="Claude (AI) - proposed" w:date="2026-10-15T20:13:44Z">
+            <w:del w:id="9209" w:author="Claude (AI) - proposed" w:date="2026-10-18T00:27:12Z">
               <w:r>
                 <w:rPr>
                   <w:rFonts w:ascii="Arial" w:cs="Arial" w:eastAsia="Arial" w:hAnsi="Arial"/>
@@ -17737,7 +17737,7 @@
               </w:rPr>
               <w:t xml:space="preserve"> with the headings 'INDEX SIDE' and 'LOGARITHM SIDE.' In Lessons 1–3 they populated the INDEX SIDE with: repeated multiplication → index notation → laws of indices → tea-farm harvest calculation in index form. Today they begin populating the LOGARITHM SIDE for the first time. Using a guided model-revision template on their worksheet, each learner adds: (1) the formal definition box (log₁₀ x = n ↔ 10ⁿ = x) with an arrow connecting it to '10³ = 1,000' already on the INDEX SIDE; (2) a characteristic-mantissa decomposition diagram for log₁₀ 3,500 = 3.5441 (annotated with what each part means in the tea-farm context); (3) a 'bridge statement' in their own words: 'A logarithm is the EXPONENT, rewritten on the left side of the equation. The four-figure table gives me the mantissa of that exponent for any number I choose.' Finally, learners sketch a simple arrow diagram showing: LARGE NUMBER → log table → LOGARITHM (char + mantissa) → [to be completed in </w:t>
             </w:r>
-            <w:del w:id="9210" w:author="Claude (AI) - proposed" w:date="2026-10-15T20:13:44Z">
+            <w:del w:id="9210" w:author="Claude (AI) - proposed" w:date="2026-10-18T00:27:12Z">
               <w:r>
                 <w:rPr>
                   <w:rFonts w:ascii="Arial" w:cs="Arial" w:eastAsia="Arial" w:hAnsi="Arial"/>
@@ -17752,7 +17752,7 @@
                 <w:delText xml:space="preserve">Lesson 5:</w:delText>
               </w:r>
             </w:del>
-            <w:ins w:id="9211" w:author="Claude (AI) - proposed" w:date="2026-10-15T20:13:44Z">
+            <w:ins w:id="9211" w:author="Claude (AI) - proposed" w:date="2026-10-18T00:27:12Z">
               <w:r>
                 <w:rPr>
                   <w:rFonts w:ascii="Arial" w:cs="Arial" w:eastAsia="Arial" w:hAnsi="Arial"/>
@@ -17780,7 +17780,7 @@
               </w:rPr>
               <w:t xml:space="preserve"> → ADD logs → </w:t>
             </w:r>
-            <w:del w:id="9212" w:author="Claude (AI) - proposed" w:date="2026-10-15T20:13:44Z">
+            <w:del w:id="9212" w:author="Claude (AI) - proposed" w:date="2026-10-18T00:27:12Z">
               <w:r>
                 <w:rPr>
                   <w:rFonts w:ascii="Arial" w:cs="Arial" w:eastAsia="Arial" w:hAnsi="Arial"/>
@@ -17795,7 +17795,7 @@
                 <w:delText xml:space="preserve">antilog → PRODUCT</w:delText>
               </w:r>
             </w:del>
-            <w:ins w:id="9213" w:author="Claude (AI) - proposed" w:date="2026-10-15T20:13:44Z">
+            <w:ins w:id="9213" w:author="Claude (AI) - proposed" w:date="2026-10-18T00:27:12Z">
               <w:r>
                 <w:rPr>
                   <w:rFonts w:ascii="Arial" w:cs="Arial" w:eastAsia="Arial" w:hAnsi="Arial"/>
@@ -17823,7 +17823,7 @@
               </w:rPr>
               <w:t xml:space="preserve">]. The last</w:t>
             </w:r>
-            <w:del w:id="9214" w:author="Claude (AI) - proposed" w:date="2026-10-15T20:13:44Z">
+            <w:del w:id="9214" w:author="Claude (AI) - proposed" w:date="2026-10-18T00:27:12Z">
               <w:r>
                 <w:rPr>
                   <w:rFonts w:ascii="Arial" w:cs="Arial" w:eastAsia="Arial" w:hAnsi="Arial"/>
@@ -17851,7 +17851,7 @@
               </w:rPr>
               <w:t xml:space="preserve"> boxes are left blank with a dotted outline labelled '</w:t>
             </w:r>
-            <w:del w:id="9215" w:author="Claude (AI) - proposed" w:date="2026-10-15T20:13:44Z">
+            <w:del w:id="9215" w:author="Claude (AI) - proposed" w:date="2026-10-18T00:27:12Z">
               <w:r>
                 <w:rPr>
                   <w:rFonts w:ascii="Arial" w:cs="Arial" w:eastAsia="Arial" w:hAnsi="Arial"/>
@@ -17866,7 +17866,7 @@
                 <w:delText xml:space="preserve">Lesson 5</w:delText>
               </w:r>
             </w:del>
-            <w:ins w:id="9216" w:author="Claude (AI) - proposed" w:date="2026-10-15T20:13:44Z">
+            <w:ins w:id="9216" w:author="Claude (AI) - proposed" w:date="2026-10-18T00:27:12Z">
               <w:r>
                 <w:rPr>
                   <w:rFonts w:ascii="Arial" w:cs="Arial" w:eastAsia="Arial" w:hAnsi="Arial"/>
@@ -17927,7 +17927,7 @@
               </w:rPr>
               <w:t xml:space="preserve">Distribute the model-revision template or direct learners to their cumulative poster. SAY: 'Your model so far lives entirely on the INDEX SIDE. Today we open the LOGARITHM SIDE. This is the moment the fellow farmer's trick starts to make sense.' Give 8 minutes for individual model revision. Circulate and look for three things: (a) the bidirectional arrow between log definition and the index notation already in the model; (b) correct labelling of characteristic vs. mantissa; (c) the bridge statement in the learner's own words. After 8 minutes, ask two volunteers to read their bridge statement aloud. After each, ask the class: 'Does that bridge statement capture what we learned? Thumbs up / sideways / down.' Use sideways thumbs as a prompt: 'What would you add or change?' Close with: 'The dotted boxes you left blank are the payoff of this entire unit. In </w:t>
             </w:r>
-            <w:del w:id="9217" w:author="Claude (AI) - proposed" w:date="2026-10-15T20:13:44Z">
+            <w:del w:id="9217" w:author="Claude (AI) - proposed" w:date="2026-10-18T00:27:12Z">
               <w:r>
                 <w:rPr>
                   <w:rFonts w:ascii="Arial" w:cs="Arial" w:eastAsia="Arial" w:hAnsi="Arial"/>
@@ -17942,7 +17942,7 @@
                 <w:delText xml:space="preserve">Lesson 5</w:delText>
               </w:r>
             </w:del>
-            <w:ins w:id="9218" w:author="Claude (AI) - proposed" w:date="2026-10-15T20:13:44Z">
+            <w:ins w:id="9218" w:author="Claude (AI) - proposed" w:date="2026-10-18T00:27:12Z">
               <w:r>
                 <w:rPr>
                   <w:rFonts w:ascii="Arial" w:cs="Arial" w:eastAsia="Arial" w:hAnsi="Arial"/>
@@ -18361,7 +18361,7 @@
               </w:rPr>
               <w:t xml:space="preserve">Learners observed a pH data table featuring common Kenyan foods and liquids (lemon juice, uji, Rift Valley dairy milk, </w:t>
             </w:r>
-            <w:del w:id="9219" w:author="Claude (AI) - proposed" w:date="2026-10-15T20:13:44Z">
+            <w:del w:id="9219" w:author="Claude (AI) - proposed" w:date="2026-10-18T00:27:12Z">
               <w:r>
                 <w:rPr>
                   <w:rFonts w:ascii="Arial" w:cs="Arial" w:eastAsia="Arial" w:hAnsi="Arial"/>
@@ -18376,7 +18376,7 @@
                 <w:delText xml:space="preserve">Lake Naivasha</w:delText>
               </w:r>
             </w:del>
-            <w:ins w:id="9220" w:author="Claude (AI) - proposed" w:date="2026-10-15T20:13:44Z">
+            <w:ins w:id="9220" w:author="Claude (AI) - proposed" w:date="2026-10-18T00:27:12Z">
               <w:r>
                 <w:rPr>
                   <w:rFonts w:ascii="Arial" w:cs="Arial" w:eastAsia="Arial" w:hAnsi="Arial"/>
@@ -18540,7 +18540,7 @@
               </w:rPr>
               <w:t xml:space="preserve">Learners explained that the logarithm is simply the exponent rewritten on the left side of the equation — the same exponent they have been working with since Lesson 1 in index notation. They articulated why the characteristic of log₁₀ 3,500 is 3 (because 10³ ≤ 3,500 &lt; 10⁴) and connected the negative-characteristic logarithm log₁₀ 0.01 = −2 to the pH phenomenon (lemon juice [H⁺] = 10⁻² mol/L). They began populating the LOGARITHM SIDE of their cumulative unit model and left the 'add logs → antilog → product' boxes blank as a bridge to </w:t>
             </w:r>
-            <w:del w:id="9221" w:author="Claude (AI) - proposed" w:date="2026-10-15T20:13:44Z">
+            <w:del w:id="9221" w:author="Claude (AI) - proposed" w:date="2026-10-18T00:27:12Z">
               <w:r>
                 <w:rPr>
                   <w:rFonts w:ascii="Arial" w:cs="Arial" w:eastAsia="Arial" w:hAnsi="Arial"/>
@@ -18555,7 +18555,7 @@
                 <w:delText xml:space="preserve">Lesson 5</w:delText>
               </w:r>
             </w:del>
-            <w:ins w:id="9222" w:author="Claude (AI) - proposed" w:date="2026-10-15T20:13:44Z">
+            <w:ins w:id="9222" w:author="Claude (AI) - proposed" w:date="2026-10-18T00:27:12Z">
               <w:r>
                 <w:rPr>
                   <w:rFonts w:ascii="Arial" w:cs="Arial" w:eastAsia="Arial" w:hAnsi="Arial"/>
@@ -18603,7 +18603,7 @@
         </w:rPr>
         <w:t xml:space="preserve">© 2026 SeaVuria and ARES. Aligned with KICD objectives. Developed by SeaVuria; technical implementation by ARES (with AI assistance from Claude). Licensed under </w:t>
       </w:r>
-      <w:hyperlink w:history="1" r:id="rIdkzrrad2wy4lncrtojzsto">
+      <w:hyperlink w:history="1" r:id="rIdyqbz7y9bljuokkohjr3dq">
         <w:r>
           <w:rPr>
             <w:rFonts w:ascii="Arial" w:cs="Arial" w:eastAsia="Arial" w:hAnsi="Arial"/>
@@ -18624,7 +18624,7 @@
         </w:rPr>
         <w:t xml:space="preserve"> (</w:t>
       </w:r>
-      <w:hyperlink w:history="1" r:id="rIdcojiiy1qafazmhjyrq0tp">
+      <w:hyperlink w:history="1" r:id="rIdlx0d_hccbjzsua_5nf86m">
         <w:r>
           <w:rPr>
             <w:rFonts w:ascii="Arial" w:cs="Arial" w:eastAsia="Arial" w:hAnsi="Arial"/>
@@ -19272,7 +19272,7 @@
               <w:spacing w:after="40" w:before="0"/>
               <w:jc w:val="left"/>
             </w:pPr>
-            <w:del w:id="9223" w:author="Claude (AI) - proposed" w:date="2026-10-15T20:13:44Z">
+            <w:del w:id="9223" w:author="Claude (AI) - proposed" w:date="2026-10-18T00:27:12Z">
               <w:r>
                 <w:rPr>
                   <w:rFonts w:ascii="Arial" w:cs="Arial" w:eastAsia="Arial" w:hAnsi="Arial"/>
@@ -19287,7 +19287,7 @@
                 <w:delText xml:space="preserve">How do we use logarithms in computations?</w:delText>
               </w:r>
             </w:del>
-            <w:ins w:id="9224" w:author="Claude (AI) - proposed" w:date="2026-10-15T20:13:44Z">
+            <w:ins w:id="9224" w:author="Claude (AI) - proposed" w:date="2026-10-18T00:27:12Z">
               <w:r>
                 <w:rPr>
                   <w:rFonts w:ascii="Arial" w:cs="Arial" w:eastAsia="Arial" w:hAnsi="Arial"/>
@@ -19533,7 +19533,7 @@
               </w:rPr>
               <w:t xml:space="preserve">Lesson 5 sits at the pivot point of the unit: students have learned what logarithms are and how to read a log table (Lesson 4); now they learn the reverse — the antilogarithm — and practise the complete log-table workflow end to end. The lesson opens with a striking M-Pesa statistic: </w:t>
             </w:r>
-            <w:del w:id="9225" w:author="Claude (AI) - proposed" w:date="2026-10-15T20:13:44Z">
+            <w:del w:id="9225" w:author="Claude (AI) - proposed" w:date="2026-10-18T00:27:12Z">
               <w:r>
                 <w:rPr>
                   <w:rFonts w:ascii="Arial" w:cs="Arial" w:eastAsia="Arial" w:hAnsi="Arial"/>
@@ -19548,7 +19548,7 @@
                 <w:delText xml:space="preserve">Safaricom's network processes approximately</w:delText>
               </w:r>
             </w:del>
-            <w:ins w:id="9226" w:author="Claude (AI) - proposed" w:date="2026-10-15T20:13:44Z">
+            <w:ins w:id="9226" w:author="Claude (AI) - proposed" w:date="2026-10-18T00:27:12Z">
               <w:r>
                 <w:rPr>
                   <w:rFonts w:ascii="Arial" w:cs="Arial" w:eastAsia="Arial" w:hAnsi="Arial"/>
@@ -19576,7 +19576,7 @@
               </w:rPr>
               <w:t xml:space="preserve"> 1.7 × 10⁷ </w:t>
             </w:r>
-            <w:del w:id="9227" w:author="Claude (AI) - proposed" w:date="2026-10-15T20:13:44Z">
+            <w:del w:id="9227" w:author="Claude (AI) - proposed" w:date="2026-10-18T00:27:12Z">
               <w:r>
                 <w:rPr>
                   <w:rFonts w:ascii="Arial" w:cs="Arial" w:eastAsia="Arial" w:hAnsi="Arial"/>
@@ -19591,7 +19591,7 @@
                 <w:delText xml:space="preserve">transactions every single day across Kenya</w:delText>
               </w:r>
             </w:del>
-            <w:ins w:id="9228" w:author="Claude (AI) - proposed" w:date="2026-10-15T20:13:44Z">
+            <w:ins w:id="9228" w:author="Claude (AI) - proposed" w:date="2026-10-18T00:27:12Z">
               <w:r>
                 <w:rPr>
                   <w:rFonts w:ascii="Arial" w:cs="Arial" w:eastAsia="Arial" w:hAnsi="Arial"/>
@@ -19699,7 +19699,7 @@
               </w:rPr>
               <w:t xml:space="preserve">The Explain phase requires students to articulate, in writing and in paired discussion, why the antilog is the inverse of the log, connecting it to the index definition log₁₀ x = n ⟺ 10ⁿ = x established in Lesson 4. The Driving Question Board is updated to record that students can now complete the full log → add/subtract → antilog chain — the very procedure that puzzled them in the anchoring phenomenon — even if they have not yet formally proved the log laws that justify the addition step. The Model Building phase revises the cumulative unit model to show the two-way arrow between numbers and logarithms, making explicit that the antilog table is simply a table of powers of 10.</w:t>
             </w:r>
-            <w:ins w:id="9229" w:author="Claude (AI) - proposed" w:date="2026-10-15T20:13:44Z">
+            <w:ins w:id="9229" w:author="Claude (AI) - proposed" w:date="2026-10-18T00:27:12Z">
               <w:r>
                 <w:rPr>
                   <w:rFonts w:ascii="Arial" w:cs="Arial" w:eastAsia="Arial" w:hAnsi="Arial"/>
@@ -20002,7 +20002,7 @@
             <w:pPr>
               <w:spacing w:after="20" w:before="0"/>
             </w:pPr>
-            <w:hyperlink w:history="1" r:id="rIdwogt3kcs6sb2nnl9rlrbv">
+            <w:hyperlink w:history="1" r:id="rIdp7pyqhbwl-f_t-n6jobmx">
               <w:r>
                 <w:rPr>
                   <w:rFonts w:ascii="Arial" w:cs="Arial" w:eastAsia="Arial" w:hAnsi="Arial"/>
@@ -20051,7 +20051,7 @@
               <w:spacing w:after="10" w:before="0"/>
               <w:ind w:left="120"/>
             </w:pPr>
-            <w:hyperlink w:history="1" r:id="rIdb0bc1jw6tctqadbhvgwzs">
+            <w:hyperlink w:history="1" r:id="rIdh6cpz-syj_xng_2gfqais">
               <w:r>
                 <w:rPr>
                   <w:rFonts w:ascii="Arial" w:cs="Arial" w:eastAsia="Arial" w:hAnsi="Arial"/>
@@ -20096,7 +20096,7 @@
             <w:pPr>
               <w:spacing w:after="20" w:before="0"/>
             </w:pPr>
-            <w:hyperlink w:history="1" r:id="rIdtgf8atml583_k26b59o3z">
+            <w:hyperlink w:history="1" r:id="rId9lfu2dze5atwnat2ie8jj">
               <w:r>
                 <w:rPr>
                   <w:rFonts w:ascii="Arial" w:cs="Arial" w:eastAsia="Arial" w:hAnsi="Arial"/>
@@ -20145,7 +20145,7 @@
               <w:spacing w:after="10" w:before="0"/>
               <w:ind w:left="120"/>
             </w:pPr>
-            <w:hyperlink w:history="1" r:id="rIdgz17c_c7qjykcvfn5u7jr">
+            <w:hyperlink w:history="1" r:id="rIdbatzzjsxaik_ytb2ltpoc">
               <w:r>
                 <w:rPr>
                   <w:rFonts w:ascii="Arial" w:cs="Arial" w:eastAsia="Arial" w:hAnsi="Arial"/>
@@ -20190,7 +20190,7 @@
               </w:rPr>
               <w:t xml:space="preserve">Students read a single prompt displayed on the board: '</w:t>
             </w:r>
-            <w:del w:id="9230" w:author="Claude (AI) - proposed" w:date="2026-10-15T20:13:44Z">
+            <w:del w:id="9230" w:author="Claude (AI) - proposed" w:date="2026-10-18T00:27:12Z">
               <w:r>
                 <w:rPr>
                   <w:rFonts w:ascii="Arial" w:cs="Arial" w:eastAsia="Arial" w:hAnsi="Arial"/>
@@ -20205,7 +20205,7 @@
                 <w:delText xml:space="preserve">Safaricom's</w:delText>
               </w:r>
             </w:del>
-            <w:ins w:id="9231" w:author="Claude (AI) - proposed" w:date="2026-10-15T20:13:44Z">
+            <w:ins w:id="9231" w:author="Claude (AI) - proposed" w:date="2026-10-18T00:27:12Z">
               <w:r>
                 <w:rPr>
                   <w:rFonts w:ascii="Arial" w:cs="Arial" w:eastAsia="Arial" w:hAnsi="Arial"/>
@@ -20233,7 +20233,7 @@
               </w:rPr>
               <w:t xml:space="preserve"> M-Pesa processed</w:t>
             </w:r>
-            <w:del w:id="9232" w:author="Claude (AI) - proposed" w:date="2026-10-15T20:13:44Z">
+            <w:del w:id="9232" w:author="Claude (AI) - proposed" w:date="2026-10-18T00:27:12Z">
               <w:r>
                 <w:rPr>
                   <w:rFonts w:ascii="Arial" w:cs="Arial" w:eastAsia="Arial" w:hAnsi="Arial"/>
@@ -20261,7 +20261,7 @@
               </w:rPr>
               <w:t xml:space="preserve"> 17,000,000 transactions yesterday</w:t>
             </w:r>
-            <w:ins w:id="9233" w:author="Claude (AI) - proposed" w:date="2026-10-15T20:13:44Z">
+            <w:ins w:id="9233" w:author="Claude (AI) - proposed" w:date="2026-10-18T00:27:12Z">
               <w:r>
                 <w:rPr>
                   <w:rFonts w:ascii="Arial" w:cs="Arial" w:eastAsia="Arial" w:hAnsi="Arial"/>
@@ -20444,7 +20444,7 @@
             <w:pPr>
               <w:spacing w:after="20" w:before="0"/>
             </w:pPr>
-            <w:hyperlink w:history="1" r:id="rIdiewv81lhfhmwmukrirlvx">
+            <w:hyperlink w:history="1" r:id="rIdwtvcvn9zjaar7vytmjkn0">
               <w:r>
                 <w:rPr>
                   <w:rFonts w:ascii="Arial" w:cs="Arial" w:eastAsia="Arial" w:hAnsi="Arial"/>
@@ -20493,7 +20493,7 @@
               <w:spacing w:after="10" w:before="0"/>
               <w:ind w:left="120"/>
             </w:pPr>
-            <w:hyperlink w:history="1" r:id="rIdkz4hsyogekffncfq9gbuk">
+            <w:hyperlink w:history="1" r:id="rIdr5hrhwf5qo0cnhqqay9yo">
               <w:r>
                 <w:rPr>
                   <w:rFonts w:ascii="Arial" w:cs="Arial" w:eastAsia="Arial" w:hAnsi="Arial"/>
@@ -20538,7 +20538,7 @@
             <w:pPr>
               <w:spacing w:after="20" w:before="0"/>
             </w:pPr>
-            <w:hyperlink w:history="1" r:id="rIdwbm6cmhhzkdxm9-0vsp_x">
+            <w:hyperlink w:history="1" r:id="rIdjns1_uzv6h3lb3arh01_6">
               <w:r>
                 <w:rPr>
                   <w:rFonts w:ascii="Arial" w:cs="Arial" w:eastAsia="Arial" w:hAnsi="Arial"/>
@@ -20587,7 +20587,7 @@
               <w:spacing w:after="10" w:before="0"/>
               <w:ind w:left="120"/>
             </w:pPr>
-            <w:hyperlink w:history="1" r:id="rIde0t_w_v7h05ot_sistyy-">
+            <w:hyperlink w:history="1" r:id="rIdxlquifufqtn7ovy78ecga">
               <w:r>
                 <w:rPr>
                   <w:rFonts w:ascii="Arial" w:cs="Arial" w:eastAsia="Arial" w:hAnsi="Arial"/>
@@ -20665,7 +20665,7 @@
               </w:rPr>
               <w:t xml:space="preserve">DEMONSTRATION — WORKED EXAMPLE 1 (Log lookup): Write on board: 'Find log₁₀(5,840) using the four-figure table.' Say: 'Watch the four steps — I will name each step as I do it.' Step 1 — 'I identify the significant figures: 5, 8, 4, 0. I ignore trailing zeros for the mantissa.' Step 2 — 'Characteristic: 5840 has 4 digits before the decimal, so characteristic = 4 − 1 = 3.' Step 3 — 'I go to row 58 in the log table, then column 4. I read </w:t>
             </w:r>
-            <w:del w:id="9234" w:author="Claude (AI) - proposed" w:date="2026-10-15T20:13:44Z">
+            <w:del w:id="9234" w:author="Claude (AI) - proposed" w:date="2026-10-18T00:27:12Z">
               <w:r>
                 <w:rPr>
                   <w:rFonts w:ascii="Arial" w:cs="Arial" w:eastAsia="Arial" w:hAnsi="Arial"/>
@@ -20693,7 +20693,7 @@
               </w:rPr>
               <w:t xml:space="preserve">7 6 6 </w:t>
             </w:r>
-            <w:del w:id="9235" w:author="Claude (AI) - proposed" w:date="2026-10-15T20:13:44Z">
+            <w:del w:id="9235" w:author="Claude (AI) - proposed" w:date="2026-10-18T00:27:12Z">
               <w:r>
                 <w:rPr>
                   <w:rFonts w:ascii="Arial" w:cs="Arial" w:eastAsia="Arial" w:hAnsi="Arial"/>
@@ -20708,7 +20708,7 @@
                 <w:delText xml:space="preserve">9</w:delText>
               </w:r>
             </w:del>
-            <w:ins w:id="9236" w:author="Claude (AI) - proposed" w:date="2026-10-15T20:13:44Z">
+            <w:ins w:id="9236" w:author="Claude (AI) - proposed" w:date="2026-10-18T00:27:12Z">
               <w:r>
                 <w:rPr>
                   <w:rFonts w:ascii="Arial" w:cs="Arial" w:eastAsia="Arial" w:hAnsi="Arial"/>
@@ -20736,7 +20736,7 @@
               </w:rPr>
               <w:t xml:space="preserve">.' [Point to cell visibly.] Step 4 — 'The </w:t>
             </w:r>
-            <w:del w:id="9237" w:author="Claude (AI) - proposed" w:date="2026-10-15T20:13:44Z">
+            <w:del w:id="9237" w:author="Claude (AI) - proposed" w:date="2026-10-18T00:27:12Z">
               <w:r>
                 <w:rPr>
                   <w:rFonts w:ascii="Arial" w:cs="Arial" w:eastAsia="Arial" w:hAnsi="Arial"/>
@@ -20751,7 +20751,7 @@
                 <w:delText xml:space="preserve">difference column for the next digit — here there is no fifth digit, so difference =</w:delText>
               </w:r>
             </w:del>
-            <w:ins w:id="9238" w:author="Claude (AI) - proposed" w:date="2026-10-15T20:13:44Z">
+            <w:ins w:id="9238" w:author="Claude (AI) - proposed" w:date="2026-10-18T00:27:12Z">
               <w:r>
                 <w:rPr>
                   <w:rFonts w:ascii="Arial" w:cs="Arial" w:eastAsia="Arial" w:hAnsi="Arial"/>
@@ -20779,7 +20779,7 @@
               </w:rPr>
               <w:t xml:space="preserve"> 0. Mantissa = 0.</w:t>
             </w:r>
-            <w:del w:id="9239" w:author="Claude (AI) - proposed" w:date="2026-10-15T20:13:44Z">
+            <w:del w:id="9239" w:author="Claude (AI) - proposed" w:date="2026-10-18T00:27:12Z">
               <w:r>
                 <w:rPr>
                   <w:rFonts w:ascii="Arial" w:cs="Arial" w:eastAsia="Arial" w:hAnsi="Arial"/>
@@ -20794,7 +20794,7 @@
                 <w:delText xml:space="preserve">7669</w:delText>
               </w:r>
             </w:del>
-            <w:ins w:id="9240" w:author="Claude (AI) - proposed" w:date="2026-10-15T20:13:44Z">
+            <w:ins w:id="9240" w:author="Claude (AI) - proposed" w:date="2026-10-18T00:27:12Z">
               <w:r>
                 <w:rPr>
                   <w:rFonts w:ascii="Arial" w:cs="Arial" w:eastAsia="Arial" w:hAnsi="Arial"/>
@@ -20822,7 +20822,7 @@
               </w:rPr>
               <w:t xml:space="preserve">. Therefore log₁₀(5840) = 3.</w:t>
             </w:r>
-            <w:del w:id="9241" w:author="Claude (AI) - proposed" w:date="2026-10-15T20:13:44Z">
+            <w:del w:id="9241" w:author="Claude (AI) - proposed" w:date="2026-10-18T00:27:12Z">
               <w:r>
                 <w:rPr>
                   <w:rFonts w:ascii="Arial" w:cs="Arial" w:eastAsia="Arial" w:hAnsi="Arial"/>
@@ -20837,7 +20837,7 @@
                 <w:delText xml:space="preserve">7669</w:delText>
               </w:r>
             </w:del>
-            <w:ins w:id="9242" w:author="Claude (AI) - proposed" w:date="2026-10-15T20:13:44Z">
+            <w:ins w:id="9242" w:author="Claude (AI) - proposed" w:date="2026-10-18T00:27:12Z">
               <w:r>
                 <w:rPr>
                   <w:rFonts w:ascii="Arial" w:cs="Arial" w:eastAsia="Arial" w:hAnsi="Arial"/>
@@ -20945,7 +20945,7 @@
               </w:rPr>
               <w:t xml:space="preserve">PRACTICE — distribute half-sheets. Say: 'In pairs, complete problems A through D on your skeleton sheet. For each one: (1) write the four steps, (2) write the calculator verification. You have </w:t>
             </w:r>
-            <w:del w:id="9243" w:author="Claude (AI) - proposed" w:date="2026-10-15T20:13:44Z">
+            <w:del w:id="9243" w:author="Claude (AI) - proposed" w:date="2026-10-18T00:27:12Z">
               <w:r>
                 <w:rPr>
                   <w:rFonts w:ascii="Arial" w:cs="Arial" w:eastAsia="Arial" w:hAnsi="Arial"/>
@@ -20960,7 +20960,7 @@
                 <w:delText xml:space="preserve">9 minutes</w:delText>
               </w:r>
             </w:del>
-            <w:ins w:id="9244" w:author="Claude (AI) - proposed" w:date="2026-10-15T20:13:44Z">
+            <w:ins w:id="9244" w:author="Claude (AI) - proposed" w:date="2026-10-18T00:27:12Z">
               <w:r>
                 <w:rPr>
                   <w:rFonts w:ascii="Arial" w:cs="Arial" w:eastAsia="Arial" w:hAnsi="Arial"/>
@@ -20988,7 +20988,7 @@
               </w:rPr>
               <w:t xml:space="preserve">.' Problems: A. log₁₀(3,240) [Kericho tea estate daily output in kg]; B. log₁₀(47.6) [price per kg of processed tea in KSh]; C. antilog(4.5922) [total M-Pesa value in KSh × 10⁴]; D. antilog(2.8751) [number of tea bags packed per shift at a Limuru factory]. Circulate; when a pair is stuck, prompt: 'Which step are you on? Read the step name aloud.' Do not give the answer. After </w:t>
             </w:r>
-            <w:del w:id="9245" w:author="Claude (AI) - proposed" w:date="2026-10-15T20:13:44Z">
+            <w:del w:id="9245" w:author="Claude (AI) - proposed" w:date="2026-10-18T00:27:12Z">
               <w:r>
                 <w:rPr>
                   <w:rFonts w:ascii="Arial" w:cs="Arial" w:eastAsia="Arial" w:hAnsi="Arial"/>
@@ -21003,7 +21003,7 @@
                 <w:delText xml:space="preserve">9</w:delText>
               </w:r>
             </w:del>
-            <w:ins w:id="9246" w:author="Claude (AI) - proposed" w:date="2026-10-15T20:13:44Z">
+            <w:ins w:id="9246" w:author="Claude (AI) - proposed" w:date="2026-10-18T00:27:12Z">
               <w:r>
                 <w:rPr>
                   <w:rFonts w:ascii="Arial" w:cs="Arial" w:eastAsia="Arial" w:hAnsi="Arial"/>
@@ -21031,7 +21031,7 @@
               </w:rPr>
               <w:t xml:space="preserve"> minutes, cold-call </w:t>
             </w:r>
-            <w:del w:id="9247" w:author="Claude (AI) - proposed" w:date="2026-10-15T20:13:44Z">
+            <w:del w:id="9247" w:author="Claude (AI) - proposed" w:date="2026-10-18T00:27:12Z">
               <w:r>
                 <w:rPr>
                   <w:rFonts w:ascii="Arial" w:cs="Arial" w:eastAsia="Arial" w:hAnsi="Arial"/>
@@ -21046,7 +21046,7 @@
                 <w:delText xml:space="preserve">4 different</w:delText>
               </w:r>
             </w:del>
-            <w:ins w:id="9248" w:author="Claude (AI) - proposed" w:date="2026-10-15T20:13:44Z">
+            <w:ins w:id="9248" w:author="Claude (AI) - proposed" w:date="2026-10-18T00:27:12Z">
               <w:r>
                 <w:rPr>
                   <w:rFonts w:ascii="Arial" w:cs="Arial" w:eastAsia="Arial" w:hAnsi="Arial"/>
@@ -21074,7 +21074,7 @@
               </w:rPr>
               <w:t xml:space="preserve"> pairs (one </w:t>
             </w:r>
-            <w:del w:id="9249" w:author="Claude (AI) - proposed" w:date="2026-10-15T20:13:44Z">
+            <w:del w:id="9249" w:author="Claude (AI) - proposed" w:date="2026-10-18T00:27:12Z">
               <w:r>
                 <w:rPr>
                   <w:rFonts w:ascii="Arial" w:cs="Arial" w:eastAsia="Arial" w:hAnsi="Arial"/>
@@ -21089,7 +21089,7 @@
                 <w:delText xml:space="preserve">per</w:delText>
               </w:r>
             </w:del>
-            <w:ins w:id="9250" w:author="Claude (AI) - proposed" w:date="2026-10-15T20:13:44Z">
+            <w:ins w:id="9250" w:author="Claude (AI) - proposed" w:date="2026-10-18T00:27:12Z">
               <w:r>
                 <w:rPr>
                   <w:rFonts w:ascii="Arial" w:cs="Arial" w:eastAsia="Arial" w:hAnsi="Arial"/>
@@ -21117,7 +21117,7 @@
               </w:rPr>
               <w:t xml:space="preserve"> problem) to read their four steps aloud. [WAIT 8 seconds between each cold-call and the next.]</w:t>
             </w:r>
-            <w:ins w:id="9251" w:author="Claude (AI) - proposed" w:date="2026-10-15T20:13:44Z">
+            <w:ins w:id="9251" w:author="Claude (AI) - proposed" w:date="2026-10-18T00:27:12Z">
               <w:r>
                 <w:rPr>
                   <w:rFonts w:ascii="Arial" w:cs="Arial" w:eastAsia="Arial" w:hAnsi="Arial"/>
@@ -21254,7 +21254,7 @@
             <w:pPr>
               <w:spacing w:after="20" w:before="0"/>
             </w:pPr>
-            <w:hyperlink w:history="1" r:id="rIdqlvsrz_whggz178eikhmu">
+            <w:hyperlink w:history="1" r:id="rIdojj5cjrjfazgndoemlzou">
               <w:r>
                 <w:rPr>
                   <w:rFonts w:ascii="Arial" w:cs="Arial" w:eastAsia="Arial" w:hAnsi="Arial"/>
@@ -21303,7 +21303,7 @@
               <w:spacing w:after="10" w:before="0"/>
               <w:ind w:left="120"/>
             </w:pPr>
-            <w:hyperlink w:history="1" r:id="rIdwdyzogomjamm2eu9x6o-g">
+            <w:hyperlink w:history="1" r:id="rIdmr_ajywon-qsjihh33z8s">
               <w:r>
                 <w:rPr>
                   <w:rFonts w:ascii="Arial" w:cs="Arial" w:eastAsia="Arial" w:hAnsi="Arial"/>
@@ -21348,7 +21348,7 @@
             <w:pPr>
               <w:spacing w:after="20" w:before="0"/>
             </w:pPr>
-            <w:hyperlink w:history="1" r:id="rIdetzxynii0wdwllrfh8iwo">
+            <w:hyperlink w:history="1" r:id="rIdagvzac41dg3w79saui_p3">
               <w:r>
                 <w:rPr>
                   <w:rFonts w:ascii="Arial" w:cs="Arial" w:eastAsia="Arial" w:hAnsi="Arial"/>
@@ -21397,7 +21397,7 @@
               <w:spacing w:after="10" w:before="0"/>
               <w:ind w:left="120"/>
             </w:pPr>
-            <w:hyperlink w:history="1" r:id="rIdd9urj9yihwtnuoqtcufvq">
+            <w:hyperlink w:history="1" r:id="rIdwiegokvm2wlyo0ht7-cuq">
               <w:r>
                 <w:rPr>
                   <w:rFonts w:ascii="Arial" w:cs="Arial" w:eastAsia="Arial" w:hAnsi="Arial"/>
@@ -21442,7 +21442,7 @@
               </w:rPr>
               <w:t xml:space="preserve">Students individually answer three 'Explain It' prompts in their exercise books (2 minutes writing, then </w:t>
             </w:r>
-            <w:del w:id="9252" w:author="Claude (AI) - proposed" w:date="2026-10-15T20:13:44Z">
+            <w:del w:id="9252" w:author="Claude (AI) - proposed" w:date="2026-10-18T00:27:12Z">
               <w:r>
                 <w:rPr>
                   <w:rFonts w:ascii="Arial" w:cs="Arial" w:eastAsia="Arial" w:hAnsi="Arial"/>
@@ -21457,7 +21457,7 @@
                 <w:delText xml:space="preserve">3</w:delText>
               </w:r>
             </w:del>
-            <w:ins w:id="9253" w:author="Claude (AI) - proposed" w:date="2026-10-15T20:13:44Z">
+            <w:ins w:id="9253" w:author="Claude (AI) - proposed" w:date="2026-10-18T00:27:12Z">
               <w:r>
                 <w:rPr>
                   <w:rFonts w:ascii="Arial" w:cs="Arial" w:eastAsia="Arial" w:hAnsi="Arial"/>
@@ -21485,7 +21485,7 @@
               </w:rPr>
               <w:t xml:space="preserve">-minute paired comparison</w:t>
             </w:r>
-            <w:ins w:id="9254" w:author="Claude (AI) - proposed" w:date="2026-10-15T20:13:44Z">
+            <w:ins w:id="9254" w:author="Claude (AI) - proposed" w:date="2026-10-18T00:27:12Z">
               <w:r>
                 <w:rPr>
                   <w:rFonts w:ascii="Arial" w:cs="Arial" w:eastAsia="Arial" w:hAnsi="Arial"/>
@@ -21546,7 +21546,7 @@
               </w:rPr>
               <w:t xml:space="preserve">After issuing the prompts, say: 'Write alone first — your own words, no sharing yet. Two minutes.' [WAIT 2 minutes — circulate, read over shoulders, note strong and weak explanations.] Then: 'Compare with your partner. Where do your explanations differ? Try to agree on the best wording. </w:t>
             </w:r>
-            <w:del w:id="9255" w:author="Claude (AI) - proposed" w:date="2026-10-15T20:13:44Z">
+            <w:del w:id="9255" w:author="Claude (AI) - proposed" w:date="2026-10-18T00:27:12Z">
               <w:r>
                 <w:rPr>
                   <w:rFonts w:ascii="Arial" w:cs="Arial" w:eastAsia="Arial" w:hAnsi="Arial"/>
@@ -21561,7 +21561,7 @@
                 <w:delText xml:space="preserve">Two minutes</w:delText>
               </w:r>
             </w:del>
-            <w:ins w:id="9256" w:author="Claude (AI) - proposed" w:date="2026-10-15T20:13:44Z">
+            <w:ins w:id="9256" w:author="Claude (AI) - proposed" w:date="2026-10-18T00:27:12Z">
               <w:r>
                 <w:rPr>
                   <w:rFonts w:ascii="Arial" w:cs="Arial" w:eastAsia="Arial" w:hAnsi="Arial"/>
@@ -21589,7 +21589,7 @@
               </w:rPr>
               <w:t xml:space="preserve">.' [WAIT </w:t>
             </w:r>
-            <w:del w:id="9257" w:author="Claude (AI) - proposed" w:date="2026-10-15T20:13:44Z">
+            <w:del w:id="9257" w:author="Claude (AI) - proposed" w:date="2026-10-18T00:27:12Z">
               <w:r>
                 <w:rPr>
                   <w:rFonts w:ascii="Arial" w:cs="Arial" w:eastAsia="Arial" w:hAnsi="Arial"/>
@@ -21604,7 +21604,7 @@
                 <w:delText xml:space="preserve">2 minutes</w:delText>
               </w:r>
             </w:del>
-            <w:ins w:id="9258" w:author="Claude (AI) - proposed" w:date="2026-10-15T20:13:44Z">
+            <w:ins w:id="9258" w:author="Claude (AI) - proposed" w:date="2026-10-18T00:27:12Z">
               <w:r>
                 <w:rPr>
                   <w:rFonts w:ascii="Arial" w:cs="Arial" w:eastAsia="Arial" w:hAnsi="Arial"/>
@@ -21632,7 +21632,7 @@
               </w:rPr>
               <w:t xml:space="preserve">.] Cold-call Prompt 1: 'Njeri, read your explanation for prompt 1.' [WAIT 10 seconds.] After response, press: 'Good — can anyone add what the exponent 0.2304 actually represents in terms of powers of 10?' [WAIT 12 seconds.] Cold-call Prompt 2: 'Kamau, is the recovered number larger or smaller? How do you know?' [WAIT 10 seconds.] After response, say: 'Everyone — thumbs up if you agree, thumbs sideways if you are not sure.' Scan the room. If more than four thumbs sideways, re-examine together: 'What does a larger mantissa mean for the antilog value? Look at your antilog table — as the mantissa row number increases, do the antilog values increase or decrease?' Cold-call Prompt 3: 'Auma, walk us through the tea manager's steps.' [WAIT 10 seconds.] After she gives the steps, write on the board: log(3240) + log(47.6) = 3.</w:t>
             </w:r>
-            <w:del w:id="9259" w:author="Claude (AI) - proposed" w:date="2026-10-15T20:13:44Z">
+            <w:del w:id="9259" w:author="Claude (AI) - proposed" w:date="2026-10-18T00:27:12Z">
               <w:r>
                 <w:rPr>
                   <w:rFonts w:ascii="Arial" w:cs="Arial" w:eastAsia="Arial" w:hAnsi="Arial"/>
@@ -21647,7 +21647,7 @@
                 <w:delText xml:space="preserve">7669</w:delText>
               </w:r>
             </w:del>
-            <w:ins w:id="9260" w:author="Claude (AI) - proposed" w:date="2026-10-15T20:13:44Z">
+            <w:ins w:id="9260" w:author="Claude (AI) - proposed" w:date="2026-10-18T00:27:12Z">
               <w:r>
                 <w:rPr>
                   <w:rFonts w:ascii="Arial" w:cs="Arial" w:eastAsia="Arial" w:hAnsi="Arial"/>
@@ -21675,7 +21675,7 @@
               </w:rPr>
               <w:t xml:space="preserve"> + 1.6776 = 5.</w:t>
             </w:r>
-            <w:del w:id="9261" w:author="Claude (AI) - proposed" w:date="2026-10-15T20:13:44Z">
+            <w:del w:id="9261" w:author="Claude (AI) - proposed" w:date="2026-10-18T00:27:12Z">
               <w:r>
                 <w:rPr>
                   <w:rFonts w:ascii="Arial" w:cs="Arial" w:eastAsia="Arial" w:hAnsi="Arial"/>
@@ -21690,7 +21690,7 @@
                 <w:delText xml:space="preserve">4445</w:delText>
               </w:r>
             </w:del>
-            <w:ins w:id="9262" w:author="Claude (AI) - proposed" w:date="2026-10-15T20:13:44Z">
+            <w:ins w:id="9262" w:author="Claude (AI) - proposed" w:date="2026-10-18T00:27:12Z">
               <w:r>
                 <w:rPr>
                   <w:rFonts w:ascii="Arial" w:cs="Arial" w:eastAsia="Arial" w:hAnsi="Arial"/>
@@ -21718,7 +21718,7 @@
               </w:rPr>
               <w:t xml:space="preserve"> → antilog(5.</w:t>
             </w:r>
-            <w:del w:id="9263" w:author="Claude (AI) - proposed" w:date="2026-10-15T20:13:44Z">
+            <w:del w:id="9263" w:author="Claude (AI) - proposed" w:date="2026-10-18T00:27:12Z">
               <w:r>
                 <w:rPr>
                   <w:rFonts w:ascii="Arial" w:cs="Arial" w:eastAsia="Arial" w:hAnsi="Arial"/>
@@ -21733,7 +21733,7 @@
                 <w:delText xml:space="preserve">4445</w:delText>
               </w:r>
             </w:del>
-            <w:ins w:id="9264" w:author="Claude (AI) - proposed" w:date="2026-10-15T20:13:44Z">
+            <w:ins w:id="9264" w:author="Claude (AI) - proposed" w:date="2026-10-18T00:27:12Z">
               <w:r>
                 <w:rPr>
                   <w:rFonts w:ascii="Arial" w:cs="Arial" w:eastAsia="Arial" w:hAnsi="Arial"/>
@@ -21761,7 +21761,7 @@
               </w:rPr>
               <w:t xml:space="preserve">) = ?</w:t>
             </w:r>
-            <w:ins w:id="9265" w:author="Claude (AI) - proposed" w:date="2026-10-15T20:13:44Z">
+            <w:ins w:id="9265" w:author="Claude (AI) - proposed" w:date="2026-10-18T00:27:12Z">
               <w:r>
                 <w:rPr>
                   <w:rFonts w:ascii="Arial" w:cs="Arial" w:eastAsia="Arial" w:hAnsi="Arial"/>
@@ -21911,7 +21911,7 @@
             <w:pPr>
               <w:spacing w:after="20" w:before="0"/>
             </w:pPr>
-            <w:hyperlink w:history="1" r:id="rId2xwqrode7qz89fb4hp-r1">
+            <w:hyperlink w:history="1" r:id="rId8nhx50qpb6l-rtimok9ju">
               <w:r>
                 <w:rPr>
                   <w:rFonts w:ascii="Arial" w:cs="Arial" w:eastAsia="Arial" w:hAnsi="Arial"/>
@@ -21960,7 +21960,7 @@
               <w:spacing w:after="10" w:before="0"/>
               <w:ind w:left="120"/>
             </w:pPr>
-            <w:hyperlink w:history="1" r:id="rIdv8qfgrlaazlmrudkyv0ut">
+            <w:hyperlink w:history="1" r:id="rId8fvw3yghdd3xdpepv9ik9">
               <w:r>
                 <w:rPr>
                   <w:rFonts w:ascii="Arial" w:cs="Arial" w:eastAsia="Arial" w:hAnsi="Arial"/>
@@ -22005,7 +22005,7 @@
             <w:pPr>
               <w:spacing w:after="20" w:before="0"/>
             </w:pPr>
-            <w:hyperlink w:history="1" r:id="rId6tpfmhonlcrjzy7pk8yy7">
+            <w:hyperlink w:history="1" r:id="rId6nw17jswbxwf5om5kkdsd">
               <w:r>
                 <w:rPr>
                   <w:rFonts w:ascii="Arial" w:cs="Arial" w:eastAsia="Arial" w:hAnsi="Arial"/>
@@ -22054,7 +22054,7 @@
               <w:spacing w:after="10" w:before="0"/>
               <w:ind w:left="120"/>
             </w:pPr>
-            <w:hyperlink w:history="1" r:id="rIdlj0ur2_xkkxrxs79crpmq">
+            <w:hyperlink w:history="1" r:id="rIdunnhdecsj9ztms-qwhca5">
               <w:r>
                 <w:rPr>
                   <w:rFonts w:ascii="Arial" w:cs="Arial" w:eastAsia="Arial" w:hAnsi="Arial"/>
@@ -22132,7 +22132,7 @@
               </w:rPr>
               <w:t xml:space="preserve">Bring out or project the DQB. Point to the three Predict-phase predictions recorded at lesson start. Say: 'Let's check our predictions. Achieng predicted [read it]. Mutua predicted [read it]. Wanjiru predicted [read it]. Which of these turned out to be most accurate?' [WAIT 10 seconds — accept hands.] Then say: 'On your sticky notes — one green for WE NOW KNOW, one yellow for WE STILL WONDER. You have 90 seconds. Write one statement each.' [WAIT 90 seconds.] Ask </w:t>
             </w:r>
-            <w:del w:id="9266" w:author="Claude (AI) - proposed" w:date="2026-10-15T20:13:44Z">
+            <w:del w:id="9266" w:author="Claude (AI) - proposed" w:date="2026-10-18T00:27:12Z">
               <w:r>
                 <w:rPr>
                   <w:rFonts w:ascii="Arial" w:cs="Arial" w:eastAsia="Arial" w:hAnsi="Arial"/>
@@ -22147,7 +22147,7 @@
                 <w:delText xml:space="preserve">4</w:delText>
               </w:r>
             </w:del>
-            <w:ins w:id="9267" w:author="Claude (AI) - proposed" w:date="2026-10-15T20:13:44Z">
+            <w:ins w:id="9267" w:author="Claude (AI) - proposed" w:date="2026-10-18T00:27:12Z">
               <w:r>
                 <w:rPr>
                   <w:rFonts w:ascii="Arial" w:cs="Arial" w:eastAsia="Arial" w:hAnsi="Arial"/>
@@ -22175,7 +22175,7 @@
               </w:rPr>
               <w:t xml:space="preserve"> pairs to read their green notes. After each, ask the class: 'Does everyone agree this belongs on our KNOW side?' Then ask </w:t>
             </w:r>
-            <w:del w:id="9268" w:author="Claude (AI) - proposed" w:date="2026-10-15T20:13:44Z">
+            <w:del w:id="9268" w:author="Claude (AI) - proposed" w:date="2026-10-18T00:27:12Z">
               <w:r>
                 <w:rPr>
                   <w:rFonts w:ascii="Arial" w:cs="Arial" w:eastAsia="Arial" w:hAnsi="Arial"/>
@@ -22190,7 +22190,7 @@
                 <w:delText xml:space="preserve">2 pairs to read yellow notes</w:delText>
               </w:r>
             </w:del>
-            <w:ins w:id="9269" w:author="Claude (AI) - proposed" w:date="2026-10-15T20:13:44Z">
+            <w:ins w:id="9269" w:author="Claude (AI) - proposed" w:date="2026-10-18T00:27:12Z">
               <w:r>
                 <w:rPr>
                   <w:rFonts w:ascii="Arial" w:cs="Arial" w:eastAsia="Arial" w:hAnsi="Arial"/>
@@ -22340,7 +22340,7 @@
             <w:pPr>
               <w:spacing w:after="20" w:before="0"/>
             </w:pPr>
-            <w:hyperlink w:history="1" r:id="rId4rw20yy-bfm0ixxtnfnwx">
+            <w:hyperlink w:history="1" r:id="rId4x248jeylz32y5s6q31t-">
               <w:r>
                 <w:rPr>
                   <w:rFonts w:ascii="Arial" w:cs="Arial" w:eastAsia="Arial" w:hAnsi="Arial"/>
@@ -22389,7 +22389,7 @@
               <w:spacing w:after="10" w:before="0"/>
               <w:ind w:left="120"/>
             </w:pPr>
-            <w:hyperlink w:history="1" r:id="rIdkslre5zp-5vgv9j4x2rmt">
+            <w:hyperlink w:history="1" r:id="rId0hvvujcnrgnuug3idj819">
               <w:r>
                 <w:rPr>
                   <w:rFonts w:ascii="Arial" w:cs="Arial" w:eastAsia="Arial" w:hAnsi="Arial"/>
@@ -22434,7 +22434,7 @@
             <w:pPr>
               <w:spacing w:after="20" w:before="0"/>
             </w:pPr>
-            <w:hyperlink w:history="1" r:id="rIdp7eotd7ie47by62qz7hch">
+            <w:hyperlink w:history="1" r:id="rIdojrawlsg5obaxvqj8dmt0">
               <w:r>
                 <w:rPr>
                   <w:rFonts w:ascii="Arial" w:cs="Arial" w:eastAsia="Arial" w:hAnsi="Arial"/>
@@ -22483,7 +22483,7 @@
               <w:spacing w:after="10" w:before="0"/>
               <w:ind w:left="120"/>
             </w:pPr>
-            <w:hyperlink w:history="1" r:id="rIdfi0q6gdkt_xidvr5oi01_">
+            <w:hyperlink w:history="1" r:id="rIdygogwvatyujkabjoxav4x">
               <w:r>
                 <w:rPr>
                   <w:rFonts w:ascii="Arial" w:cs="Arial" w:eastAsia="Arial" w:hAnsi="Arial"/>
@@ -22528,7 +22528,7 @@
               </w:rPr>
               <w:t xml:space="preserve">Students retrieve their </w:t>
             </w:r>
-            <w:del w:id="9270" w:author="Claude (AI) - proposed" w:date="2026-10-15T20:13:44Z">
+            <w:del w:id="9270" w:author="Claude (AI) - proposed" w:date="2026-10-18T00:27:12Z">
               <w:r>
                 <w:rPr>
                   <w:rFonts w:ascii="Arial" w:cs="Arial" w:eastAsia="Arial" w:hAnsi="Arial"/>
@@ -22543,7 +22543,7 @@
                 <w:delText xml:space="preserve">cumulative unit model — a</w:delText>
               </w:r>
             </w:del>
-            <w:ins w:id="9271" w:author="Claude (AI) - proposed" w:date="2026-10-15T20:13:44Z">
+            <w:ins w:id="9271" w:author="Claude (AI) - proposed" w:date="2026-10-18T00:27:12Z">
               <w:r>
                 <w:rPr>
                   <w:rFonts w:ascii="Arial" w:cs="Arial" w:eastAsia="Arial" w:hAnsi="Arial"/>
@@ -22604,7 +22604,7 @@
               </w:rPr>
               <w:t xml:space="preserve">Say: 'Open your unit model from Lesson 1. Today we add the return journey.' Project a partially completed model on the board showing the one-way arrow from Lesson 4 (number → log). Say: 'Your job is to make this arrow two-way, and add the three elements I am about to list.' Read the three elements slowly, giving students time to draw each one. [WAIT 15 seconds after each element.] After students add the three elements (approximately 4 minutes), say: 'Now write your one sentence connecting the model to the Kericho phenomenon. Start with the stem on the board.' [WAIT </w:t>
             </w:r>
-            <w:del w:id="9272" w:author="Claude (AI) - proposed" w:date="2026-10-15T20:13:44Z">
+            <w:del w:id="9272" w:author="Claude (AI) - proposed" w:date="2026-10-18T00:27:12Z">
               <w:r>
                 <w:rPr>
                   <w:rFonts w:ascii="Arial" w:cs="Arial" w:eastAsia="Arial" w:hAnsi="Arial"/>
@@ -22619,7 +22619,7 @@
                 <w:delText xml:space="preserve">2 minutes</w:delText>
               </w:r>
             </w:del>
-            <w:ins w:id="9273" w:author="Claude (AI) - proposed" w:date="2026-10-15T20:13:44Z">
+            <w:ins w:id="9273" w:author="Claude (AI) - proposed" w:date="2026-10-18T00:27:12Z">
               <w:r>
                 <w:rPr>
                   <w:rFonts w:ascii="Arial" w:cs="Arial" w:eastAsia="Arial" w:hAnsi="Arial"/>
@@ -22647,7 +22647,7 @@
               </w:rPr>
               <w:t xml:space="preserve">.] Cold-call </w:t>
             </w:r>
-            <w:del w:id="9274" w:author="Claude (AI) - proposed" w:date="2026-10-15T20:13:44Z">
+            <w:del w:id="9274" w:author="Claude (AI) - proposed" w:date="2026-10-18T00:27:12Z">
               <w:r>
                 <w:rPr>
                   <w:rFonts w:ascii="Arial" w:cs="Arial" w:eastAsia="Arial" w:hAnsi="Arial"/>
@@ -22662,7 +22662,7 @@
                 <w:delText xml:space="preserve">2 students</w:delText>
               </w:r>
             </w:del>
-            <w:ins w:id="9275" w:author="Claude (AI) - proposed" w:date="2026-10-15T20:13:44Z">
+            <w:ins w:id="9275" w:author="Claude (AI) - proposed" w:date="2026-10-18T00:27:12Z">
               <w:r>
                 <w:rPr>
                   <w:rFonts w:ascii="Arial" w:cs="Arial" w:eastAsia="Arial" w:hAnsi="Arial"/>
@@ -22690,7 +22690,7 @@
               </w:rPr>
               <w:t xml:space="preserve"> to read their </w:t>
             </w:r>
-            <w:del w:id="9276" w:author="Claude (AI) - proposed" w:date="2026-10-15T20:13:44Z">
+            <w:del w:id="9276" w:author="Claude (AI) - proposed" w:date="2026-10-18T00:27:12Z">
               <w:r>
                 <w:rPr>
                   <w:rFonts w:ascii="Arial" w:cs="Arial" w:eastAsia="Arial" w:hAnsi="Arial"/>
@@ -22705,7 +22705,7 @@
                 <w:delText xml:space="preserve">sentences. After each,</w:delText>
               </w:r>
             </w:del>
-            <w:ins w:id="9277" w:author="Claude (AI) - proposed" w:date="2026-10-15T20:13:44Z">
+            <w:ins w:id="9277" w:author="Claude (AI) - proposed" w:date="2026-10-18T00:27:12Z">
               <w:r>
                 <w:rPr>
                   <w:rFonts w:ascii="Arial" w:cs="Arial" w:eastAsia="Arial" w:hAnsi="Arial"/>
@@ -22733,7 +22733,7 @@
               </w:rPr>
               <w:t xml:space="preserve"> ask: 'Does that sentence tell us HOW as well as WHY? If not, what one word or phrase would make it more complete?' Finally, say: 'In Lesson 6 we will add one more element to this model — the log laws that prove WHY we can add logarithms instead of multiplying. Your model will be complete by Lesson 7.'</w:t>
             </w:r>
-            <w:del w:id="9278" w:author="Claude (AI) - proposed" w:date="2026-10-15T20:13:44Z">
+            <w:del w:id="9278" w:author="Claude (AI) - proposed" w:date="2026-10-18T00:27:12Z">
               <w:r>
                 <w:rPr>
                   <w:rFonts w:ascii="Arial" w:cs="Arial" w:eastAsia="Arial" w:hAnsi="Arial"/>
@@ -23195,7 +23195,7 @@
         </w:rPr>
         <w:t xml:space="preserve">© 2026 SeaVuria and ARES. Aligned with KICD objectives. Developed by SeaVuria; technical implementation by ARES (with AI assistance from Claude). Licensed under </w:t>
       </w:r>
-      <w:hyperlink w:history="1" r:id="rIdxrtnqrxflngfncywcbdat">
+      <w:hyperlink w:history="1" r:id="rIdixr_hoyglq-_xbxwn09ql">
         <w:r>
           <w:rPr>
             <w:rFonts w:ascii="Arial" w:cs="Arial" w:eastAsia="Arial" w:hAnsi="Arial"/>
@@ -23216,7 +23216,7 @@
         </w:rPr>
         <w:t xml:space="preserve"> (</w:t>
       </w:r>
-      <w:hyperlink w:history="1" r:id="rIdhch9cse6bayeeeay9zg5v">
+      <w:hyperlink w:history="1" r:id="rId4_bmdk-zoppp7jddgla1s">
         <w:r>
           <w:rPr>
             <w:rFonts w:ascii="Arial" w:cs="Arial" w:eastAsia="Arial" w:hAnsi="Arial"/>
@@ -23465,7 +23465,7 @@
               </w:rPr>
               <w:t xml:space="preserve">Learners apply the logarithm laws log(ab) = log a + log b and log(a/b) = log a − log b to perform multi-digit multiplication and division using four-figure mathematical tables, replicating the 'farmer's two-minute calculation' from the anchoring phenomenon and solving real-life Kenyan problems involving bulk maize </w:t>
             </w:r>
-            <w:del w:id="9279" w:author="Claude (AI) - proposed" w:date="2026-10-15T20:13:44Z">
+            <w:del w:id="9279" w:author="Claude (AI) - proposed" w:date="2026-10-18T00:27:12Z">
               <w:r>
                 <w:rPr>
                   <w:rFonts w:ascii="Arial" w:cs="Arial" w:eastAsia="Arial" w:hAnsi="Arial"/>
@@ -23480,7 +23480,7 @@
                 <w:delText xml:space="preserve">pricing, fertiliser mixing ratios, and export tonnage</w:delText>
               </w:r>
             </w:del>
-            <w:ins w:id="9280" w:author="Claude (AI) - proposed" w:date="2026-10-15T20:13:44Z">
+            <w:ins w:id="9280" w:author="Claude (AI) - proposed" w:date="2026-10-18T00:27:12Z">
               <w:r>
                 <w:rPr>
                   <w:rFonts w:ascii="Arial" w:cs="Arial" w:eastAsia="Arial" w:hAnsi="Arial"/>
@@ -23767,7 +23767,7 @@
               <w:spacing w:after="40" w:before="0"/>
               <w:jc w:val="left"/>
             </w:pPr>
-            <w:del w:id="9281" w:author="Claude (AI) - proposed" w:date="2026-10-15T20:13:44Z">
+            <w:del w:id="9281" w:author="Claude (AI) - proposed" w:date="2026-10-18T00:27:12Z">
               <w:r>
                 <w:rPr>
                   <w:rFonts w:ascii="Arial" w:cs="Arial" w:eastAsia="Arial" w:hAnsi="Arial"/>
@@ -23782,7 +23782,7 @@
                 <w:delText xml:space="preserve">How do we use logarithms in computations?</w:delText>
               </w:r>
             </w:del>
-            <w:ins w:id="9282" w:author="Claude (AI) - proposed" w:date="2026-10-15T20:13:44Z">
+            <w:ins w:id="9282" w:author="Claude (AI) - proposed" w:date="2026-10-18T00:27:12Z">
               <w:r>
                 <w:rPr>
                   <w:rFonts w:ascii="Arial" w:cs="Arial" w:eastAsia="Arial" w:hAnsi="Arial"/>
@@ -24028,7 +24028,7 @@
               </w:rPr>
               <w:t xml:space="preserve">Learners begin by re-examining the side-by-side comparison from the anchoring phenomenon (long multiplication vs. logarithm method) and predict which law makes multiplication possible with logarithms. Through guided pair-work they derive the product and quotient laws, then practise reading antilogarithm tables. The core activity has pairs solving three real-life Kenyan problems — </w:t>
             </w:r>
-            <w:del w:id="9283" w:author="Claude (AI) - proposed" w:date="2026-10-15T20:13:44Z">
+            <w:del w:id="9283" w:author="Claude (AI) - proposed" w:date="2026-10-18T00:27:12Z">
               <w:r>
                 <w:rPr>
                   <w:rFonts w:ascii="Arial" w:cs="Arial" w:eastAsia="Arial" w:hAnsi="Arial"/>
@@ -24043,7 +24043,7 @@
                 <w:delText xml:space="preserve">bulk maize pricing</w:delText>
               </w:r>
             </w:del>
-            <w:ins w:id="9284" w:author="Claude (AI) - proposed" w:date="2026-10-15T20:13:44Z">
+            <w:ins w:id="9284" w:author="Claude (AI) - proposed" w:date="2026-10-18T00:27:12Z">
               <w:r>
                 <w:rPr>
                   <w:rFonts w:ascii="Arial" w:cs="Arial" w:eastAsia="Arial" w:hAnsi="Arial"/>
@@ -24071,7 +24071,7 @@
               </w:rPr>
               <w:t xml:space="preserve"> at Wakulima Market, fertiliser </w:t>
             </w:r>
-            <w:del w:id="9285" w:author="Claude (AI) - proposed" w:date="2026-10-15T20:13:44Z">
+            <w:del w:id="9285" w:author="Claude (AI) - proposed" w:date="2026-10-18T00:27:12Z">
               <w:r>
                 <w:rPr>
                   <w:rFonts w:ascii="Arial" w:cs="Arial" w:eastAsia="Arial" w:hAnsi="Arial"/>
@@ -24086,7 +24086,7 @@
                 <w:delText xml:space="preserve">mixing ratios for a Rift Valley farm, and export tonnage from Mombasa port</w:delText>
               </w:r>
             </w:del>
-            <w:ins w:id="9286" w:author="Claude (AI) - proposed" w:date="2026-10-15T20:13:44Z">
+            <w:ins w:id="9286" w:author="Claude (AI) - proposed" w:date="2026-10-18T00:27:12Z">
               <w:r>
                 <w:rPr>
                   <w:rFonts w:ascii="Arial" w:cs="Arial" w:eastAsia="Arial" w:hAnsi="Arial"/>
@@ -24402,7 +24402,7 @@
             <w:pPr>
               <w:spacing w:after="20" w:before="0"/>
             </w:pPr>
-            <w:hyperlink w:history="1" r:id="rIdijls6kfdmptbrjzprzsbk">
+            <w:hyperlink w:history="1" r:id="rIdfgi-_eklylipew1zrbyu4">
               <w:r>
                 <w:rPr>
                   <w:rFonts w:ascii="Arial" w:cs="Arial" w:eastAsia="Arial" w:hAnsi="Arial"/>
@@ -24435,7 +24435,7 @@
               <w:spacing w:after="10" w:before="0"/>
               <w:ind w:left="120"/>
             </w:pPr>
-            <w:hyperlink w:history="1" r:id="rIdmilre4i3umfgqgszo3nbv">
+            <w:hyperlink w:history="1" r:id="rIdg79aufnocymb4cn3rvxi-">
               <w:r>
                 <w:rPr>
                   <w:rFonts w:ascii="Arial" w:cs="Arial" w:eastAsia="Arial" w:hAnsi="Arial"/>
@@ -24480,7 +24480,7 @@
             <w:pPr>
               <w:spacing w:after="20" w:before="0"/>
             </w:pPr>
-            <w:hyperlink w:history="1" r:id="rIdqb7hu_i6oqm_iafk25dya">
+            <w:hyperlink w:history="1" r:id="rIdqy5lteremkcpui1ffuf7g">
               <w:r>
                 <w:rPr>
                   <w:rFonts w:ascii="Arial" w:cs="Arial" w:eastAsia="Arial" w:hAnsi="Arial"/>
@@ -24529,7 +24529,7 @@
               <w:spacing w:after="10" w:before="0"/>
               <w:ind w:left="120"/>
             </w:pPr>
-            <w:hyperlink w:history="1" r:id="rIdxbhlbehfhk0gwa4xgrw9f">
+            <w:hyperlink w:history="1" r:id="rIda4d3eoz54293g_xyhs1iu">
               <w:r>
                 <w:rPr>
                   <w:rFonts w:ascii="Arial" w:cs="Arial" w:eastAsia="Arial" w:hAnsi="Arial"/>
@@ -24729,7 +24729,7 @@
             <w:pPr>
               <w:spacing w:after="20" w:before="0"/>
             </w:pPr>
-            <w:hyperlink w:history="1" r:id="rIdtq9yc6ebfkzwnz-paebth">
+            <w:hyperlink w:history="1" r:id="rIdff85_yahuajibno9rgyil">
               <w:r>
                 <w:rPr>
                   <w:rFonts w:ascii="Arial" w:cs="Arial" w:eastAsia="Arial" w:hAnsi="Arial"/>
@@ -24762,7 +24762,7 @@
               <w:spacing w:after="10" w:before="0"/>
               <w:ind w:left="120"/>
             </w:pPr>
-            <w:hyperlink w:history="1" r:id="rIdpjcyz9hzpao-hempknytk">
+            <w:hyperlink w:history="1" r:id="rIdw3kgftyca8omhgbx7la6j">
               <w:r>
                 <w:rPr>
                   <w:rFonts w:ascii="Arial" w:cs="Arial" w:eastAsia="Arial" w:hAnsi="Arial"/>
@@ -24807,7 +24807,7 @@
             <w:pPr>
               <w:spacing w:after="20" w:before="0"/>
             </w:pPr>
-            <w:hyperlink w:history="1" r:id="rIdygikfbdctt5hkumgzuusz">
+            <w:hyperlink w:history="1" r:id="rIdfqmr9rdblr22yxcnmqm8o">
               <w:r>
                 <w:rPr>
                   <w:rFonts w:ascii="Arial" w:cs="Arial" w:eastAsia="Arial" w:hAnsi="Arial"/>
@@ -24856,7 +24856,7 @@
               <w:spacing w:after="10" w:before="0"/>
               <w:ind w:left="120"/>
             </w:pPr>
-            <w:hyperlink w:history="1" r:id="rIdawuf7u5bcgzb1mly2eo3m">
+            <w:hyperlink w:history="1" r:id="rIdzmti3gore06swl8xikewd">
               <w:r>
                 <w:rPr>
                   <w:rFonts w:ascii="Arial" w:cs="Arial" w:eastAsia="Arial" w:hAnsi="Arial"/>
@@ -24901,7 +24901,7 @@
               </w:rPr>
               <w:t xml:space="preserve">PART A — Deriving the Laws (20 min). Each pair receives a structured discovery worksheet. Step 1: Using index laws already known, learners complete: 10^a × 10^b = 10^(a+b). Step 2: If log(M) = a and log(N) = b, then M = 10^a and N = 10^b. Write M × N in terms of powers of 10. Step 3: Apply log to both sides of M × N = 10^(a+b). What do you get? Step 4: Replace a with log M and b with log N to state the product law. Step 5: Repeat for M ÷ N to derive the quotient law. Pairs write both laws in a coloured box in their books. PART B — Reading Antilogarithm Tables (10 min). Teacher models live on the board: 'To find antilog(3.9134), I look up 3.9134 in the antilog table. The characteristic 3 tells me the answer is in the thousands. The mantissa .9134 — I find row .91, column 3, </w:t>
             </w:r>
-            <w:del w:id="9287" w:author="Claude (AI) - proposed" w:date="2026-10-15T20:13:44Z">
+            <w:del w:id="9287" w:author="Claude (AI) - proposed" w:date="2026-10-18T00:27:12Z">
               <w:r>
                 <w:rPr>
                   <w:rFonts w:ascii="Arial" w:cs="Arial" w:eastAsia="Arial" w:hAnsi="Arial"/>
@@ -24916,7 +24916,7 @@
                 <w:delText xml:space="preserve">difference column 4. I read 8190</w:delText>
               </w:r>
             </w:del>
-            <w:ins w:id="9288" w:author="Claude (AI) - proposed" w:date="2026-10-15T20:13:44Z">
+            <w:ins w:id="9288" w:author="Claude (AI) - proposed" w:date="2026-10-18T00:27:12Z">
               <w:r>
                 <w:rPr>
                   <w:rFonts w:ascii="Arial" w:cs="Arial" w:eastAsia="Arial" w:hAnsi="Arial"/>
@@ -24944,7 +24944,7 @@
               </w:rPr>
               <w:t xml:space="preserve">. So antilog(3.9134) </w:t>
             </w:r>
-            <w:del w:id="9289" w:author="Claude (AI) - proposed" w:date="2026-10-15T20:13:44Z">
+            <w:del w:id="9289" w:author="Claude (AI) - proposed" w:date="2026-10-18T00:27:12Z">
               <w:r>
                 <w:rPr>
                   <w:rFonts w:ascii="Arial" w:cs="Arial" w:eastAsia="Arial" w:hAnsi="Arial"/>
@@ -24959,7 +24959,7 @@
                 <w:delText xml:space="preserve">= 8190</w:delText>
               </w:r>
             </w:del>
-            <w:ins w:id="9290" w:author="Claude (AI) - proposed" w:date="2026-10-15T20:13:44Z">
+            <w:ins w:id="9290" w:author="Claude (AI) - proposed" w:date="2026-10-18T00:27:12Z">
               <w:r>
                 <w:rPr>
                   <w:rFonts w:ascii="Arial" w:cs="Arial" w:eastAsia="Arial" w:hAnsi="Arial"/>
@@ -25086,7 +25086,7 @@
               </w:rPr>
               <w:t xml:space="preserve">Observable indicator: At Step 3 of the worksheet, every learner should write 'log(M × N) = a + b'. Teacher checks this specific line during circulation — it is the pivotal deduction. Red flag: Students who write 'log(M) × log(N) = a + b' are confusing multiplication of logs with the log of a product; address immediately with: 'Careful — log is applied to the whole product M × N, not to log M times log N.' </w:t>
             </w:r>
-            <w:ins w:id="9291" w:author="Claude (AI) - proposed" w:date="2026-10-15T20:13:44Z">
+            <w:ins w:id="9291" w:author="Claude (AI) - proposed" w:date="2026-10-18T00:27:12Z">
               <w:r>
                 <w:rPr>
                   <w:rFonts w:ascii="Arial" w:cs="Arial" w:eastAsia="Arial" w:hAnsi="Arial"/>
@@ -25170,7 +25170,7 @@
             <w:pPr>
               <w:spacing w:after="20" w:before="0"/>
             </w:pPr>
-            <w:hyperlink w:history="1" r:id="rIdkxhigzkwdesaai17w9ppw">
+            <w:hyperlink w:history="1" r:id="rId1f8-qw0cil3vymazix8mj">
               <w:r>
                 <w:rPr>
                   <w:rFonts w:ascii="Arial" w:cs="Arial" w:eastAsia="Arial" w:hAnsi="Arial"/>
@@ -25203,7 +25203,7 @@
               <w:spacing w:after="10" w:before="0"/>
               <w:ind w:left="120"/>
             </w:pPr>
-            <w:hyperlink w:history="1" r:id="rIdehn1ogu6dfb8pbzwpnygn">
+            <w:hyperlink w:history="1" r:id="rId9lkf_9kg6ozvj90xnknes">
               <w:r>
                 <w:rPr>
                   <w:rFonts w:ascii="Arial" w:cs="Arial" w:eastAsia="Arial" w:hAnsi="Arial"/>
@@ -25248,7 +25248,7 @@
             <w:pPr>
               <w:spacing w:after="20" w:before="0"/>
             </w:pPr>
-            <w:hyperlink w:history="1" r:id="rId7y0qaetbnszxenpzbses5">
+            <w:hyperlink w:history="1" r:id="rIdxyphyou82cpofjciahyuh">
               <w:r>
                 <w:rPr>
                   <w:rFonts w:ascii="Arial" w:cs="Arial" w:eastAsia="Arial" w:hAnsi="Arial"/>
@@ -25297,7 +25297,7 @@
               <w:spacing w:after="10" w:before="0"/>
               <w:ind w:left="120"/>
             </w:pPr>
-            <w:hyperlink w:history="1" r:id="rIdipsk6vejggyw_r4phsvje">
+            <w:hyperlink w:history="1" r:id="rIdxhozfzplm2au4q79dqp8z">
               <w:r>
                 <w:rPr>
                   <w:rFonts w:ascii="Arial" w:cs="Arial" w:eastAsia="Arial" w:hAnsi="Arial"/>
@@ -25441,7 +25441,7 @@
               </w:rPr>
               <w:t xml:space="preserve">Observable indicators: (1) Problem 1 expected answer: log(346) + log(91.5) = 2.5391 + 1.9614 = 4.5005; antilog(4.5005) ≈ 31,</w:t>
             </w:r>
-            <w:del w:id="9292" w:author="Claude (AI) - proposed" w:date="2026-10-15T20:13:44Z">
+            <w:del w:id="9292" w:author="Claude (AI) - proposed" w:date="2026-10-18T00:27:12Z">
               <w:r>
                 <w:rPr>
                   <w:rFonts w:ascii="Arial" w:cs="Arial" w:eastAsia="Arial" w:hAnsi="Arial"/>
@@ -25456,7 +25456,7 @@
                 <w:delText xml:space="preserve">640 kg</w:delText>
               </w:r>
             </w:del>
-            <w:ins w:id="9293" w:author="Claude (AI) - proposed" w:date="2026-10-15T20:13:44Z">
+            <w:ins w:id="9293" w:author="Claude (AI) - proposed" w:date="2026-10-18T00:27:12Z">
               <w:r>
                 <w:rPr>
                   <w:rFonts w:ascii="Arial" w:cs="Arial" w:eastAsia="Arial" w:hAnsi="Arial"/>
@@ -25484,7 +25484,7 @@
               </w:rPr>
               <w:t xml:space="preserve"> — correct order of magnitude is critical. (2) Problem 2: log(7820) − log(34) = 3.8932 − 1.5315 = 2.3617; antilog(2.3617) ≈ </w:t>
             </w:r>
-            <w:del w:id="9294" w:author="Claude (AI) - proposed" w:date="2026-10-15T20:13:44Z">
+            <w:del w:id="9294" w:author="Claude (AI) - proposed" w:date="2026-10-18T00:27:12Z">
               <w:r>
                 <w:rPr>
                   <w:rFonts w:ascii="Arial" w:cs="Arial" w:eastAsia="Arial" w:hAnsi="Arial"/>
@@ -25499,7 +25499,7 @@
                 <w:delText xml:space="preserve">229.9</w:delText>
               </w:r>
             </w:del>
-            <w:ins w:id="9295" w:author="Claude (AI) - proposed" w:date="2026-10-15T20:13:44Z">
+            <w:ins w:id="9295" w:author="Claude (AI) - proposed" w:date="2026-10-18T00:27:12Z">
               <w:r>
                 <w:rPr>
                   <w:rFonts w:ascii="Arial" w:cs="Arial" w:eastAsia="Arial" w:hAnsi="Arial"/>
@@ -25527,7 +25527,7 @@
               </w:rPr>
               <w:t xml:space="preserve"> kg per farm</w:t>
             </w:r>
-            <w:ins w:id="9296" w:author="Claude (AI) - proposed" w:date="2026-10-15T20:13:44Z">
+            <w:ins w:id="9296" w:author="Claude (AI) - proposed" w:date="2026-10-18T00:27:12Z">
               <w:r>
                 <w:rPr>
                   <w:rFonts w:ascii="Arial" w:cs="Arial" w:eastAsia="Arial" w:hAnsi="Arial"/>
@@ -25555,7 +25555,7 @@
               </w:rPr>
               <w:t xml:space="preserve">. (3) Problem 3: log(2480) + log(52) + log(118) = 3.3945 + 1.7160 + 2.0719 = 7.1824; antilog(7.1824) ≈ 15,220,000 Ksh annually</w:t>
             </w:r>
-            <w:ins w:id="9297" w:author="Claude (AI) - proposed" w:date="2026-10-15T20:13:44Z">
+            <w:ins w:id="9297" w:author="Claude (AI) - proposed" w:date="2026-10-18T00:27:12Z">
               <w:r>
                 <w:rPr>
                   <w:rFonts w:ascii="Arial" w:cs="Arial" w:eastAsia="Arial" w:hAnsi="Arial"/>
@@ -25639,7 +25639,7 @@
             <w:pPr>
               <w:spacing w:after="20" w:before="0"/>
             </w:pPr>
-            <w:hyperlink w:history="1" r:id="rIdi969d2hbetf_ndtwja-qs">
+            <w:hyperlink w:history="1" r:id="rIdq27rvfd4vuepb27y1rg2f">
               <w:r>
                 <w:rPr>
                   <w:rFonts w:ascii="Arial" w:cs="Arial" w:eastAsia="Arial" w:hAnsi="Arial"/>
@@ -25672,7 +25672,7 @@
               <w:spacing w:after="10" w:before="0"/>
               <w:ind w:left="120"/>
             </w:pPr>
-            <w:hyperlink w:history="1" r:id="rIdhnta1igssslrwtsilybul">
+            <w:hyperlink w:history="1" r:id="rIda8skezjr-6h6lv0pf_awp">
               <w:r>
                 <w:rPr>
                   <w:rFonts w:ascii="Arial" w:cs="Arial" w:eastAsia="Arial" w:hAnsi="Arial"/>
@@ -25717,7 +25717,7 @@
             <w:pPr>
               <w:spacing w:after="20" w:before="0"/>
             </w:pPr>
-            <w:hyperlink w:history="1" r:id="rIdrcrwxud2dflx5jda1gbgg">
+            <w:hyperlink w:history="1" r:id="rId_purveipskb_rpz4rczhf">
               <w:r>
                 <w:rPr>
                   <w:rFonts w:ascii="Arial" w:cs="Arial" w:eastAsia="Arial" w:hAnsi="Arial"/>
@@ -25766,7 +25766,7 @@
               <w:spacing w:after="10" w:before="0"/>
               <w:ind w:left="120"/>
             </w:pPr>
-            <w:hyperlink w:history="1" r:id="rIdz2fjxjzhqt-i0nw86wue8">
+            <w:hyperlink w:history="1" r:id="rIdezfvwwc93po_zeclxsivl">
               <w:r>
                 <w:rPr>
                   <w:rFonts w:ascii="Arial" w:cs="Arial" w:eastAsia="Arial" w:hAnsi="Arial"/>
@@ -25966,7 +25966,7 @@
             <w:pPr>
               <w:spacing w:after="20" w:before="0"/>
             </w:pPr>
-            <w:hyperlink w:history="1" r:id="rId4npvexlzb4atw8-hllx9t">
+            <w:hyperlink w:history="1" r:id="rIdz4kplmjj8mq1y3lbeaaqr">
               <w:r>
                 <w:rPr>
                   <w:rFonts w:ascii="Arial" w:cs="Arial" w:eastAsia="Arial" w:hAnsi="Arial"/>
@@ -25999,7 +25999,7 @@
               <w:spacing w:after="10" w:before="0"/>
               <w:ind w:left="120"/>
             </w:pPr>
-            <w:hyperlink w:history="1" r:id="rIdysixkqvi66nmqhv34zm_y">
+            <w:hyperlink w:history="1" r:id="rIdw3ycegv8ymbwvcrugn8rr">
               <w:r>
                 <w:rPr>
                   <w:rFonts w:ascii="Arial" w:cs="Arial" w:eastAsia="Arial" w:hAnsi="Arial"/>
@@ -26044,7 +26044,7 @@
             <w:pPr>
               <w:spacing w:after="20" w:before="0"/>
             </w:pPr>
-            <w:hyperlink w:history="1" r:id="rIdsgkfx99fnrsmxcq-mallf">
+            <w:hyperlink w:history="1" r:id="rIdwdxjcv0gaz187qgz4tvhj">
               <w:r>
                 <w:rPr>
                   <w:rFonts w:ascii="Arial" w:cs="Arial" w:eastAsia="Arial" w:hAnsi="Arial"/>
@@ -26093,7 +26093,7 @@
               <w:spacing w:after="10" w:before="0"/>
               <w:ind w:left="120"/>
             </w:pPr>
-            <w:hyperlink w:history="1" r:id="rIddg0rqu1zv9vlnnlksw4cx">
+            <w:hyperlink w:history="1" r:id="rIdhmbsh_fjvpa8iuxm3ddlv">
               <w:r>
                 <w:rPr>
                   <w:rFonts w:ascii="Arial" w:cs="Arial" w:eastAsia="Arial" w:hAnsi="Arial"/>
@@ -26138,7 +26138,7 @@
               </w:rPr>
               <w:t xml:space="preserve">Each learner opens their </w:t>
             </w:r>
-            <w:del w:id="9298" w:author="Claude (AI) - proposed" w:date="2026-10-15T20:13:44Z">
+            <w:del w:id="9298" w:author="Claude (AI) - proposed" w:date="2026-10-18T00:27:12Z">
               <w:r>
                 <w:rPr>
                   <w:rFonts w:ascii="Arial" w:cs="Arial" w:eastAsia="Arial" w:hAnsi="Arial"/>
@@ -26153,7 +26153,7 @@
                 <w:delText xml:space="preserve">cumulative model page — a diagram</w:delText>
               </w:r>
             </w:del>
-            <w:ins w:id="9299" w:author="Claude (AI) - proposed" w:date="2026-10-15T20:13:44Z">
+            <w:ins w:id="9299" w:author="Claude (AI) - proposed" w:date="2026-10-18T00:27:12Z">
               <w:r>
                 <w:rPr>
                   <w:rFonts w:ascii="Arial" w:cs="Arial" w:eastAsia="Arial" w:hAnsi="Arial"/>
@@ -26573,7 +26573,7 @@
               </w:rPr>
               <w:t xml:space="preserve">Learners derived the product law log(ab) = log a + log b and the quotient law log(a/b) = log a − log b directly from the index law 10^a × 10^b = 10^(a+b), and applied both laws using four-figure log and antilog tables to solve real-life Kenyan problems involving bulk maize </w:t>
             </w:r>
-            <w:del w:id="9300" w:author="Claude (AI) - proposed" w:date="2026-10-15T20:13:44Z">
+            <w:del w:id="9300" w:author="Claude (AI) - proposed" w:date="2026-10-18T00:27:12Z">
               <w:r>
                 <w:rPr>
                   <w:rFonts w:ascii="Arial" w:cs="Arial" w:eastAsia="Arial" w:hAnsi="Arial"/>
@@ -26588,7 +26588,7 @@
                 <w:delText xml:space="preserve">pricing</w:delText>
               </w:r>
             </w:del>
-            <w:ins w:id="9301" w:author="Claude (AI) - proposed" w:date="2026-10-15T20:13:44Z">
+            <w:ins w:id="9301" w:author="Claude (AI) - proposed" w:date="2026-10-18T00:27:12Z">
               <w:r>
                 <w:rPr>
                   <w:rFonts w:ascii="Arial" w:cs="Arial" w:eastAsia="Arial" w:hAnsi="Arial"/>
@@ -26704,7 +26704,7 @@
         </w:rPr>
         <w:t xml:space="preserve">© 2026 SeaVuria and ARES. Aligned with KICD objectives. Developed by SeaVuria; technical implementation by ARES (with AI assistance from Claude). Licensed under </w:t>
       </w:r>
-      <w:hyperlink w:history="1" r:id="rIdbi5dbktn0hembnni53ual">
+      <w:hyperlink w:history="1" r:id="rIdtzhz6rbvhcuwv2i0jsp_t">
         <w:r>
           <w:rPr>
             <w:rFonts w:ascii="Arial" w:cs="Arial" w:eastAsia="Arial" w:hAnsi="Arial"/>
@@ -26725,7 +26725,7 @@
         </w:rPr>
         <w:t xml:space="preserve"> (</w:t>
       </w:r>
-      <w:hyperlink w:history="1" r:id="rIdd00a_lyna4k9ffx2tdofd">
+      <w:hyperlink w:history="1" r:id="rIdhtnk302plibmbugiqturq">
         <w:r>
           <w:rPr>
             <w:rFonts w:ascii="Arial" w:cs="Arial" w:eastAsia="Arial" w:hAnsi="Arial"/>
@@ -27353,7 +27353,7 @@
               <w:spacing w:after="40" w:before="0"/>
               <w:jc w:val="left"/>
             </w:pPr>
-            <w:del w:id="9302" w:author="Claude (AI) - proposed" w:date="2026-10-15T20:13:44Z">
+            <w:del w:id="9302" w:author="Claude (AI) - proposed" w:date="2026-10-18T00:27:12Z">
               <w:r>
                 <w:rPr>
                   <w:rFonts w:ascii="Arial" w:cs="Arial" w:eastAsia="Arial" w:hAnsi="Arial"/>
@@ -27368,7 +27368,7 @@
                 <w:delText xml:space="preserve">How</w:delText>
               </w:r>
             </w:del>
-            <w:ins w:id="9303" w:author="Claude (AI) - proposed" w:date="2026-10-15T20:13:44Z">
+            <w:ins w:id="9303" w:author="Claude (AI) - proposed" w:date="2026-10-18T00:27:12Z">
               <w:r>
                 <w:rPr>
                   <w:rFonts w:ascii="Arial" w:cs="Arial" w:eastAsia="Arial" w:hAnsi="Arial"/>
@@ -27396,7 +27396,7 @@
               </w:rPr>
               <w:t xml:space="preserve"> do we use </w:t>
             </w:r>
-            <w:del w:id="9304" w:author="Claude (AI) - proposed" w:date="2026-10-15T20:13:44Z">
+            <w:del w:id="9304" w:author="Claude (AI) - proposed" w:date="2026-10-18T00:27:12Z">
               <w:r>
                 <w:rPr>
                   <w:rFonts w:ascii="Arial" w:cs="Arial" w:eastAsia="Arial" w:hAnsi="Arial"/>
@@ -27411,7 +27411,7 @@
                 <w:delText xml:space="preserve">logarithms in computations — specifically, how</w:delText>
               </w:r>
             </w:del>
-            <w:ins w:id="9305" w:author="Claude (AI) - proposed" w:date="2026-10-15T20:13:44Z">
+            <w:ins w:id="9305" w:author="Claude (AI) - proposed" w:date="2026-10-18T00:27:12Z">
               <w:r>
                 <w:rPr>
                   <w:rFonts w:ascii="Arial" w:cs="Arial" w:eastAsia="Arial" w:hAnsi="Arial"/>
@@ -27439,7 +27439,7 @@
               </w:rPr>
               <w:t xml:space="preserve"> do the power and root laws </w:t>
             </w:r>
-            <w:del w:id="9306" w:author="Claude (AI) - proposed" w:date="2026-10-15T20:13:44Z">
+            <w:del w:id="9306" w:author="Claude (AI) - proposed" w:date="2026-10-18T00:27:12Z">
               <w:r>
                 <w:rPr>
                   <w:rFonts w:ascii="Arial" w:cs="Arial" w:eastAsia="Arial" w:hAnsi="Arial"/>
@@ -27454,7 +27454,7 @@
                 <w:delText xml:space="preserve">allow us to</w:delText>
               </w:r>
             </w:del>
-            <w:ins w:id="9307" w:author="Claude (AI) - proposed" w:date="2026-10-15T20:13:44Z">
+            <w:ins w:id="9307" w:author="Claude (AI) - proposed" w:date="2026-10-18T00:27:12Z">
               <w:r>
                 <w:rPr>
                   <w:rFonts w:ascii="Arial" w:cs="Arial" w:eastAsia="Arial" w:hAnsi="Arial"/>
@@ -27482,7 +27482,7 @@
               </w:rPr>
               <w:t xml:space="preserve"> evaluate powers and roots of numbers using </w:t>
             </w:r>
-            <w:del w:id="9308" w:author="Claude (AI) - proposed" w:date="2026-10-15T20:13:44Z">
+            <w:del w:id="9308" w:author="Claude (AI) - proposed" w:date="2026-10-18T00:27:12Z">
               <w:r>
                 <w:rPr>
                   <w:rFonts w:ascii="Arial" w:cs="Arial" w:eastAsia="Arial" w:hAnsi="Arial"/>
@@ -27821,7 +27821,7 @@
               </w:rPr>
               <w:t xml:space="preserve">The lesson follows the five-phase ARES framework. In the Predict phase learners estimate 1.045¹² and √8,464 by hand to feel the difficulty. In the Observe phase learners watch a step-by-step demonstration of the power-law working and then independently complete the root-law working, using the printed four-figure tables. In the Explain phase pairs share their derivation of each law in their own words and connect it back to the index laws from Lesson 3. In the DQB phase learners update the class Driving Question Board, noting which parts of the driving question are now fully answered. In the Model Building phase learners revise their cumulative 'logarithm toolkit' diagram to include the two new laws alongside the product and quotient laws from Lesson 6.</w:t>
             </w:r>
-            <w:ins w:id="9309" w:author="Claude (AI) - proposed" w:date="2026-10-15T20:13:44Z">
+            <w:ins w:id="9309" w:author="Claude (AI) - proposed" w:date="2026-10-18T00:27:12Z">
               <w:r>
                 <w:rPr>
                   <w:rFonts w:ascii="Arial" w:cs="Arial" w:eastAsia="Arial" w:hAnsi="Arial"/>
@@ -28124,7 +28124,7 @@
             <w:pPr>
               <w:spacing w:after="20" w:before="0"/>
             </w:pPr>
-            <w:hyperlink w:history="1" r:id="rIdtj0zwhcxgplyyfawunjzb">
+            <w:hyperlink w:history="1" r:id="rIdp1brqhj6dwrzbbya5avjd">
               <w:r>
                 <w:rPr>
                   <w:rFonts w:ascii="Arial" w:cs="Arial" w:eastAsia="Arial" w:hAnsi="Arial"/>
@@ -28157,7 +28157,7 @@
               <w:spacing w:after="10" w:before="0"/>
               <w:ind w:left="120"/>
             </w:pPr>
-            <w:hyperlink w:history="1" r:id="rIdogxioabqfoehcrhmhzdyd">
+            <w:hyperlink w:history="1" r:id="rIdylqygteigudgelfnjebpa">
               <w:r>
                 <w:rPr>
                   <w:rFonts w:ascii="Arial" w:cs="Arial" w:eastAsia="Arial" w:hAnsi="Arial"/>
@@ -28202,7 +28202,7 @@
             <w:pPr>
               <w:spacing w:after="20" w:before="0"/>
             </w:pPr>
-            <w:hyperlink w:history="1" r:id="rIdzdnn1-fhgexf03mt7mykl">
+            <w:hyperlink w:history="1" r:id="rId1cv8acjhjpnzlmc6venux">
               <w:r>
                 <w:rPr>
                   <w:rFonts w:ascii="Arial" w:cs="Arial" w:eastAsia="Arial" w:hAnsi="Arial"/>
@@ -28235,7 +28235,7 @@
               <w:spacing w:after="10" w:before="0"/>
               <w:ind w:left="120"/>
             </w:pPr>
-            <w:hyperlink w:history="1" r:id="rId8wemwq6yvvhkpshiqgl4s">
+            <w:hyperlink w:history="1" r:id="rId6w-p6mpyo6owaipyu6b4k">
               <w:r>
                 <w:rPr>
                   <w:rFonts w:ascii="Arial" w:cs="Arial" w:eastAsia="Arial" w:hAnsi="Arial"/>
@@ -28280,7 +28280,7 @@
               </w:rPr>
               <w:t xml:space="preserve">Working individually for </w:t>
             </w:r>
-            <w:del w:id="9310" w:author="Claude (AI) - proposed" w:date="2026-10-15T20:13:44Z">
+            <w:del w:id="9310" w:author="Claude (AI) - proposed" w:date="2026-10-18T00:27:12Z">
               <w:r>
                 <w:rPr>
                   <w:rFonts w:ascii="Arial" w:cs="Arial" w:eastAsia="Arial" w:hAnsi="Arial"/>
@@ -28295,7 +28295,7 @@
                 <w:delText xml:space="preserve">3</w:delText>
               </w:r>
             </w:del>
-            <w:ins w:id="9311" w:author="Claude (AI) - proposed" w:date="2026-10-15T20:13:44Z">
+            <w:ins w:id="9311" w:author="Claude (AI) - proposed" w:date="2026-10-18T00:27:12Z">
               <w:r>
                 <w:rPr>
                   <w:rFonts w:ascii="Arial" w:cs="Arial" w:eastAsia="Arial" w:hAnsi="Arial"/>
@@ -28356,7 +28356,7 @@
               </w:rPr>
               <w:t xml:space="preserve">Display the two questions on the board under the heading 'Can you find these without a calculator or tables?' Ask: 'Before we touch any table today, I want you to feel how hard these calculations are. Write your best estimate — a number — and one reason why you chose it. You have </w:t>
             </w:r>
-            <w:del w:id="9312" w:author="Claude (AI) - proposed" w:date="2026-10-15T20:13:44Z">
+            <w:del w:id="9312" w:author="Claude (AI) - proposed" w:date="2026-10-18T00:27:12Z">
               <w:r>
                 <w:rPr>
                   <w:rFonts w:ascii="Arial" w:cs="Arial" w:eastAsia="Arial" w:hAnsi="Arial"/>
@@ -28371,7 +28371,7 @@
                 <w:delText xml:space="preserve">3</w:delText>
               </w:r>
             </w:del>
-            <w:ins w:id="9313" w:author="Claude (AI) - proposed" w:date="2026-10-15T20:13:44Z">
+            <w:ins w:id="9313" w:author="Claude (AI) - proposed" w:date="2026-10-18T00:27:12Z">
               <w:r>
                 <w:rPr>
                   <w:rFonts w:ascii="Arial" w:cs="Arial" w:eastAsia="Arial" w:hAnsi="Arial"/>
@@ -28399,7 +28399,7 @@
               </w:rPr>
               <w:t xml:space="preserve"> minutes. Start now.' [Allow </w:t>
             </w:r>
-            <w:del w:id="9314" w:author="Claude (AI) - proposed" w:date="2026-10-15T20:13:44Z">
+            <w:del w:id="9314" w:author="Claude (AI) - proposed" w:date="2026-10-18T00:27:12Z">
               <w:r>
                 <w:rPr>
                   <w:rFonts w:ascii="Arial" w:cs="Arial" w:eastAsia="Arial" w:hAnsi="Arial"/>
@@ -28414,7 +28414,7 @@
                 <w:delText xml:space="preserve">3</w:delText>
               </w:r>
             </w:del>
-            <w:ins w:id="9315" w:author="Claude (AI) - proposed" w:date="2026-10-15T20:13:44Z">
+            <w:ins w:id="9315" w:author="Claude (AI) - proposed" w:date="2026-10-18T00:27:12Z">
               <w:r>
                 <w:rPr>
                   <w:rFonts w:ascii="Arial" w:cs="Arial" w:eastAsia="Arial" w:hAnsi="Arial"/>
@@ -28442,7 +28442,7 @@
               </w:rPr>
               <w:t xml:space="preserve"> minutes of silent individual work.] After </w:t>
             </w:r>
-            <w:del w:id="9316" w:author="Claude (AI) - proposed" w:date="2026-10-15T20:13:44Z">
+            <w:del w:id="9316" w:author="Claude (AI) - proposed" w:date="2026-10-18T00:27:12Z">
               <w:r>
                 <w:rPr>
                   <w:rFonts w:ascii="Arial" w:cs="Arial" w:eastAsia="Arial" w:hAnsi="Arial"/>
@@ -28457,7 +28457,7 @@
                 <w:delText xml:space="preserve">3</w:delText>
               </w:r>
             </w:del>
-            <w:ins w:id="9317" w:author="Claude (AI) - proposed" w:date="2026-10-15T20:13:44Z">
+            <w:ins w:id="9317" w:author="Claude (AI) - proposed" w:date="2026-10-18T00:27:12Z">
               <w:r>
                 <w:rPr>
                   <w:rFonts w:ascii="Arial" w:cs="Arial" w:eastAsia="Arial" w:hAnsi="Arial"/>
@@ -28485,7 +28485,7 @@
               </w:rPr>
               <w:t xml:space="preserve"> minutes, say: 'Share your estimate with your partner. Do you agree? Why or why not?' [Allow </w:t>
             </w:r>
-            <w:del w:id="9318" w:author="Claude (AI) - proposed" w:date="2026-10-15T20:13:44Z">
+            <w:del w:id="9318" w:author="Claude (AI) - proposed" w:date="2026-10-18T00:27:12Z">
               <w:r>
                 <w:rPr>
                   <w:rFonts w:ascii="Arial" w:cs="Arial" w:eastAsia="Arial" w:hAnsi="Arial"/>
@@ -28500,7 +28500,7 @@
                 <w:delText xml:space="preserve">90</w:delText>
               </w:r>
             </w:del>
-            <w:ins w:id="9319" w:author="Claude (AI) - proposed" w:date="2026-10-15T20:13:44Z">
+            <w:ins w:id="9319" w:author="Claude (AI) - proposed" w:date="2026-10-18T00:27:12Z">
               <w:r>
                 <w:rPr>
                   <w:rFonts w:ascii="Arial" w:cs="Arial" w:eastAsia="Arial" w:hAnsi="Arial"/>
@@ -28528,7 +28528,7 @@
               </w:rPr>
               <w:t xml:space="preserve"> seconds pair talk.] Then cold-call </w:t>
             </w:r>
-            <w:del w:id="9320" w:author="Claude (AI) - proposed" w:date="2026-10-15T20:13:44Z">
+            <w:del w:id="9320" w:author="Claude (AI) - proposed" w:date="2026-10-18T00:27:12Z">
               <w:r>
                 <w:rPr>
                   <w:rFonts w:ascii="Arial" w:cs="Arial" w:eastAsia="Arial" w:hAnsi="Arial"/>
@@ -28543,7 +28543,7 @@
                 <w:delText xml:space="preserve">3</w:delText>
               </w:r>
             </w:del>
-            <w:ins w:id="9321" w:author="Claude (AI) - proposed" w:date="2026-10-15T20:13:44Z">
+            <w:ins w:id="9321" w:author="Claude (AI) - proposed" w:date="2026-10-18T00:27:12Z">
               <w:r>
                 <w:rPr>
                   <w:rFonts w:ascii="Arial" w:cs="Arial" w:eastAsia="Arial" w:hAnsi="Arial"/>
@@ -28571,7 +28571,7 @@
               </w:rPr>
               <w:t xml:space="preserve"> pairs — deliberately selecting one pair whose estimates differ widely — asking: 'Pair at the back — what did you get for 1.045¹² and how did you reason?' [WAIT TIME: 12 seconds after asking before accepting any response.] For √8,464, cold-call a second pair: 'What is your estimate for the side of the plot and how did you check it?' [WAIT TIME: 10 seconds.] </w:t>
             </w:r>
-            <w:del w:id="9322" w:author="Claude (AI) - proposed" w:date="2026-10-15T20:13:44Z">
+            <w:del w:id="9322" w:author="Claude (AI) - proposed" w:date="2026-10-18T00:27:12Z">
               <w:r>
                 <w:rPr>
                   <w:rFonts w:ascii="Arial" w:cs="Arial" w:eastAsia="Arial" w:hAnsi="Arial"/>
@@ -28721,7 +28721,7 @@
             <w:pPr>
               <w:spacing w:after="20" w:before="0"/>
             </w:pPr>
-            <w:hyperlink w:history="1" r:id="rId_yju_5rbrqqqof-jt5b-q">
+            <w:hyperlink w:history="1" r:id="rIdd9ex79zqyjsyninxuxuc-">
               <w:r>
                 <w:rPr>
                   <w:rFonts w:ascii="Arial" w:cs="Arial" w:eastAsia="Arial" w:hAnsi="Arial"/>
@@ -28754,7 +28754,7 @@
               <w:spacing w:after="10" w:before="0"/>
               <w:ind w:left="120"/>
             </w:pPr>
-            <w:hyperlink w:history="1" r:id="rIdvb4361zgbic8mujakogkg">
+            <w:hyperlink w:history="1" r:id="rIdg64n5ixhaf1vljdxacnds">
               <w:r>
                 <w:rPr>
                   <w:rFonts w:ascii="Arial" w:cs="Arial" w:eastAsia="Arial" w:hAnsi="Arial"/>
@@ -28799,7 +28799,7 @@
             <w:pPr>
               <w:spacing w:after="20" w:before="0"/>
             </w:pPr>
-            <w:hyperlink w:history="1" r:id="rId7rdgp4rdp3uzpmdikbnjr">
+            <w:hyperlink w:history="1" r:id="rIddpw4gdhuh3zi4yguopx4d">
               <w:r>
                 <w:rPr>
                   <w:rFonts w:ascii="Arial" w:cs="Arial" w:eastAsia="Arial" w:hAnsi="Arial"/>
@@ -28832,7 +28832,7 @@
               <w:spacing w:after="10" w:before="0"/>
               <w:ind w:left="120"/>
             </w:pPr>
-            <w:hyperlink w:history="1" r:id="rIdylevmnc-j-kze0sf2o9or">
+            <w:hyperlink w:history="1" r:id="rIdzkxjxpmdbevuscxjgkjhl">
               <w:r>
                 <w:rPr>
                   <w:rFonts w:ascii="Arial" w:cs="Arial" w:eastAsia="Arial" w:hAnsi="Arial"/>
@@ -28910,7 +28910,7 @@
               </w:rPr>
               <w:t xml:space="preserve">SAY: 'Open your four-figure tables. We are going to solve the SACCO problem together first, step by step. Watch and copy.' Write on the board: 'A = 50,000 × 1.045¹². We need 1.045¹².' STEP 1 — Derivation of the power law: Write 'log(1.045¹²) = ?' Ask the class: 'From Lesson 6, we know log(a × b) = log a + log b. What is log(1.045²) using that rule?' [WAIT TIME: 12 seconds. Cold-call 1 learner.] Build up: 'log(1.045²) = log 1.045 + log 1.045 = 2 × log 1.045. What about log(1.045³)?' [Cold-call 1 new learner, WAIT TIME: 10 seconds.] Then generalise on the board: 'log(aⁿ) = n × log a. This follows directly from repeated addition — just as aⁿ means a multiplied by itself n times, log(aⁿ) means log a added to itself n times.' Box the law. STEP 2 — Table reading: 'Find log 1.045 in your tables.' [Allow 60 seconds. Cold-call 1 learner to read out the value: 0.</w:t>
             </w:r>
-            <w:del w:id="9323" w:author="Claude (AI) - proposed" w:date="2026-10-15T20:13:44Z">
+            <w:del w:id="9323" w:author="Claude (AI) - proposed" w:date="2026-10-18T00:27:12Z">
               <w:r>
                 <w:rPr>
                   <w:rFonts w:ascii="Arial" w:cs="Arial" w:eastAsia="Arial" w:hAnsi="Arial"/>
@@ -28925,7 +28925,7 @@
                 <w:delText xml:space="preserve">01912</w:delText>
               </w:r>
             </w:del>
-            <w:ins w:id="9324" w:author="Claude (AI) - proposed" w:date="2026-10-15T20:13:44Z">
+            <w:ins w:id="9324" w:author="Claude (AI) - proposed" w:date="2026-10-18T00:27:12Z">
               <w:r>
                 <w:rPr>
                   <w:rFonts w:ascii="Arial" w:cs="Arial" w:eastAsia="Arial" w:hAnsi="Arial"/>
@@ -28953,7 +28953,7 @@
               </w:rPr>
               <w:t xml:space="preserve">. Write on board.] 'Now multiply: 12 × 0.</w:t>
             </w:r>
-            <w:del w:id="9325" w:author="Claude (AI) - proposed" w:date="2026-10-15T20:13:44Z">
+            <w:del w:id="9325" w:author="Claude (AI) - proposed" w:date="2026-10-18T00:27:12Z">
               <w:r>
                 <w:rPr>
                   <w:rFonts w:ascii="Arial" w:cs="Arial" w:eastAsia="Arial" w:hAnsi="Arial"/>
@@ -28968,7 +28968,7 @@
                 <w:delText xml:space="preserve">01912</w:delText>
               </w:r>
             </w:del>
-            <w:ins w:id="9326" w:author="Claude (AI) - proposed" w:date="2026-10-15T20:13:44Z">
+            <w:ins w:id="9326" w:author="Claude (AI) - proposed" w:date="2026-10-18T00:27:12Z">
               <w:r>
                 <w:rPr>
                   <w:rFonts w:ascii="Arial" w:cs="Arial" w:eastAsia="Arial" w:hAnsi="Arial"/>
@@ -28996,7 +28996,7 @@
               </w:rPr>
               <w:t xml:space="preserve"> = ?' [WAIT TIME: 15 seconds — learners do arithmetic in books. Cold-call 1 learner: 0.</w:t>
             </w:r>
-            <w:del w:id="9327" w:author="Claude (AI) - proposed" w:date="2026-10-15T20:13:44Z">
+            <w:del w:id="9327" w:author="Claude (AI) - proposed" w:date="2026-10-18T00:27:12Z">
               <w:r>
                 <w:rPr>
                   <w:rFonts w:ascii="Arial" w:cs="Arial" w:eastAsia="Arial" w:hAnsi="Arial"/>
@@ -29011,7 +29011,7 @@
                 <w:delText xml:space="preserve">22944</w:delText>
               </w:r>
             </w:del>
-            <w:ins w:id="9328" w:author="Claude (AI) - proposed" w:date="2026-10-15T20:13:44Z">
+            <w:ins w:id="9328" w:author="Claude (AI) - proposed" w:date="2026-10-18T00:27:12Z">
               <w:r>
                 <w:rPr>
                   <w:rFonts w:ascii="Arial" w:cs="Arial" w:eastAsia="Arial" w:hAnsi="Arial"/>
@@ -29039,7 +29039,7 @@
               </w:rPr>
               <w:t xml:space="preserve">.] STEP 3 — Antilog: 'Now find antilog of 0.</w:t>
             </w:r>
-            <w:del w:id="9329" w:author="Claude (AI) - proposed" w:date="2026-10-15T20:13:44Z">
+            <w:del w:id="9329" w:author="Claude (AI) - proposed" w:date="2026-10-18T00:27:12Z">
               <w:r>
                 <w:rPr>
                   <w:rFonts w:ascii="Arial" w:cs="Arial" w:eastAsia="Arial" w:hAnsi="Arial"/>
@@ -29054,7 +29054,7 @@
                 <w:delText xml:space="preserve">22944</w:delText>
               </w:r>
             </w:del>
-            <w:ins w:id="9330" w:author="Claude (AI) - proposed" w:date="2026-10-15T20:13:44Z">
+            <w:ins w:id="9330" w:author="Claude (AI) - proposed" w:date="2026-10-18T00:27:12Z">
               <w:r>
                 <w:rPr>
                   <w:rFonts w:ascii="Arial" w:cs="Arial" w:eastAsia="Arial" w:hAnsi="Arial"/>
@@ -29082,7 +29082,7 @@
               </w:rPr>
               <w:t xml:space="preserve">.' [Allow 90 seconds. Cold-call 1 learner: ≈ 1.</w:t>
             </w:r>
-            <w:del w:id="9331" w:author="Claude (AI) - proposed" w:date="2026-10-15T20:13:44Z">
+            <w:del w:id="9331" w:author="Claude (AI) - proposed" w:date="2026-10-18T00:27:12Z">
               <w:r>
                 <w:rPr>
                   <w:rFonts w:ascii="Arial" w:cs="Arial" w:eastAsia="Arial" w:hAnsi="Arial"/>
@@ -29097,7 +29097,7 @@
                 <w:delText xml:space="preserve">696</w:delText>
               </w:r>
             </w:del>
-            <w:ins w:id="9332" w:author="Claude (AI) - proposed" w:date="2026-10-15T20:13:44Z">
+            <w:ins w:id="9332" w:author="Claude (AI) - proposed" w:date="2026-10-18T00:27:12Z">
               <w:r>
                 <w:rPr>
                   <w:rFonts w:ascii="Arial" w:cs="Arial" w:eastAsia="Arial" w:hAnsi="Arial"/>
@@ -29125,7 +29125,7 @@
               </w:rPr>
               <w:t xml:space="preserve">.] STEP 4 — Final answer: 'So A = 50,000 × 1.</w:t>
             </w:r>
-            <w:del w:id="9333" w:author="Claude (AI) - proposed" w:date="2026-10-15T20:13:44Z">
+            <w:del w:id="9333" w:author="Claude (AI) - proposed" w:date="2026-10-18T00:27:12Z">
               <w:r>
                 <w:rPr>
                   <w:rFonts w:ascii="Arial" w:cs="Arial" w:eastAsia="Arial" w:hAnsi="Arial"/>
@@ -29140,7 +29140,7 @@
                 <w:delText xml:space="preserve">696 =</w:delText>
               </w:r>
             </w:del>
-            <w:ins w:id="9334" w:author="Claude (AI) - proposed" w:date="2026-10-15T20:13:44Z">
+            <w:ins w:id="9334" w:author="Claude (AI) - proposed" w:date="2026-10-18T00:27:12Z">
               <w:r>
                 <w:rPr>
                   <w:rFonts w:ascii="Arial" w:cs="Arial" w:eastAsia="Arial" w:hAnsi="Arial"/>
@@ -29168,7 +29168,7 @@
               </w:rPr>
               <w:t xml:space="preserve"> Ksh 84,800</w:t>
             </w:r>
-            <w:ins w:id="9335" w:author="Claude (AI) - proposed" w:date="2026-10-15T20:13:44Z">
+            <w:ins w:id="9335" w:author="Claude (AI) - proposed" w:date="2026-10-18T00:27:12Z">
               <w:r>
                 <w:rPr>
                   <w:rFonts w:ascii="Arial" w:cs="Arial" w:eastAsia="Arial" w:hAnsi="Arial"/>
@@ -29318,7 +29318,7 @@
             <w:pPr>
               <w:spacing w:after="20" w:before="0"/>
             </w:pPr>
-            <w:hyperlink w:history="1" r:id="rIded3g9tr2lcxspwz7jacca">
+            <w:hyperlink w:history="1" r:id="rIdozmdc_yxepttqdytafgy5">
               <w:r>
                 <w:rPr>
                   <w:rFonts w:ascii="Arial" w:cs="Arial" w:eastAsia="Arial" w:hAnsi="Arial"/>
@@ -29367,7 +29367,7 @@
               <w:spacing w:after="10" w:before="0"/>
               <w:ind w:left="120"/>
             </w:pPr>
-            <w:hyperlink w:history="1" r:id="rIdtygsu1ydhyyo29cnbnwwh">
+            <w:hyperlink w:history="1" r:id="rIdpogsqknesgvpky5k-9g_m">
               <w:r>
                 <w:rPr>
                   <w:rFonts w:ascii="Arial" w:cs="Arial" w:eastAsia="Arial" w:hAnsi="Arial"/>
@@ -29412,7 +29412,7 @@
             <w:pPr>
               <w:spacing w:after="20" w:before="0"/>
             </w:pPr>
-            <w:hyperlink w:history="1" r:id="rIdacdkcfoxai2so-mstsykn">
+            <w:hyperlink w:history="1" r:id="rIdqanhwxvjfyog0hgrrx0yr">
               <w:r>
                 <w:rPr>
                   <w:rFonts w:ascii="Arial" w:cs="Arial" w:eastAsia="Arial" w:hAnsi="Arial"/>
@@ -29445,7 +29445,7 @@
               <w:spacing w:after="10" w:before="0"/>
               <w:ind w:left="120"/>
             </w:pPr>
-            <w:hyperlink w:history="1" r:id="rIda26y-hdn-ogidkhyzefux">
+            <w:hyperlink w:history="1" r:id="rIda4xhlixc455uhy5igvd1s">
               <w:r>
                 <w:rPr>
                   <w:rFonts w:ascii="Arial" w:cs="Arial" w:eastAsia="Arial" w:hAnsi="Arial"/>
@@ -29490,7 +29490,7 @@
               </w:rPr>
               <w:t xml:space="preserve">In pairs, learners take turns being 'the teacher': each partner explains one of the two new laws (power law or root law) to the other using only their own words and their exercise-book working — no reading directly from the board. They must answer two specific questions posed by their partner: (1) 'Where exactly does the n come from in log(aⁿ) = n·log a?' and (2) 'Which lesson's index law makes the root law work?' After the pair explanation, the class reconvenes for a whole-class discussion in which three pairs share their explanations and the teacher connects both laws back to the Kericho phenomenon. Learners then </w:t>
             </w:r>
-            <w:del w:id="9336" w:author="Claude (AI) - proposed" w:date="2026-10-15T20:13:44Z">
+            <w:del w:id="9336" w:author="Claude (AI) - proposed" w:date="2026-10-18T00:27:12Z">
               <w:r>
                 <w:rPr>
                   <w:rFonts w:ascii="Arial" w:cs="Arial" w:eastAsia="Arial" w:hAnsi="Arial"/>
@@ -29505,7 +29505,7 @@
                 <w:delText xml:space="preserve">individually solve one extension problem</w:delText>
               </w:r>
             </w:del>
-            <w:ins w:id="9337" w:author="Claude (AI) - proposed" w:date="2026-10-15T20:13:44Z">
+            <w:ins w:id="9337" w:author="Claude (AI) - proposed" w:date="2026-10-18T00:27:12Z">
               <w:r>
                 <w:rPr>
                   <w:rFonts w:ascii="Arial" w:cs="Arial" w:eastAsia="Arial" w:hAnsi="Arial"/>
@@ -29566,7 +29566,7 @@
               </w:rPr>
               <w:t xml:space="preserve">SAY: 'You each have </w:t>
             </w:r>
-            <w:del w:id="9338" w:author="Claude (AI) - proposed" w:date="2026-10-15T20:13:44Z">
+            <w:del w:id="9338" w:author="Claude (AI) - proposed" w:date="2026-10-18T00:27:12Z">
               <w:r>
                 <w:rPr>
                   <w:rFonts w:ascii="Arial" w:cs="Arial" w:eastAsia="Arial" w:hAnsi="Arial"/>
@@ -29581,7 +29581,7 @@
                 <w:delText xml:space="preserve">2 minutes</w:delText>
               </w:r>
             </w:del>
-            <w:ins w:id="9339" w:author="Claude (AI) - proposed" w:date="2026-10-15T20:13:44Z">
+            <w:ins w:id="9339" w:author="Claude (AI) - proposed" w:date="2026-10-18T00:27:12Z">
               <w:r>
                 <w:rPr>
                   <w:rFonts w:ascii="Arial" w:cs="Arial" w:eastAsia="Arial" w:hAnsi="Arial"/>
@@ -29609,7 +29609,7 @@
               </w:rPr>
               <w:t xml:space="preserve"> to explain one law to your partner. The explainer must answer the two questions on the board without looking at my working.' Display on board: Q1 — 'Where does the n come from in log(aⁿ) = n·log a?' Q2 — 'Which lesson taught us a^(1/n) = ⁿ√a?' [Allow </w:t>
             </w:r>
-            <w:del w:id="9340" w:author="Claude (AI) - proposed" w:date="2026-10-15T20:13:44Z">
+            <w:del w:id="9340" w:author="Claude (AI) - proposed" w:date="2026-10-18T00:27:12Z">
               <w:r>
                 <w:rPr>
                   <w:rFonts w:ascii="Arial" w:cs="Arial" w:eastAsia="Arial" w:hAnsi="Arial"/>
@@ -29624,7 +29624,7 @@
                 <w:delText xml:space="preserve">4</w:delText>
               </w:r>
             </w:del>
-            <w:ins w:id="9341" w:author="Claude (AI) - proposed" w:date="2026-10-15T20:13:44Z">
+            <w:ins w:id="9341" w:author="Claude (AI) - proposed" w:date="2026-10-18T00:27:12Z">
               <w:r>
                 <w:rPr>
                   <w:rFonts w:ascii="Arial" w:cs="Arial" w:eastAsia="Arial" w:hAnsi="Arial"/>
@@ -29652,7 +29652,7 @@
               </w:rPr>
               <w:t xml:space="preserve"> minutes total for pair explanations, </w:t>
             </w:r>
-            <w:del w:id="9342" w:author="Claude (AI) - proposed" w:date="2026-10-15T20:13:44Z">
+            <w:del w:id="9342" w:author="Claude (AI) - proposed" w:date="2026-10-18T00:27:12Z">
               <w:r>
                 <w:rPr>
                   <w:rFonts w:ascii="Arial" w:cs="Arial" w:eastAsia="Arial" w:hAnsi="Arial"/>
@@ -29667,7 +29667,7 @@
                 <w:delText xml:space="preserve">2 minutes</w:delText>
               </w:r>
             </w:del>
-            <w:ins w:id="9343" w:author="Claude (AI) - proposed" w:date="2026-10-15T20:13:44Z">
+            <w:ins w:id="9343" w:author="Claude (AI) - proposed" w:date="2026-10-18T00:27:12Z">
               <w:r>
                 <w:rPr>
                   <w:rFonts w:ascii="Arial" w:cs="Arial" w:eastAsia="Arial" w:hAnsi="Arial"/>
@@ -29695,7 +29695,7 @@
               </w:rPr>
               <w:t xml:space="preserve"> per partner.] Circulate and listen — do not intervene unless a pair has a factual error (e.g. confusing the power law with the quotient law). After 4 minutes, call the class back. SAY: 'Pair in the front row — explain the power law in your own words. Start with the product law.' [Cold-call. WAIT TIME: 10 seconds.] After the explanation, annotate on the board where the product law transitions to repeated addition to multiplication. SAY: 'Now, a different pair — explain the root law and name the lesson where we proved a^(1/n) = ⁿ√a.' [Cold-call a second pair. WAIT TIME: 12 seconds.] After the explanation, draw a visible arrow on the board from 'Lesson 3: Fractional Indices' to 'Root Law of Logarithms'. SAY: 'Third pair — connect both of today's laws back to the driving question. Why does the Kericho farm manager care that log(aⁿ) = n·log a?' [Cold-call. WAIT TIME: 15 seconds.] Accept and affirm: the multiplying-into-adding 'magic' now extends to exponentiation — a power calculation becomes a single multiplication. SAY: '</w:t>
             </w:r>
-            <w:del w:id="9344" w:author="Claude (AI) - proposed" w:date="2026-10-15T20:13:44Z">
+            <w:del w:id="9344" w:author="Claude (AI) - proposed" w:date="2026-10-18T00:27:12Z">
               <w:r>
                 <w:rPr>
                   <w:rFonts w:ascii="Arial" w:cs="Arial" w:eastAsia="Arial" w:hAnsi="Arial"/>
@@ -29710,7 +29710,7 @@
                 <w:delText xml:space="preserve">Now try the extension problem independently. 3 minutes.' [Circulate. Look for correct application:</w:delText>
               </w:r>
             </w:del>
-            <w:ins w:id="9345" w:author="Claude (AI) - proposed" w:date="2026-10-15T20:13:44Z">
+            <w:ins w:id="9345" w:author="Claude (AI) - proposed" w:date="2026-10-18T00:27:12Z">
               <w:r>
                 <w:rPr>
                   <w:rFonts w:ascii="Arial" w:cs="Arial" w:eastAsia="Arial" w:hAnsi="Arial"/>
@@ -29738,7 +29738,7 @@
               </w:rPr>
               <w:t xml:space="preserve"> log(P₀ × 2¹⁵) = log P₀ + 15·log 2.</w:t>
             </w:r>
-            <w:del w:id="9346" w:author="Claude (AI) - proposed" w:date="2026-10-15T20:13:44Z">
+            <w:del w:id="9346" w:author="Claude (AI) - proposed" w:date="2026-10-18T00:27:12Z">
               <w:r>
                 <w:rPr>
                   <w:rFonts w:ascii="Arial" w:cs="Arial" w:eastAsia="Arial" w:hAnsi="Arial"/>
@@ -29875,7 +29875,7 @@
             <w:pPr>
               <w:spacing w:after="20" w:before="0"/>
             </w:pPr>
-            <w:hyperlink w:history="1" r:id="rIdwf0oc6knwb8_jtbladn5d">
+            <w:hyperlink w:history="1" r:id="rIdtpc5elzqdmtveiu9saxen">
               <w:r>
                 <w:rPr>
                   <w:rFonts w:ascii="Arial" w:cs="Arial" w:eastAsia="Arial" w:hAnsi="Arial"/>
@@ -29924,7 +29924,7 @@
               <w:spacing w:after="10" w:before="0"/>
               <w:ind w:left="120"/>
             </w:pPr>
-            <w:hyperlink w:history="1" r:id="rIdxhkf0b34cnsny7s0kjrpe">
+            <w:hyperlink w:history="1" r:id="rIdfc_1nztowdbsyudupioew">
               <w:r>
                 <w:rPr>
                   <w:rFonts w:ascii="Arial" w:cs="Arial" w:eastAsia="Arial" w:hAnsi="Arial"/>
@@ -29969,7 +29969,7 @@
             <w:pPr>
               <w:spacing w:after="20" w:before="0"/>
             </w:pPr>
-            <w:hyperlink w:history="1" r:id="rId58q0hjafqkpqvyab_a_nj">
+            <w:hyperlink w:history="1" r:id="rIddomo0u-96ykxohskoyrmr">
               <w:r>
                 <w:rPr>
                   <w:rFonts w:ascii="Arial" w:cs="Arial" w:eastAsia="Arial" w:hAnsi="Arial"/>
@@ -30002,7 +30002,7 @@
               <w:spacing w:after="10" w:before="0"/>
               <w:ind w:left="120"/>
             </w:pPr>
-            <w:hyperlink w:history="1" r:id="rId6th7qtl0zu4nh7lz6-fki">
+            <w:hyperlink w:history="1" r:id="rIdovxzxlvl-uimnvhmyyfvd">
               <w:r>
                 <w:rPr>
                   <w:rFonts w:ascii="Arial" w:cs="Arial" w:eastAsia="Arial" w:hAnsi="Arial"/>
@@ -30202,7 +30202,7 @@
             <w:pPr>
               <w:spacing w:after="20" w:before="0"/>
             </w:pPr>
-            <w:hyperlink w:history="1" r:id="rIdcn9duajycu2dy5d7obq1d">
+            <w:hyperlink w:history="1" r:id="rIdxdvir4fdo-clcay8_ox_z">
               <w:r>
                 <w:rPr>
                   <w:rFonts w:ascii="Arial" w:cs="Arial" w:eastAsia="Arial" w:hAnsi="Arial"/>
@@ -30251,7 +30251,7 @@
               <w:spacing w:after="10" w:before="0"/>
               <w:ind w:left="120"/>
             </w:pPr>
-            <w:hyperlink w:history="1" r:id="rIdeilkaahyybddnkh5u8pe3">
+            <w:hyperlink w:history="1" r:id="rIdvsbdtfvqbwqcqmwuvljao">
               <w:r>
                 <w:rPr>
                   <w:rFonts w:ascii="Arial" w:cs="Arial" w:eastAsia="Arial" w:hAnsi="Arial"/>
@@ -30296,7 +30296,7 @@
             <w:pPr>
               <w:spacing w:after="20" w:before="0"/>
             </w:pPr>
-            <w:hyperlink w:history="1" r:id="rIdmhbyjhj2qn25iw5zd3b_w">
+            <w:hyperlink w:history="1" r:id="rIds1bkdxanhmmpa4uyoj0aa">
               <w:r>
                 <w:rPr>
                   <w:rFonts w:ascii="Arial" w:cs="Arial" w:eastAsia="Arial" w:hAnsi="Arial"/>
@@ -30329,7 +30329,7 @@
               <w:spacing w:after="10" w:before="0"/>
               <w:ind w:left="120"/>
             </w:pPr>
-            <w:hyperlink w:history="1" r:id="rIdaasqyqmqca4grlzsw07ay">
+            <w:hyperlink w:history="1" r:id="rIda6wx_bb7uqtc_rcqyofds">
               <w:r>
                 <w:rPr>
                   <w:rFonts w:ascii="Arial" w:cs="Arial" w:eastAsia="Arial" w:hAnsi="Arial"/>
@@ -30374,7 +30374,7 @@
               </w:rPr>
               <w:t xml:space="preserve">Learners retrieve </w:t>
             </w:r>
-            <w:del w:id="9347" w:author="Claude (AI) - proposed" w:date="2026-10-15T20:13:44Z">
+            <w:del w:id="9347" w:author="Claude (AI) - proposed" w:date="2026-10-18T00:27:12Z">
               <w:r>
                 <w:rPr>
                   <w:rFonts w:ascii="Arial" w:cs="Arial" w:eastAsia="Arial" w:hAnsi="Arial"/>
@@ -30389,7 +30389,7 @@
                 <w:delText xml:space="preserve">their cumulative</w:delText>
               </w:r>
             </w:del>
-            <w:ins w:id="9348" w:author="Claude (AI) - proposed" w:date="2026-10-15T20:13:44Z">
+            <w:ins w:id="9348" w:author="Claude (AI) - proposed" w:date="2026-10-18T00:27:12Z">
               <w:r>
                 <w:rPr>
                   <w:rFonts w:ascii="Arial" w:cs="Arial" w:eastAsia="Arial" w:hAnsi="Arial"/>
@@ -30417,7 +30417,7 @@
               </w:rPr>
               <w:t xml:space="preserve"> 'Logarithm Toolkit' </w:t>
             </w:r>
-            <w:del w:id="9349" w:author="Claude (AI) - proposed" w:date="2026-10-15T20:13:44Z">
+            <w:del w:id="9349" w:author="Claude (AI) - proposed" w:date="2026-10-18T00:27:12Z">
               <w:r>
                 <w:rPr>
                   <w:rFonts w:ascii="Arial" w:cs="Arial" w:eastAsia="Arial" w:hAnsi="Arial"/>
@@ -30432,7 +30432,7 @@
                 <w:delText xml:space="preserve">diagram — a visual model</w:delText>
               </w:r>
             </w:del>
-            <w:ins w:id="9350" w:author="Claude (AI) - proposed" w:date="2026-10-15T20:13:44Z">
+            <w:ins w:id="9350" w:author="Claude (AI) - proposed" w:date="2026-10-18T00:27:12Z">
               <w:r>
                 <w:rPr>
                   <w:rFonts w:ascii="Arial" w:cs="Arial" w:eastAsia="Arial" w:hAnsi="Arial"/>
@@ -30493,7 +30493,7 @@
               </w:rPr>
               <w:t xml:space="preserve">SAY: 'Take out your Logarithm Toolkit diagram. By the end of today it should have six nodes: definition, table procedure, product law, quotient law, power law, root law — and every law should trace back to the index laws we derived in Lessons 2 and 3. You have </w:t>
             </w:r>
-            <w:del w:id="9351" w:author="Claude (AI) - proposed" w:date="2026-10-15T20:13:44Z">
+            <w:del w:id="9351" w:author="Claude (AI) - proposed" w:date="2026-10-18T00:27:12Z">
               <w:r>
                 <w:rPr>
                   <w:rFonts w:ascii="Arial" w:cs="Arial" w:eastAsia="Arial" w:hAnsi="Arial"/>
@@ -30508,7 +30508,7 @@
                 <w:delText xml:space="preserve">5</w:delText>
               </w:r>
             </w:del>
-            <w:ins w:id="9352" w:author="Claude (AI) - proposed" w:date="2026-10-15T20:13:44Z">
+            <w:ins w:id="9352" w:author="Claude (AI) - proposed" w:date="2026-10-18T00:27:12Z">
               <w:r>
                 <w:rPr>
                   <w:rFonts w:ascii="Arial" w:cs="Arial" w:eastAsia="Arial" w:hAnsi="Arial"/>
@@ -30536,7 +30536,7 @@
               </w:rPr>
               <w:t xml:space="preserve"> minutes to update it now.' [Allow </w:t>
             </w:r>
-            <w:del w:id="9353" w:author="Claude (AI) - proposed" w:date="2026-10-15T20:13:44Z">
+            <w:del w:id="9353" w:author="Claude (AI) - proposed" w:date="2026-10-18T00:27:12Z">
               <w:r>
                 <w:rPr>
                   <w:rFonts w:ascii="Arial" w:cs="Arial" w:eastAsia="Arial" w:hAnsi="Arial"/>
@@ -30551,7 +30551,7 @@
                 <w:delText xml:space="preserve">5</w:delText>
               </w:r>
             </w:del>
-            <w:ins w:id="9354" w:author="Claude (AI) - proposed" w:date="2026-10-15T20:13:44Z">
+            <w:ins w:id="9354" w:author="Claude (AI) - proposed" w:date="2026-10-18T00:27:12Z">
               <w:r>
                 <w:rPr>
                   <w:rFonts w:ascii="Arial" w:cs="Arial" w:eastAsia="Arial" w:hAnsi="Arial"/>
@@ -30579,7 +30579,7 @@
               </w:rPr>
               <w:t xml:space="preserve"> minutes of individual diagram work. Circulate and look at 4–5 diagrams.] After 5 minutes, display a teacher model diagram on the board (pre-drawn, with the two new nodes but without the worked examples) and SAY: 'Here is my version. Notice I have drawn an arrow from the Lesson 3 fractional-index rule to the root law — can someone tell me why that arrow is there?' [WAIT TIME: 12 seconds. Cold-call 1 learner.] Then point to the power-law node and ask: 'And this arrow from the product law to the power law — who can explain it in one sentence?' [Cold-call 1 different learner. WAIT TIME: 10 seconds.] SAY: 'Now write your two worked examples beside the new nodes. Use the exact numbers from today's problems. Include the units — Kenyan shillings and metres. </w:t>
             </w:r>
-            <w:del w:id="9355" w:author="Claude (AI) - proposed" w:date="2026-10-15T20:13:44Z">
+            <w:del w:id="9355" w:author="Claude (AI) - proposed" w:date="2026-10-18T00:27:12Z">
               <w:r>
                 <w:rPr>
                   <w:rFonts w:ascii="Arial" w:cs="Arial" w:eastAsia="Arial" w:hAnsi="Arial"/>
@@ -30594,7 +30594,7 @@
                 <w:delText xml:space="preserve">2 more minutes</w:delText>
               </w:r>
             </w:del>
-            <w:ins w:id="9356" w:author="Claude (AI) - proposed" w:date="2026-10-15T20:13:44Z">
+            <w:ins w:id="9356" w:author="Claude (AI) - proposed" w:date="2026-10-18T00:27:12Z">
               <w:r>
                 <w:rPr>
                   <w:rFonts w:ascii="Arial" w:cs="Arial" w:eastAsia="Arial" w:hAnsi="Arial"/>
@@ -30622,7 +30622,7 @@
               </w:rPr>
               <w:t xml:space="preserve">.' [Allow </w:t>
             </w:r>
-            <w:del w:id="9357" w:author="Claude (AI) - proposed" w:date="2026-10-15T20:13:44Z">
+            <w:del w:id="9357" w:author="Claude (AI) - proposed" w:date="2026-10-18T00:27:12Z">
               <w:r>
                 <w:rPr>
                   <w:rFonts w:ascii="Arial" w:cs="Arial" w:eastAsia="Arial" w:hAnsi="Arial"/>
@@ -30637,7 +30637,7 @@
                 <w:delText xml:space="preserve">2 minutes</w:delText>
               </w:r>
             </w:del>
-            <w:ins w:id="9358" w:author="Claude (AI) - proposed" w:date="2026-10-15T20:13:44Z">
+            <w:ins w:id="9358" w:author="Claude (AI) - proposed" w:date="2026-10-18T00:27:12Z">
               <w:r>
                 <w:rPr>
                   <w:rFonts w:ascii="Arial" w:cs="Arial" w:eastAsia="Arial" w:hAnsi="Arial"/>
@@ -30866,7 +30866,7 @@
               </w:rPr>
               <w:t xml:space="preserve">3. How accurately did learners read the four-figure tables for log 1.045 (expected: 0.</w:t>
             </w:r>
-            <w:del w:id="9359" w:author="Claude (AI) - proposed" w:date="2026-10-15T20:13:44Z">
+            <w:del w:id="9359" w:author="Claude (AI) - proposed" w:date="2026-10-18T00:27:12Z">
               <w:r>
                 <w:rPr>
                   <w:rFonts w:ascii="Arial" w:cs="Arial" w:eastAsia="Arial" w:hAnsi="Arial"/>
@@ -30881,7 +30881,7 @@
                 <w:delText xml:space="preserve">01912</w:delText>
               </w:r>
             </w:del>
-            <w:ins w:id="9360" w:author="Claude (AI) - proposed" w:date="2026-10-15T20:13:44Z">
+            <w:ins w:id="9360" w:author="Claude (AI) - proposed" w:date="2026-10-18T00:27:12Z">
               <w:r>
                 <w:rPr>
                   <w:rFonts w:ascii="Arial" w:cs="Arial" w:eastAsia="Arial" w:hAnsi="Arial"/>
@@ -30909,7 +30909,7 @@
               </w:rPr>
               <w:t xml:space="preserve">) and antilog 0.</w:t>
             </w:r>
-            <w:del w:id="9361" w:author="Claude (AI) - proposed" w:date="2026-10-15T20:13:44Z">
+            <w:del w:id="9361" w:author="Claude (AI) - proposed" w:date="2026-10-18T00:27:12Z">
               <w:r>
                 <w:rPr>
                   <w:rFonts w:ascii="Arial" w:cs="Arial" w:eastAsia="Arial" w:hAnsi="Arial"/>
@@ -30924,7 +30924,7 @@
                 <w:delText xml:space="preserve">22944</w:delText>
               </w:r>
             </w:del>
-            <w:ins w:id="9362" w:author="Claude (AI) - proposed" w:date="2026-10-15T20:13:44Z">
+            <w:ins w:id="9362" w:author="Claude (AI) - proposed" w:date="2026-10-18T00:27:12Z">
               <w:r>
                 <w:rPr>
                   <w:rFonts w:ascii="Arial" w:cs="Arial" w:eastAsia="Arial" w:hAnsi="Arial"/>
@@ -30952,7 +30952,7 @@
               </w:rPr>
               <w:t xml:space="preserve"> (expected: 1.</w:t>
             </w:r>
-            <w:del w:id="9363" w:author="Claude (AI) - proposed" w:date="2026-10-15T20:13:44Z">
+            <w:del w:id="9363" w:author="Claude (AI) - proposed" w:date="2026-10-18T00:27:12Z">
               <w:r>
                 <w:rPr>
                   <w:rFonts w:ascii="Arial" w:cs="Arial" w:eastAsia="Arial" w:hAnsi="Arial"/>
@@ -30967,7 +30967,7 @@
                 <w:delText xml:space="preserve">696</w:delText>
               </w:r>
             </w:del>
-            <w:ins w:id="9364" w:author="Claude (AI) - proposed" w:date="2026-10-15T20:13:44Z">
+            <w:ins w:id="9364" w:author="Claude (AI) - proposed" w:date="2026-10-18T00:27:12Z">
               <w:r>
                 <w:rPr>
                   <w:rFonts w:ascii="Arial" w:cs="Arial" w:eastAsia="Arial" w:hAnsi="Arial"/>
@@ -31321,7 +31321,7 @@
         </w:rPr>
         <w:t xml:space="preserve">© 2026 SeaVuria and ARES. Aligned with KICD objectives. Developed by SeaVuria; technical implementation by ARES (with AI assistance from Claude). Licensed under </w:t>
       </w:r>
-      <w:hyperlink w:history="1" r:id="rIdvh0n4p9zmqvkrkiwpooqw">
+      <w:hyperlink w:history="1" r:id="rIdwxljwaqhqlli--6kjm_6a">
         <w:r>
           <w:rPr>
             <w:rFonts w:ascii="Arial" w:cs="Arial" w:eastAsia="Arial" w:hAnsi="Arial"/>
@@ -31342,7 +31342,7 @@
         </w:rPr>
         <w:t xml:space="preserve"> (</w:t>
       </w:r>
-      <w:hyperlink w:history="1" r:id="rIdovjyeckmxo_tco7gmge1y">
+      <w:hyperlink w:history="1" r:id="rIde5sbuqzr7lnkvgsuebvsa">
         <w:r>
           <w:rPr>
             <w:rFonts w:ascii="Arial" w:cs="Arial" w:eastAsia="Arial" w:hAnsi="Arial"/>
@@ -31850,7 +31850,7 @@
               <w:spacing w:after="40" w:before="0"/>
               <w:jc w:val="left"/>
             </w:pPr>
-            <w:ins w:id="9365" w:author="Claude (AI) - proposed" w:date="2026-10-15T20:13:44Z">
+            <w:ins w:id="9365" w:author="Claude (AI) - proposed" w:date="2026-10-18T00:27:12Z">
               <w:r>
                 <w:rPr>
                   <w:rFonts w:ascii="Arial" w:cs="Arial" w:eastAsia="Arial" w:hAnsi="Arial"/>
@@ -32109,7 +32109,7 @@
               </w:rPr>
               <w:t xml:space="preserve">Lesson 8 is the final, consolidating lesson of the Indices and Logarithms sub-strand. It opens by returning to the anchoring phenomenon — the Kericho tea-farm export calculation — and presenting a new, more complex version: a combined expression involving multiplication, division, a power, and a square root, all in one problem, representing a realistic blended-harvest yield calculation. In the Predict Phase, learners estimate the answer and identify which logarithm laws they will need. In the Observe Phase, groups work through two such combined-operations problems using four-figure tables, recording every step in a structured log-table format and cross-checking answers between pairs. In the Explain Phase, the class constructs a shared step-by-step solution on the board, naming every law used at each step, and connects the procedure back to the phenomenon. In the DQB Phase, every remaining question on the Driving Question Board is revisited and formally answered or closed. In the Model-Building Phase, groups retrieve their Lesson 1 concept maps and execute a final cumulative revision — adding combined operations, annotating connections between index laws and logarithm laws, and marking the phenomenon connection at the centre. The lesson closes with every learner independently writing a structured answer to the driving question, which is collected as a summative formative artefact.</w:t>
             </w:r>
-            <w:ins w:id="9366" w:author="Claude (AI) - proposed" w:date="2026-10-15T20:13:44Z">
+            <w:ins w:id="9366" w:author="Claude (AI) - proposed" w:date="2026-10-18T00:27:12Z">
               <w:r>
                 <w:rPr>
                   <w:rFonts w:ascii="Arial" w:cs="Arial" w:eastAsia="Arial" w:hAnsi="Arial"/>
@@ -32412,7 +32412,7 @@
             <w:pPr>
               <w:spacing w:after="20" w:before="0"/>
             </w:pPr>
-            <w:hyperlink w:history="1" r:id="rIdga5tthb9j1l5bregkuwgo">
+            <w:hyperlink w:history="1" r:id="rIdie_yw7egmztjxphpum8mi">
               <w:r>
                 <w:rPr>
                   <w:rFonts w:ascii="Arial" w:cs="Arial" w:eastAsia="Arial" w:hAnsi="Arial"/>
@@ -32461,7 +32461,7 @@
               <w:spacing w:after="10" w:before="0"/>
               <w:ind w:left="120"/>
             </w:pPr>
-            <w:hyperlink w:history="1" r:id="rIddijuta4c2lb9nwl9bvwhr">
+            <w:hyperlink w:history="1" r:id="rIdzax1dwjdmql_htek3lwgk">
               <w:r>
                 <w:rPr>
                   <w:rFonts w:ascii="Arial" w:cs="Arial" w:eastAsia="Arial" w:hAnsi="Arial"/>
@@ -32506,7 +32506,7 @@
             <w:pPr>
               <w:spacing w:after="20" w:before="0"/>
             </w:pPr>
-            <w:hyperlink w:history="1" r:id="rIdenceg9ysfrjki9cqe00k8">
+            <w:hyperlink w:history="1" r:id="rIdn-gtsvnaxwjpuwlq8wcxx">
               <w:r>
                 <w:rPr>
                   <w:rFonts w:ascii="Arial" w:cs="Arial" w:eastAsia="Arial" w:hAnsi="Arial"/>
@@ -32555,7 +32555,7 @@
               <w:spacing w:after="10" w:before="0"/>
               <w:ind w:left="120"/>
             </w:pPr>
-            <w:hyperlink w:history="1" r:id="rId9uyxh-gtjvgvzwusfytph">
+            <w:hyperlink w:history="1" r:id="rIdhllimpul9ygg8jrebd1lt">
               <w:r>
                 <w:rPr>
                   <w:rFonts w:ascii="Arial" w:cs="Arial" w:eastAsia="Arial" w:hAnsi="Arial"/>
@@ -32755,7 +32755,7 @@
             <w:pPr>
               <w:spacing w:after="20" w:before="0"/>
             </w:pPr>
-            <w:hyperlink w:history="1" r:id="rId7nujgxmmcxg5hahukzbj0">
+            <w:hyperlink w:history="1" r:id="rIdwtqpk3sq7faq8j9rpk_ew">
               <w:r>
                 <w:rPr>
                   <w:rFonts w:ascii="Arial" w:cs="Arial" w:eastAsia="Arial" w:hAnsi="Arial"/>
@@ -32804,7 +32804,7 @@
               <w:spacing w:after="10" w:before="0"/>
               <w:ind w:left="120"/>
             </w:pPr>
-            <w:hyperlink w:history="1" r:id="rIdprko_abuxymjfmdr_qbrf">
+            <w:hyperlink w:history="1" r:id="rIdhhffkyzha4yuzg5n5dba0">
               <w:r>
                 <w:rPr>
                   <w:rFonts w:ascii="Arial" w:cs="Arial" w:eastAsia="Arial" w:hAnsi="Arial"/>
@@ -32849,7 +32849,7 @@
             <w:pPr>
               <w:spacing w:after="20" w:before="0"/>
             </w:pPr>
-            <w:hyperlink w:history="1" r:id="rIdinaarpzcwi7lrjgkvmlrv">
+            <w:hyperlink w:history="1" r:id="rIdk6xy2-epjtelpo2qptzli">
               <w:r>
                 <w:rPr>
                   <w:rFonts w:ascii="Arial" w:cs="Arial" w:eastAsia="Arial" w:hAnsi="Arial"/>
@@ -32898,7 +32898,7 @@
               <w:spacing w:after="10" w:before="0"/>
               <w:ind w:left="120"/>
             </w:pPr>
-            <w:hyperlink w:history="1" r:id="rIdmqdwjxvezpobbzns9f4yu">
+            <w:hyperlink w:history="1" r:id="rIddtdkujd4rmisy1tsgcbjc">
               <w:r>
                 <w:rPr>
                   <w:rFonts w:ascii="Arial" w:cs="Arial" w:eastAsia="Arial" w:hAnsi="Arial"/>
@@ -32943,7 +32943,7 @@
               </w:rPr>
               <w:t xml:space="preserve">Groups of four receive a structured worksheet titled 'Combined Logarithm Operations — Kericho Export Calculations.' The worksheet contains two problems: Problem A: Evaluate (2.374 × 0.8163³) ÷ √(54.72) using logarithms. Problem B: Evaluate (37.64 × 0.002917²) ÷ (8.043 × √(0.6731)) using logarithms. Each problem has a pre-printed log-table template with labelled rows: 'Number | Log | Operation | Result' so learners record every step systematically. Groups work for </w:t>
             </w:r>
-            <w:del w:id="9367" w:author="Claude (AI) - proposed" w:date="2026-10-15T20:13:44Z">
+            <w:del w:id="9367" w:author="Claude (AI) - proposed" w:date="2026-10-18T00:27:12Z">
               <w:r>
                 <w:rPr>
                   <w:rFonts w:ascii="Arial" w:cs="Arial" w:eastAsia="Arial" w:hAnsi="Arial"/>
@@ -32958,7 +32958,7 @@
                 <w:delText xml:space="preserve">18</w:delText>
               </w:r>
             </w:del>
-            <w:ins w:id="9368" w:author="Claude (AI) - proposed" w:date="2026-10-15T20:13:44Z">
+            <w:ins w:id="9368" w:author="Claude (AI) - proposed" w:date="2026-10-18T00:27:12Z">
               <w:r>
                 <w:rPr>
                   <w:rFonts w:ascii="Arial" w:cs="Arial" w:eastAsia="Arial" w:hAnsi="Arial"/>
@@ -32986,7 +32986,7 @@
               </w:rPr>
               <w:t xml:space="preserve"> minutes, with each member taking a role: Reader (reads aloud each step), Table Operator (looks up values in the four-figure table), Recorder (writes in the template), and Checker (verifies each table look-up). At the </w:t>
             </w:r>
-            <w:del w:id="9369" w:author="Claude (AI) - proposed" w:date="2026-10-15T20:13:44Z">
+            <w:del w:id="9369" w:author="Claude (AI) - proposed" w:date="2026-10-18T00:27:12Z">
               <w:r>
                 <w:rPr>
                   <w:rFonts w:ascii="Arial" w:cs="Arial" w:eastAsia="Arial" w:hAnsi="Arial"/>
@@ -33001,7 +33001,7 @@
                 <w:delText xml:space="preserve">18</w:delText>
               </w:r>
             </w:del>
-            <w:ins w:id="9370" w:author="Claude (AI) - proposed" w:date="2026-10-15T20:13:44Z">
+            <w:ins w:id="9370" w:author="Claude (AI) - proposed" w:date="2026-10-18T00:27:12Z">
               <w:r>
                 <w:rPr>
                   <w:rFonts w:ascii="Arial" w:cs="Arial" w:eastAsia="Arial" w:hAnsi="Arial"/>
@@ -33029,7 +33029,7 @@
               </w:rPr>
               <w:t xml:space="preserve">-minute mark, groups exchange worksheets with an adjacent group and spend </w:t>
             </w:r>
-            <w:del w:id="9371" w:author="Claude (AI) - proposed" w:date="2026-10-15T20:13:44Z">
+            <w:del w:id="9371" w:author="Claude (AI) - proposed" w:date="2026-10-18T00:27:12Z">
               <w:r>
                 <w:rPr>
                   <w:rFonts w:ascii="Arial" w:cs="Arial" w:eastAsia="Arial" w:hAnsi="Arial"/>
@@ -33044,7 +33044,7 @@
                 <w:delText xml:space="preserve">3</w:delText>
               </w:r>
             </w:del>
-            <w:ins w:id="9372" w:author="Claude (AI) - proposed" w:date="2026-10-15T20:13:44Z">
+            <w:ins w:id="9372" w:author="Claude (AI) - proposed" w:date="2026-10-18T00:27:12Z">
               <w:r>
                 <w:rPr>
                   <w:rFonts w:ascii="Arial" w:cs="Arial" w:eastAsia="Arial" w:hAnsi="Arial"/>
@@ -33092,7 +33092,7 @@
               <w:spacing w:after="40" w:before="0"/>
               <w:jc w:val="left"/>
             </w:pPr>
-            <w:del w:id="9373" w:author="Claude (AI) - proposed" w:date="2026-10-15T20:13:44Z">
+            <w:del w:id="9373" w:author="Claude (AI) - proposed" w:date="2026-10-18T00:27:12Z">
               <w:r>
                 <w:rPr>
                   <w:rFonts w:ascii="Arial" w:cs="Arial" w:eastAsia="Arial" w:hAnsi="Arial"/>
@@ -33107,7 +33107,7 @@
                 <w:delText xml:space="preserve">Distribute</w:delText>
               </w:r>
             </w:del>
-            <w:ins w:id="9374" w:author="Claude (AI) - proposed" w:date="2026-10-15T20:13:44Z">
+            <w:ins w:id="9374" w:author="Claude (AI) - proposed" w:date="2026-10-18T00:27:12Z">
               <w:r>
                 <w:rPr>
                   <w:rFonts w:ascii="Arial" w:cs="Arial" w:eastAsia="Arial" w:hAnsi="Arial"/>
@@ -33135,7 +33135,7 @@
               </w:rPr>
               <w:t xml:space="preserve"> worksheets and say: 'These two problems represent the kind of blended-yield calculations a real agribusiness analyst in Kericho or Nairobi might face. Your job is not just to get the answer — it is to show every single step in the template so that the Checker role can verify each table read.' [Circulate during the </w:t>
             </w:r>
-            <w:del w:id="9375" w:author="Claude (AI) - proposed" w:date="2026-10-15T20:13:44Z">
+            <w:del w:id="9375" w:author="Claude (AI) - proposed" w:date="2026-10-18T00:27:12Z">
               <w:r>
                 <w:rPr>
                   <w:rFonts w:ascii="Arial" w:cs="Arial" w:eastAsia="Arial" w:hAnsi="Arial"/>
@@ -33150,7 +33150,7 @@
                 <w:delText xml:space="preserve">18</w:delText>
               </w:r>
             </w:del>
-            <w:ins w:id="9376" w:author="Claude (AI) - proposed" w:date="2026-10-15T20:13:44Z">
+            <w:ins w:id="9376" w:author="Claude (AI) - proposed" w:date="2026-10-18T00:27:12Z">
               <w:r>
                 <w:rPr>
                   <w:rFonts w:ascii="Arial" w:cs="Arial" w:eastAsia="Arial" w:hAnsi="Arial"/>
@@ -33178,7 +33178,7 @@
               </w:rPr>
               <w:t xml:space="preserve"> minutes — spend at least 90 seconds at each group. Use these specific diagnostic questions:] At groups struggling with the power law: 'Before you look up anything, what does log(0.8163³) equal in terms of log(0.8163)? Say the law aloud.' [Wait 10 seconds.] At groups handling the square root: 'How do you write √(54.72) as a power? What does that mean for its logarithm?' [Wait 12 seconds.] At groups confusing characteristic and mantissa of a bar number: 'Your characteristic is negative — show me how you write that as a bar number before multiplying by 3.' [Wait 10 seconds.] After </w:t>
             </w:r>
-            <w:del w:id="9377" w:author="Claude (AI) - proposed" w:date="2026-10-15T20:13:44Z">
+            <w:del w:id="9377" w:author="Claude (AI) - proposed" w:date="2026-10-18T00:27:12Z">
               <w:r>
                 <w:rPr>
                   <w:rFonts w:ascii="Arial" w:cs="Arial" w:eastAsia="Arial" w:hAnsi="Arial"/>
@@ -33193,7 +33193,7 @@
                 <w:delText xml:space="preserve">18</w:delText>
               </w:r>
             </w:del>
-            <w:ins w:id="9378" w:author="Claude (AI) - proposed" w:date="2026-10-15T20:13:44Z">
+            <w:ins w:id="9378" w:author="Claude (AI) - proposed" w:date="2026-10-18T00:27:12Z">
               <w:r>
                 <w:rPr>
                   <w:rFonts w:ascii="Arial" w:cs="Arial" w:eastAsia="Arial" w:hAnsi="Arial"/>
@@ -33221,7 +33221,7 @@
               </w:rPr>
               <w:t xml:space="preserve"> minutes: 'Stop writing. Pass your worksheet to the group on your right. Checkers — you now have </w:t>
             </w:r>
-            <w:del w:id="9379" w:author="Claude (AI) - proposed" w:date="2026-10-15T20:13:44Z">
+            <w:del w:id="9379" w:author="Claude (AI) - proposed" w:date="2026-10-18T00:27:12Z">
               <w:r>
                 <w:rPr>
                   <w:rFonts w:ascii="Arial" w:cs="Arial" w:eastAsia="Arial" w:hAnsi="Arial"/>
@@ -33236,7 +33236,7 @@
                 <w:delText xml:space="preserve">3</w:delText>
               </w:r>
             </w:del>
-            <w:ins w:id="9380" w:author="Claude (AI) - proposed" w:date="2026-10-15T20:13:44Z">
+            <w:ins w:id="9380" w:author="Claude (AI) - proposed" w:date="2026-10-18T00:27:12Z">
               <w:r>
                 <w:rPr>
                   <w:rFonts w:ascii="Arial" w:cs="Arial" w:eastAsia="Arial" w:hAnsi="Arial"/>
@@ -33330,7 +33330,7 @@
               </w:rPr>
               <w:t xml:space="preserve">Observable indicators: (a) every row of the log-table template is filled — no blank steps; (b) bar numbers are written in correct notation (e.g., 2̄.9134); (c) the final anti-logarithm step is present and labelled. Teacher collects 2 worksheets per group at the end of Phase 2 to scan for systematic errors before Phase 3 begins. Specific checkpoints: Problem A answer ≈ 0.</w:t>
             </w:r>
-            <w:del w:id="9381" w:author="Claude (AI) - proposed" w:date="2026-10-15T20:13:44Z">
+            <w:del w:id="9381" w:author="Claude (AI) - proposed" w:date="2026-10-18T00:27:12Z">
               <w:r>
                 <w:rPr>
                   <w:rFonts w:ascii="Arial" w:cs="Arial" w:eastAsia="Arial" w:hAnsi="Arial"/>
@@ -33345,7 +33345,7 @@
                 <w:delText xml:space="preserve">3309</w:delText>
               </w:r>
             </w:del>
-            <w:ins w:id="9382" w:author="Claude (AI) - proposed" w:date="2026-10-15T20:13:44Z">
+            <w:ins w:id="9382" w:author="Claude (AI) - proposed" w:date="2026-10-18T00:27:12Z">
               <w:r>
                 <w:rPr>
                   <w:rFonts w:ascii="Arial" w:cs="Arial" w:eastAsia="Arial" w:hAnsi="Arial"/>
@@ -33373,7 +33373,7 @@
               </w:rPr>
               <w:t xml:space="preserve">; Problem B answer ≈ </w:t>
             </w:r>
-            <w:del w:id="9383" w:author="Claude (AI) - proposed" w:date="2026-10-15T20:13:44Z">
+            <w:del w:id="9383" w:author="Claude (AI) - proposed" w:date="2026-10-18T00:27:12Z">
               <w:r>
                 <w:rPr>
                   <w:rFonts w:ascii="Arial" w:cs="Arial" w:eastAsia="Arial" w:hAnsi="Arial"/>
@@ -33388,7 +33388,7 @@
                 <w:delText xml:space="preserve">0.001278 — groups</w:delText>
               </w:r>
             </w:del>
-            <w:ins w:id="9384" w:author="Claude (AI) - proposed" w:date="2026-10-15T20:13:44Z">
+            <w:ins w:id="9384" w:author="Claude (AI) - proposed" w:date="2026-10-18T00:27:12Z">
               <w:r>
                 <w:rPr>
                   <w:rFonts w:ascii="Arial" w:cs="Arial" w:eastAsia="Arial" w:hAnsi="Arial"/>
@@ -33472,7 +33472,7 @@
             <w:pPr>
               <w:spacing w:after="20" w:before="0"/>
             </w:pPr>
-            <w:hyperlink w:history="1" r:id="rIdtsdefnocr4suechfnqb1q">
+            <w:hyperlink w:history="1" r:id="rIds7ppvksrstwnxzrsnwf5w">
               <w:r>
                 <w:rPr>
                   <w:rFonts w:ascii="Arial" w:cs="Arial" w:eastAsia="Arial" w:hAnsi="Arial"/>
@@ -33521,7 +33521,7 @@
               <w:spacing w:after="10" w:before="0"/>
               <w:ind w:left="120"/>
             </w:pPr>
-            <w:hyperlink w:history="1" r:id="rIdj0hrm8dq4wgq07qinpn9d">
+            <w:hyperlink w:history="1" r:id="rIdzk4hb7sejxsqaen6s1wq5">
               <w:r>
                 <w:rPr>
                   <w:rFonts w:ascii="Arial" w:cs="Arial" w:eastAsia="Arial" w:hAnsi="Arial"/>
@@ -33566,7 +33566,7 @@
             <w:pPr>
               <w:spacing w:after="20" w:before="0"/>
             </w:pPr>
-            <w:hyperlink w:history="1" r:id="rId5n1igp3u98svvlffnnamy">
+            <w:hyperlink w:history="1" r:id="rId70umtu_ll-am2gcxpphj4">
               <w:r>
                 <w:rPr>
                   <w:rFonts w:ascii="Arial" w:cs="Arial" w:eastAsia="Arial" w:hAnsi="Arial"/>
@@ -33615,7 +33615,7 @@
               <w:spacing w:after="10" w:before="0"/>
               <w:ind w:left="120"/>
             </w:pPr>
-            <w:hyperlink w:history="1" r:id="rIdt_4hselpt8e01rjp-_ddo">
+            <w:hyperlink w:history="1" r:id="rIdb-4ozevg11kjdhwn5fphs">
               <w:r>
                 <w:rPr>
                   <w:rFonts w:ascii="Arial" w:cs="Arial" w:eastAsia="Arial" w:hAnsi="Arial"/>
@@ -33815,7 +33815,7 @@
             <w:pPr>
               <w:spacing w:after="20" w:before="0"/>
             </w:pPr>
-            <w:hyperlink w:history="1" r:id="rIdm20rjbohfvwxbj828dbrk">
+            <w:hyperlink w:history="1" r:id="rIdjddgtt7asdutdbcojqbfa">
               <w:r>
                 <w:rPr>
                   <w:rFonts w:ascii="Arial" w:cs="Arial" w:eastAsia="Arial" w:hAnsi="Arial"/>
@@ -33864,7 +33864,7 @@
               <w:spacing w:after="10" w:before="0"/>
               <w:ind w:left="120"/>
             </w:pPr>
-            <w:hyperlink w:history="1" r:id="rIdjlotreet5qrmgsoahv58p">
+            <w:hyperlink w:history="1" r:id="rIdwd97b5hzwtnpbiu4fulxy">
               <w:r>
                 <w:rPr>
                   <w:rFonts w:ascii="Arial" w:cs="Arial" w:eastAsia="Arial" w:hAnsi="Arial"/>
@@ -33909,7 +33909,7 @@
             <w:pPr>
               <w:spacing w:after="20" w:before="0"/>
             </w:pPr>
-            <w:hyperlink w:history="1" r:id="rIdkodj5rf7pf1lvcgwqqk3i">
+            <w:hyperlink w:history="1" r:id="rIdhn-uxnxf05zvdddkv7arf">
               <w:r>
                 <w:rPr>
                   <w:rFonts w:ascii="Arial" w:cs="Arial" w:eastAsia="Arial" w:hAnsi="Arial"/>
@@ -33958,7 +33958,7 @@
               <w:spacing w:after="10" w:before="0"/>
               <w:ind w:left="120"/>
             </w:pPr>
-            <w:hyperlink w:history="1" r:id="rIdudjluy3uyjy0d5azadq_3">
+            <w:hyperlink w:history="1" r:id="rIdoxkgz7jp0kpwby9eqiwoi">
               <w:r>
                 <w:rPr>
                   <w:rFonts w:ascii="Arial" w:cs="Arial" w:eastAsia="Arial" w:hAnsi="Arial"/>
@@ -34003,7 +34003,7 @@
               </w:rPr>
               <w:t xml:space="preserve">The full Driving Question Board — built across Lessons 1–7 — is displayed at the front of the room (or projected if digital). Groups spend </w:t>
             </w:r>
-            <w:del w:id="9385" w:author="Claude (AI) - proposed" w:date="2026-10-15T20:13:44Z">
+            <w:del w:id="9385" w:author="Claude (AI) - proposed" w:date="2026-10-18T00:27:12Z">
               <w:r>
                 <w:rPr>
                   <w:rFonts w:ascii="Arial" w:cs="Arial" w:eastAsia="Arial" w:hAnsi="Arial"/>
@@ -34018,7 +34018,7 @@
                 <w:delText xml:space="preserve">6</w:delText>
               </w:r>
             </w:del>
-            <w:ins w:id="9386" w:author="Claude (AI) - proposed" w:date="2026-10-15T20:13:44Z">
+            <w:ins w:id="9386" w:author="Claude (AI) - proposed" w:date="2026-10-18T00:27:12Z">
               <w:r>
                 <w:rPr>
                   <w:rFonts w:ascii="Arial" w:cs="Arial" w:eastAsia="Arial" w:hAnsi="Arial"/>
@@ -34046,7 +34046,7 @@
               </w:rPr>
               <w:t xml:space="preserve"> minutes reviewing every question still marked as 'unanswered' or 'partially answered' on the DQB. Each group selects one unanswered question, discusses it for 2 minutes, then writes a consensus answer on a sticky note to be placed on the board. After all groups have posted, the teacher facilitates a </w:t>
             </w:r>
-            <w:del w:id="9387" w:author="Claude (AI) - proposed" w:date="2026-10-15T20:13:44Z">
+            <w:del w:id="9387" w:author="Claude (AI) - proposed" w:date="2026-10-18T00:27:12Z">
               <w:r>
                 <w:rPr>
                   <w:rFonts w:ascii="Arial" w:cs="Arial" w:eastAsia="Arial" w:hAnsi="Arial"/>
@@ -34061,7 +34061,7 @@
                 <w:delText xml:space="preserve">5</w:delText>
               </w:r>
             </w:del>
-            <w:ins w:id="9388" w:author="Claude (AI) - proposed" w:date="2026-10-15T20:13:44Z">
+            <w:ins w:id="9388" w:author="Claude (AI) - proposed" w:date="2026-10-18T00:27:12Z">
               <w:r>
                 <w:rPr>
                   <w:rFonts w:ascii="Arial" w:cs="Arial" w:eastAsia="Arial" w:hAnsi="Arial"/>
@@ -34122,7 +34122,7 @@
               </w:rPr>
               <w:t xml:space="preserve">Uncover the full DQB and say: 'This board has been building since Lesson 1. Every question your class asked is here. Your groups have </w:t>
             </w:r>
-            <w:del w:id="9389" w:author="Claude (AI) - proposed" w:date="2026-10-15T20:13:44Z">
+            <w:del w:id="9389" w:author="Claude (AI) - proposed" w:date="2026-10-18T00:27:12Z">
               <w:r>
                 <w:rPr>
                   <w:rFonts w:ascii="Arial" w:cs="Arial" w:eastAsia="Arial" w:hAnsi="Arial"/>
@@ -34137,7 +34137,7 @@
                 <w:delText xml:space="preserve">6</w:delText>
               </w:r>
             </w:del>
-            <w:ins w:id="9390" w:author="Claude (AI) - proposed" w:date="2026-10-15T20:13:44Z">
+            <w:ins w:id="9390" w:author="Claude (AI) - proposed" w:date="2026-10-18T00:27:12Z">
               <w:r>
                 <w:rPr>
                   <w:rFonts w:ascii="Arial" w:cs="Arial" w:eastAsia="Arial" w:hAnsi="Arial"/>
@@ -34287,7 +34287,7 @@
             <w:pPr>
               <w:spacing w:after="20" w:before="0"/>
             </w:pPr>
-            <w:hyperlink w:history="1" r:id="rIdz39c5ctoi0f3tevtr460k">
+            <w:hyperlink w:history="1" r:id="rIdzmvgnqqvf2we2o2l56ux2">
               <w:r>
                 <w:rPr>
                   <w:rFonts w:ascii="Arial" w:cs="Arial" w:eastAsia="Arial" w:hAnsi="Arial"/>
@@ -34336,7 +34336,7 @@
               <w:spacing w:after="10" w:before="0"/>
               <w:ind w:left="120"/>
             </w:pPr>
-            <w:hyperlink w:history="1" r:id="rIdwxaelcwvh6aqex3jmpbqj">
+            <w:hyperlink w:history="1" r:id="rIdsgmb-wzaofwak51eufke5">
               <w:r>
                 <w:rPr>
                   <w:rFonts w:ascii="Arial" w:cs="Arial" w:eastAsia="Arial" w:hAnsi="Arial"/>
@@ -34381,7 +34381,7 @@
             <w:pPr>
               <w:spacing w:after="20" w:before="0"/>
             </w:pPr>
-            <w:hyperlink w:history="1" r:id="rId68rriinmbyayosa_3vpv_">
+            <w:hyperlink w:history="1" r:id="rIdus_rm0m0txxwne5uinfxn">
               <w:r>
                 <w:rPr>
                   <w:rFonts w:ascii="Arial" w:cs="Arial" w:eastAsia="Arial" w:hAnsi="Arial"/>
@@ -34430,7 +34430,7 @@
               <w:spacing w:after="10" w:before="0"/>
               <w:ind w:left="120"/>
             </w:pPr>
-            <w:hyperlink w:history="1" r:id="rId5wc6xj-815wg7ioma4uze">
+            <w:hyperlink w:history="1" r:id="rIdnjhg85gzdla7-ms2opxeh">
               <w:r>
                 <w:rPr>
                   <w:rFonts w:ascii="Arial" w:cs="Arial" w:eastAsia="Arial" w:hAnsi="Arial"/>
@@ -34475,7 +34475,7 @@
               </w:rPr>
               <w:t xml:space="preserve">Groups retrieve their Indices and Logarithms Concept Map started in Lesson 1. Using a different-coloured marker (to show growth visually), each group spends </w:t>
             </w:r>
-            <w:del w:id="9391" w:author="Claude (AI) - proposed" w:date="2026-10-15T20:13:44Z">
+            <w:del w:id="9391" w:author="Claude (AI) - proposed" w:date="2026-10-18T00:27:12Z">
               <w:r>
                 <w:rPr>
                   <w:rFonts w:ascii="Arial" w:cs="Arial" w:eastAsia="Arial" w:hAnsi="Arial"/>
@@ -34490,7 +34490,7 @@
                 <w:delText xml:space="preserve">10</w:delText>
               </w:r>
             </w:del>
-            <w:ins w:id="9392" w:author="Claude (AI) - proposed" w:date="2026-10-15T20:13:44Z">
+            <w:ins w:id="9392" w:author="Claude (AI) - proposed" w:date="2026-10-18T00:27:12Z">
               <w:r>
                 <w:rPr>
                   <w:rFonts w:ascii="Arial" w:cs="Arial" w:eastAsia="Arial" w:hAnsi="Arial"/>
@@ -34518,7 +34518,7 @@
               </w:rPr>
               <w:t xml:space="preserve"> minutes executing a final revision: (a) adding 'Combined Operations' as a new node connected to all four law nodes (Product, Quotient, Power, Root); (b) drawing a bold arrow from the 'Combined Operations' node back to the central phenomenon image (the Kericho tea farm); (c) annotating every connection with the lesson number in which it was established (e.g., 'Lesson 3 — Power Law'); (d) adding a 'Final Answer to Driving Question' box at the bottom, summarising in one sentence how indices and logarithms together solve the phenomenon. Groups then conduct a </w:t>
             </w:r>
-            <w:del w:id="9393" w:author="Claude (AI) - proposed" w:date="2026-10-15T20:13:44Z">
+            <w:del w:id="9393" w:author="Claude (AI) - proposed" w:date="2026-10-18T00:27:12Z">
               <w:r>
                 <w:rPr>
                   <w:rFonts w:ascii="Arial" w:cs="Arial" w:eastAsia="Arial" w:hAnsi="Arial"/>
@@ -34533,7 +34533,7 @@
                 <w:delText xml:space="preserve">3</w:delText>
               </w:r>
             </w:del>
-            <w:ins w:id="9394" w:author="Claude (AI) - proposed" w:date="2026-10-15T20:13:44Z">
+            <w:ins w:id="9394" w:author="Claude (AI) - proposed" w:date="2026-10-18T00:27:12Z">
               <w:r>
                 <w:rPr>
                   <w:rFonts w:ascii="Arial" w:cs="Arial" w:eastAsia="Arial" w:hAnsi="Arial"/>
@@ -34594,7 +34594,7 @@
               </w:rPr>
               <w:t xml:space="preserve">Distribute group concept maps (stored since Lesson 1) and new-colour markers. Say: 'This map was started the day you first saw the tea farmer struggling with large numbers. Today you will complete it. Use the new colour so that your learning journey is visible — anyone looking at this map should see exactly when you learned each piece.' [Allow </w:t>
             </w:r>
-            <w:del w:id="9395" w:author="Claude (AI) - proposed" w:date="2026-10-15T20:13:44Z">
+            <w:del w:id="9395" w:author="Claude (AI) - proposed" w:date="2026-10-18T00:27:12Z">
               <w:r>
                 <w:rPr>
                   <w:rFonts w:ascii="Arial" w:cs="Arial" w:eastAsia="Arial" w:hAnsi="Arial"/>
@@ -34609,7 +34609,7 @@
                 <w:delText xml:space="preserve">10</w:delText>
               </w:r>
             </w:del>
-            <w:ins w:id="9396" w:author="Claude (AI) - proposed" w:date="2026-10-15T20:13:44Z">
+            <w:ins w:id="9396" w:author="Claude (AI) - proposed" w:date="2026-10-18T00:27:12Z">
               <w:r>
                 <w:rPr>
                   <w:rFonts w:ascii="Arial" w:cs="Arial" w:eastAsia="Arial" w:hAnsi="Arial"/>
@@ -34637,7 +34637,7 @@
               </w:rPr>
               <w:t xml:space="preserve"> minutes for map revision. Circulate and prompt:] 'Where is the connection between the Power Law and the Root Law? They are related — can you show that on the map?' / 'Where does the Kericho farm phenomenon appear on your map? It should be the centre of everything.' [After 10 minutes:] 'Stand up. Rotate one group clockwise for the Gallery Walk. You have </w:t>
             </w:r>
-            <w:del w:id="9397" w:author="Claude (AI) - proposed" w:date="2026-10-15T20:13:44Z">
+            <w:del w:id="9397" w:author="Claude (AI) - proposed" w:date="2026-10-18T00:27:12Z">
               <w:r>
                 <w:rPr>
                   <w:rFonts w:ascii="Arial" w:cs="Arial" w:eastAsia="Arial" w:hAnsi="Arial"/>
@@ -34652,7 +34652,7 @@
                 <w:delText xml:space="preserve">3</w:delText>
               </w:r>
             </w:del>
-            <w:ins w:id="9398" w:author="Claude (AI) - proposed" w:date="2026-10-15T20:13:44Z">
+            <w:ins w:id="9398" w:author="Claude (AI) - proposed" w:date="2026-10-18T00:27:12Z">
               <w:r>
                 <w:rPr>
                   <w:rFonts w:ascii="Arial" w:cs="Arial" w:eastAsia="Arial" w:hAnsi="Arial"/>
@@ -35127,7 +35127,7 @@
         </w:rPr>
         <w:t xml:space="preserve">© 2026 SeaVuria and ARES. Aligned with KICD objectives. Developed by SeaVuria; technical implementation by ARES (with AI assistance from Claude). Licensed under </w:t>
       </w:r>
-      <w:hyperlink w:history="1" r:id="rIdmjow0sewug02rkdpylto5">
+      <w:hyperlink w:history="1" r:id="rId6b0wlyhrobpz7y9yclpms">
         <w:r>
           <w:rPr>
             <w:rFonts w:ascii="Arial" w:cs="Arial" w:eastAsia="Arial" w:hAnsi="Arial"/>
@@ -35148,7 +35148,7 @@
         </w:rPr>
         <w:t xml:space="preserve"> (</w:t>
       </w:r>
-      <w:hyperlink w:history="1" r:id="rIdk_xjcqodskso362esxp3a">
+      <w:hyperlink w:history="1" r:id="rIdti2hi4eku9_avp4z0ya-m">
         <w:r>
           <w:rPr>
             <w:rFonts w:ascii="Arial" w:cs="Arial" w:eastAsia="Arial" w:hAnsi="Arial"/>
